--- a/document/SRS_02_App_Hiep_Hoi_CEO1983.docx
+++ b/document/SRS_02_App_Hiep_Hoi_CEO1983.docx
@@ -5137,7 +5137,7 @@
                 <w:sz w:val="19"/>
                 <w:szCs w:val="19"/>
               </w:rPr>
-              <w:t xml:space="preserve">Chỉnh sửa nhanh hồ sơ CEO, quản lý doanh nghiệp, tra cứu hóa đơn niên liễm VietQR, danh bạ 7 ban ngành, hỗ trợ thư ký, đổi mật khẩu và bảo mật.</w:t>
+              <w:t xml:space="preserve">Chỉnh sửa nhanh hồ sơ CEO, quản lý doanh nghiệp, tra cứu hóa đơn hội phí thường niên VietQR, danh bạ 7 ban ngành, hỗ trợ thư ký, đổi mật khẩu và bảo mật.</w:t>
             </w:r>
           </w:p>
         </w:tc>
@@ -6817,7 +6817,7 @@
           <w:szCs w:val="24"/>
         </w:rPr>
         <w:br/>
-        <w:t xml:space="preserve">  - FEE-01: Tra cứu trạng thái thẻ và hạn niên liễm trên trang cá nhân và thẻ VIP.</w:t>
+        <w:t xml:space="preserve">  - FEE-01: Tra cứu trạng thái thẻ và hạn hội phí trên trang cá nhân và thẻ VIP.</w:t>
       </w:r>
       <w:r>
         <w:rPr>
@@ -6831,7 +6831,7 @@
           <w:szCs w:val="24"/>
         </w:rPr>
         <w:br/>
-        <w:t xml:space="preserve">  - FEE-02: Nút "Đóng Hội Phí Niên Liễm" mở Popup hiển thị Mã VietQR động chuẩn Napas 24/7 (tự động điền số tiền, số tài khoản CLB và cú pháp chuyển khoản chính xác).</w:t>
+        <w:t xml:space="preserve">  - FEE-02: Nút "Đóng hội phí thường niên" mở Popup hiển thị Mã VietQR động chuẩn Napas 24/7 (tự động điền số tiền, số tài khoản CLB và cú pháp chuyển khoản chính xác).</w:t>
       </w:r>
       <w:r>
         <w:rPr>
@@ -9498,7 +9498,7 @@
                 <w:sz w:val="19"/>
                 <w:szCs w:val="19"/>
               </w:rPr>
-              <w:t xml:space="preserve">Đóng Phí Niên Liễm VietQR</w:t>
+              <w:t xml:space="preserve">Đóng Phí Hội Phí Thường Niên VietQR</w:t>
             </w:r>
           </w:p>
         </w:tc>
@@ -14979,7 +14979,7 @@
                 <w:sz w:val="19"/>
                 <w:szCs w:val="19"/>
               </w:rPr>
-              <w:t xml:space="preserve">Bấm nút Đóng hội phí niên liễm</w:t>
+              <w:t xml:space="preserve">Bấm nút Đóng hội phí thường niên</w:t>
             </w:r>
           </w:p>
         </w:tc>

--- a/document/SRS_02_App_Hiep_Hoi_CEO1983.docx
+++ b/document/SRS_02_App_Hiep_Hoi_CEO1983.docx
@@ -100,7 +100,7 @@
           <w:sz w:val="20"/>
           <w:szCs w:val="20"/>
         </w:rPr>
-        <w:t xml:space="preserve">Phiên Bản: Version 5.0 (Bàn Giao Kỹ Thuật Đầy Đủ Chi Tiết 100% MECE)</w:t>
+        <w:t xml:space="preserve">Phiên Bản: Version 5.5 (Tích Hợp Trợ Lý AI 32 Tính Năng &amp; Chỉ Dẫn GPS Lái Màn Hình Trực Tiếp)</w:t>
       </w:r>
     </w:p>
     <w:p>
@@ -115,7 +115,7 @@
           <w:sz w:val="20"/>
           <w:szCs w:val="20"/>
         </w:rPr>
-        <w:t xml:space="preserve">Ngày Phê Duyệt: 04/10/2026</w:t>
+        <w:t xml:space="preserve">Ngày Phê Duyệt: 06/10/2026</w:t>
       </w:r>
     </w:p>
     <w:p>
@@ -221,7 +221,7 @@
           <w:sz w:val="24"/>
           <w:szCs w:val="24"/>
         </w:rPr>
-        <w:t xml:space="preserve">Tài liệu này bao gồm đặc tả chi tiết của 26 trường hợp sử dụng (Use Cases) tương ứng với phạm vi chức năng bàn giao, áp dụng nguyên tắc MECE (Mutually Exclusive, Collectively Exhaustive) để tuyệt đối không trùng lặp và không bỏ sót bất kỳ luồng tác nghiệp nào của Hội đồng Điều hành và Hội viên CLB Doanh Nhân CEO 1983.</w:t>
+        <w:t xml:space="preserve">Tài liệu này bao gồm đặc tả chi tiết của 28 trường hợp sử dụng (Use Cases) tương ứng với phạm vi chức năng bàn giao, áp dụng nguyên tắc MECE (Mutually Exclusive, Collectively Exhaustive) để tuyệt đối không trùng lặp và không bỏ sót bất kỳ luồng tác nghiệp nào của Hội đồng Điều hành và Hội viên CLB Doanh Nhân CEO 1983.</w:t>
       </w:r>
     </w:p>
     <w:p>
@@ -252,14 +252,16 @@
           <w:insideH w:val="single" w:color="auto" w:sz="4"/>
           <w:insideV w:val="single" w:color="auto" w:sz="4"/>
         </w:tblBorders>
+        <w:tblLayout w:type="fixed"/>
       </w:tblPr>
       <w:tblGrid>
-        <w:gridCol w:w="100"/>
-        <w:gridCol w:w="100"/>
-        <w:gridCol w:w="100"/>
+        <w:gridCol w:w="1600"/>
+        <w:gridCol w:w="3000"/>
+        <w:gridCol w:w="4600"/>
       </w:tblGrid>
       <w:tr>
         <w:trPr>
+          <w:cantSplit/>
           <w:tblHeader/>
         </w:trPr>
         <w:tc>
@@ -366,6 +368,9 @@
         </w:tc>
       </w:tr>
       <w:tr>
+        <w:trPr>
+          <w:cantSplit/>
+        </w:trPr>
         <w:tc>
           <w:tcPr>
             <w:tcW w:type="dxa" w:w="1600"/>
@@ -467,6 +472,9 @@
         </w:tc>
       </w:tr>
       <w:tr>
+        <w:trPr>
+          <w:cantSplit/>
+        </w:trPr>
         <w:tc>
           <w:tcPr>
             <w:tcW w:type="dxa" w:w="1600"/>
@@ -568,6 +576,9 @@
         </w:tc>
       </w:tr>
       <w:tr>
+        <w:trPr>
+          <w:cantSplit/>
+        </w:trPr>
         <w:tc>
           <w:tcPr>
             <w:tcW w:type="dxa" w:w="1600"/>
@@ -669,6 +680,9 @@
         </w:tc>
       </w:tr>
       <w:tr>
+        <w:trPr>
+          <w:cantSplit/>
+        </w:trPr>
         <w:tc>
           <w:tcPr>
             <w:tcW w:type="dxa" w:w="1600"/>
@@ -770,6 +784,9 @@
         </w:tc>
       </w:tr>
       <w:tr>
+        <w:trPr>
+          <w:cantSplit/>
+        </w:trPr>
         <w:tc>
           <w:tcPr>
             <w:tcW w:type="dxa" w:w="1600"/>
@@ -871,6 +888,9 @@
         </w:tc>
       </w:tr>
       <w:tr>
+        <w:trPr>
+          <w:cantSplit/>
+        </w:trPr>
         <w:tc>
           <w:tcPr>
             <w:tcW w:type="dxa" w:w="1600"/>
@@ -972,6 +992,9 @@
         </w:tc>
       </w:tr>
       <w:tr>
+        <w:trPr>
+          <w:cantSplit/>
+        </w:trPr>
         <w:tc>
           <w:tcPr>
             <w:tcW w:type="dxa" w:w="1600"/>
@@ -1073,6 +1096,9 @@
         </w:tc>
       </w:tr>
       <w:tr>
+        <w:trPr>
+          <w:cantSplit/>
+        </w:trPr>
         <w:tc>
           <w:tcPr>
             <w:tcW w:type="dxa" w:w="1600"/>
@@ -1174,6 +1200,9 @@
         </w:tc>
       </w:tr>
       <w:tr>
+        <w:trPr>
+          <w:cantSplit/>
+        </w:trPr>
         <w:tc>
           <w:tcPr>
             <w:tcW w:type="dxa" w:w="1600"/>
@@ -1275,6 +1304,9 @@
         </w:tc>
       </w:tr>
       <w:tr>
+        <w:trPr>
+          <w:cantSplit/>
+        </w:trPr>
         <w:tc>
           <w:tcPr>
             <w:tcW w:type="dxa" w:w="1600"/>
@@ -1376,6 +1408,9 @@
         </w:tc>
       </w:tr>
       <w:tr>
+        <w:trPr>
+          <w:cantSplit/>
+        </w:trPr>
         <w:tc>
           <w:tcPr>
             <w:tcW w:type="dxa" w:w="1600"/>
@@ -1477,6 +1512,9 @@
         </w:tc>
       </w:tr>
       <w:tr>
+        <w:trPr>
+          <w:cantSplit/>
+        </w:trPr>
         <w:tc>
           <w:tcPr>
             <w:tcW w:type="dxa" w:w="1600"/>
@@ -1623,15 +1661,17 @@
           <w:insideH w:val="single" w:color="auto" w:sz="4"/>
           <w:insideV w:val="single" w:color="auto" w:sz="4"/>
         </w:tblBorders>
+        <w:tblLayout w:type="fixed"/>
       </w:tblPr>
       <w:tblGrid>
-        <w:gridCol w:w="100"/>
-        <w:gridCol w:w="100"/>
-        <w:gridCol w:w="100"/>
-        <w:gridCol w:w="100"/>
+        <w:gridCol w:w="1200"/>
+        <w:gridCol w:w="2400"/>
+        <w:gridCol w:w="2400"/>
+        <w:gridCol w:w="3200"/>
       </w:tblGrid>
       <w:tr>
         <w:trPr>
+          <w:cantSplit/>
           <w:tblHeader/>
         </w:trPr>
         <w:tc>
@@ -1772,6 +1812,9 @@
         </w:tc>
       </w:tr>
       <w:tr>
+        <w:trPr>
+          <w:cantSplit/>
+        </w:trPr>
         <w:tc>
           <w:tcPr>
             <w:tcW w:type="dxa" w:w="1200"/>
@@ -1906,6 +1949,9 @@
         </w:tc>
       </w:tr>
       <w:tr>
+        <w:trPr>
+          <w:cantSplit/>
+        </w:trPr>
         <w:tc>
           <w:tcPr>
             <w:tcW w:type="dxa" w:w="1200"/>
@@ -2040,6 +2086,9 @@
         </w:tc>
       </w:tr>
       <w:tr>
+        <w:trPr>
+          <w:cantSplit/>
+        </w:trPr>
         <w:tc>
           <w:tcPr>
             <w:tcW w:type="dxa" w:w="1200"/>
@@ -2174,6 +2223,9 @@
         </w:tc>
       </w:tr>
       <w:tr>
+        <w:trPr>
+          <w:cantSplit/>
+        </w:trPr>
         <w:tc>
           <w:tcPr>
             <w:tcW w:type="dxa" w:w="1200"/>
@@ -2308,6 +2360,9 @@
         </w:tc>
       </w:tr>
       <w:tr>
+        <w:trPr>
+          <w:cantSplit/>
+        </w:trPr>
         <w:tc>
           <w:tcPr>
             <w:tcW w:type="dxa" w:w="1200"/>
@@ -2442,6 +2497,9 @@
         </w:tc>
       </w:tr>
       <w:tr>
+        <w:trPr>
+          <w:cantSplit/>
+        </w:trPr>
         <w:tc>
           <w:tcPr>
             <w:tcW w:type="dxa" w:w="1200"/>
@@ -3639,6 +3697,258 @@
     </w:p>
     <w:p>
       <w:pPr>
+        <w:pStyle w:val="Heading3"/>
+        <w:spacing w:after="60" w:before="140"/>
+      </w:pPr>
+      <w:r>
+        <w:rPr>
+          <w:rFonts w:ascii="Times New Roman" w:cs="Times New Roman" w:eastAsia="Times New Roman" w:hAnsi="Times New Roman"/>
+          <w:b/>
+          <w:bCs/>
+          <w:color w:val="D97706"/>
+          <w:sz w:val="24"/>
+          <w:szCs w:val="24"/>
+        </w:rPr>
+        <w:t xml:space="preserve">UJ-06: Hành Trình Tương Tác Giọng Nói Với Trợ Lý AI ➔ Tra Cứu Dữ Liệu Thực Tế ➔ Dẫn Đường Lái Màn Hình Trực Tiếp GPS Turn-by-Turn HUD (32 Tính Năng)</w:t>
+      </w:r>
+    </w:p>
+    <w:p>
+      <w:pPr>
+        <w:spacing w:after="80" w:before="80" w:line="276"/>
+        <w:jc w:val="left"/>
+      </w:pPr>
+      <w:r>
+        <w:rPr>
+          <w:rFonts w:ascii="Times New Roman" w:cs="Times New Roman" w:eastAsia="Times New Roman" w:hAnsi="Times New Roman"/>
+          <w:b/>
+          <w:bCs/>
+          <w:i w:val="false"/>
+          <w:iCs w:val="false"/>
+          <w:color w:val="0F172A"/>
+          <w:sz w:val="24"/>
+          <w:szCs w:val="24"/>
+        </w:rPr>
+        <w:t xml:space="preserve">Đối tượng trải nghiệm: Hội viên chính thức, Ban Quản Trị, Cán bộ các Ban Chuyên Môn</w:t>
+      </w:r>
+    </w:p>
+    <w:p>
+      <w:pPr>
+        <w:spacing w:after="60" w:before="50" w:line="260"/>
+        <w:ind w:left="360"/>
+        <w:jc w:val="left"/>
+      </w:pPr>
+      <w:r>
+        <w:rPr>
+          <w:rFonts w:ascii="Times New Roman" w:cs="Times New Roman" w:eastAsia="Times New Roman" w:hAnsi="Times New Roman"/>
+          <w:b/>
+          <w:bCs/>
+          <w:color w:val="003B95"/>
+          <w:sz w:val="22"/>
+          <w:szCs w:val="22"/>
+        </w:rPr>
+        <w:t xml:space="preserve">Bước 1: </w:t>
+      </w:r>
+      <w:r>
+        <w:rPr>
+          <w:rFonts w:ascii="Times New Roman" w:cs="Times New Roman" w:eastAsia="Times New Roman" w:hAnsi="Times New Roman"/>
+          <w:color w:val="1E293B"/>
+          <w:sz w:val="22"/>
+          <w:szCs w:val="22"/>
+        </w:rPr>
+        <w:t xml:space="preserve">Người dùng chạm biểu tượng Robot Trợ lý AI ở góc màn hình hoặc dùng phím tắt nổi.</w:t>
+      </w:r>
+    </w:p>
+    <w:p>
+      <w:pPr>
+        <w:spacing w:after="60" w:before="50" w:line="260"/>
+        <w:ind w:left="360"/>
+        <w:jc w:val="left"/>
+      </w:pPr>
+      <w:r>
+        <w:rPr>
+          <w:rFonts w:ascii="Times New Roman" w:cs="Times New Roman" w:eastAsia="Times New Roman" w:hAnsi="Times New Roman"/>
+          <w:b/>
+          <w:bCs/>
+          <w:color w:val="003B95"/>
+          <w:sz w:val="22"/>
+          <w:szCs w:val="22"/>
+        </w:rPr>
+        <w:t xml:space="preserve">Bước 2: </w:t>
+      </w:r>
+      <w:r>
+        <w:rPr>
+          <w:rFonts w:ascii="Times New Roman" w:cs="Times New Roman" w:eastAsia="Times New Roman" w:hAnsi="Times New Roman"/>
+          <w:color w:val="1E293B"/>
+          <w:sz w:val="22"/>
+          <w:szCs w:val="22"/>
+        </w:rPr>
+        <w:t xml:space="preserve">Hệ thống tự động gọi API `/api/ai/live-context`, tải tức thời thông tin phiên đăng nhập: Họ tên, Mã hội viên, Hạng thẻ VIP, Tình trạng hội phí thường niên, Số lượng thông báo chưa đọc, Danh sách sự kiện đã có vé tham dự và Top 5 sự kiện đông nhất.</w:t>
+      </w:r>
+    </w:p>
+    <w:p>
+      <w:pPr>
+        <w:spacing w:after="60" w:before="50" w:line="260"/>
+        <w:ind w:left="360"/>
+        <w:jc w:val="left"/>
+      </w:pPr>
+      <w:r>
+        <w:rPr>
+          <w:rFonts w:ascii="Times New Roman" w:cs="Times New Roman" w:eastAsia="Times New Roman" w:hAnsi="Times New Roman"/>
+          <w:b/>
+          <w:bCs/>
+          <w:color w:val="003B95"/>
+          <w:sz w:val="22"/>
+          <w:szCs w:val="22"/>
+        </w:rPr>
+        <w:t xml:space="preserve">Bước 3: </w:t>
+      </w:r>
+      <w:r>
+        <w:rPr>
+          <w:rFonts w:ascii="Times New Roman" w:cs="Times New Roman" w:eastAsia="Times New Roman" w:hAnsi="Times New Roman"/>
+          <w:color w:val="1E293B"/>
+          <w:sz w:val="22"/>
+          <w:szCs w:val="22"/>
+        </w:rPr>
+        <w:t xml:space="preserve">Người dùng ra lệnh bằng giọng nói tiếng Việt (Microphone) hoặc nhập câu hỏi: 'Sự kiện nào đang được nhiều người đăng ký nhất?', 'Tôi có thông báo nào chưa đọc?' hoặc 'Hướng dẫn tôi đăng ký sự kiện như nào'.</w:t>
+      </w:r>
+    </w:p>
+    <w:p>
+      <w:pPr>
+        <w:spacing w:after="60" w:before="50" w:line="260"/>
+        <w:ind w:left="360"/>
+        <w:jc w:val="left"/>
+      </w:pPr>
+      <w:r>
+        <w:rPr>
+          <w:rFonts w:ascii="Times New Roman" w:cs="Times New Roman" w:eastAsia="Times New Roman" w:hAnsi="Times New Roman"/>
+          <w:b/>
+          <w:bCs/>
+          <w:color w:val="003B95"/>
+          <w:sz w:val="22"/>
+          <w:szCs w:val="22"/>
+        </w:rPr>
+        <w:t xml:space="preserve">Bước 4: </w:t>
+      </w:r>
+      <w:r>
+        <w:rPr>
+          <w:rFonts w:ascii="Times New Roman" w:cs="Times New Roman" w:eastAsia="Times New Roman" w:hAnsi="Times New Roman"/>
+          <w:color w:val="1E293B"/>
+          <w:sz w:val="22"/>
+          <w:szCs w:val="22"/>
+        </w:rPr>
+        <w:t xml:space="preserve">Bộ máy Smart Hybrid Engine kết hợp Google Gemini 2.0 Flash xử lý ngôn ngữ tự nhiên, phản hồi Markdown chi tiết và tóm tắt lời thoại tiếng Việt qua Web Speech API (0ms latency, 100% miễn phí).</w:t>
+      </w:r>
+    </w:p>
+    <w:p>
+      <w:pPr>
+        <w:spacing w:after="60" w:before="50" w:line="260"/>
+        <w:ind w:left="360"/>
+        <w:jc w:val="left"/>
+      </w:pPr>
+      <w:r>
+        <w:rPr>
+          <w:rFonts w:ascii="Times New Roman" w:cs="Times New Roman" w:eastAsia="Times New Roman" w:hAnsi="Times New Roman"/>
+          <w:b/>
+          <w:bCs/>
+          <w:color w:val="003B95"/>
+          <w:sz w:val="22"/>
+          <w:szCs w:val="22"/>
+        </w:rPr>
+        <w:t xml:space="preserve">Bước 5: </w:t>
+      </w:r>
+      <w:r>
+        <w:rPr>
+          <w:rFonts w:ascii="Times New Roman" w:cs="Times New Roman" w:eastAsia="Times New Roman" w:hAnsi="Times New Roman"/>
+          <w:color w:val="1E293B"/>
+          <w:sz w:val="22"/>
+          <w:szCs w:val="22"/>
+        </w:rPr>
+        <w:t xml:space="preserve">Khi câu hỏi liên quan đến hướng dẫn sử dụng bất kỳ chức năng nào trong hệ thống, AI giải thích chi tiết các bước và chủ động hỏi: 'Quý Anh/Chị có muốn tôi hướng dẫn thao tác trực tiếp trên màn hình không? Tôi sẽ dẫn đường từng bước cho Anh/Chị.' kèm hộp Callout vàng hoàng gia hiển thị 2 nút [👉 Có, hướng dẫn trực tiếp ngay] và [Để sau].</w:t>
+      </w:r>
+    </w:p>
+    <w:p>
+      <w:pPr>
+        <w:spacing w:after="60" w:before="50" w:line="260"/>
+        <w:ind w:left="360"/>
+        <w:jc w:val="left"/>
+      </w:pPr>
+      <w:r>
+        <w:rPr>
+          <w:rFonts w:ascii="Times New Roman" w:cs="Times New Roman" w:eastAsia="Times New Roman" w:hAnsi="Times New Roman"/>
+          <w:b/>
+          <w:bCs/>
+          <w:color w:val="003B95"/>
+          <w:sz w:val="22"/>
+          <w:szCs w:val="22"/>
+        </w:rPr>
+        <w:t xml:space="preserve">Bước 6: </w:t>
+      </w:r>
+      <w:r>
+        <w:rPr>
+          <w:rFonts w:ascii="Times New Roman" w:cs="Times New Roman" w:eastAsia="Times New Roman" w:hAnsi="Times New Roman"/>
+          <w:color w:val="1E293B"/>
+          <w:sz w:val="22"/>
+          <w:szCs w:val="22"/>
+        </w:rPr>
+        <w:t xml:space="preserve">Người dùng bấm nút 'Có' hoặc nói khẩu lệnh khẳng định ('Có', 'Đồng ý', 'Bắt đầu', 'OK', 'Yes', 'Lái màn hình đi').</w:t>
+      </w:r>
+    </w:p>
+    <w:p>
+      <w:pPr>
+        <w:spacing w:after="60" w:before="50" w:line="260"/>
+        <w:ind w:left="360"/>
+        <w:jc w:val="left"/>
+      </w:pPr>
+      <w:r>
+        <w:rPr>
+          <w:rFonts w:ascii="Times New Roman" w:cs="Times New Roman" w:eastAsia="Times New Roman" w:hAnsi="Times New Roman"/>
+          <w:b/>
+          <w:bCs/>
+          <w:color w:val="003B95"/>
+          <w:sz w:val="22"/>
+          <w:szCs w:val="22"/>
+        </w:rPr>
+        <w:t xml:space="preserve">Bước 7: </w:t>
+      </w:r>
+      <w:r>
+        <w:rPr>
+          <w:rFonts w:ascii="Times New Roman" w:cs="Times New Roman" w:eastAsia="Times New Roman" w:hAnsi="Times New Roman"/>
+          <w:color w:val="1E293B"/>
+          <w:sz w:val="22"/>
+          <w:szCs w:val="22"/>
+        </w:rPr>
+        <w:t xml:space="preserve">Trợ lý AI tự động đóng modal, lập tức điều hướng URL đến đúng trang tính năng (`navigate({ to: route })`) và kích hoạt lộ trình dẫn đường thực tế `startTourGlobally(tourId)`.</w:t>
+      </w:r>
+    </w:p>
+    <w:p>
+      <w:pPr>
+        <w:spacing w:after="60" w:before="50" w:line="260"/>
+        <w:ind w:left="360"/>
+        <w:jc w:val="left"/>
+      </w:pPr>
+      <w:r>
+        <w:rPr>
+          <w:rFonts w:ascii="Times New Roman" w:cs="Times New Roman" w:eastAsia="Times New Roman" w:hAnsi="Times New Roman"/>
+          <w:b/>
+          <w:bCs/>
+          <w:color w:val="003B95"/>
+          <w:sz w:val="22"/>
+          <w:szCs w:val="22"/>
+        </w:rPr>
+        <w:t xml:space="preserve">Bước 8: </w:t>
+      </w:r>
+      <w:r>
+        <w:rPr>
+          <w:rFonts w:ascii="Times New Roman" w:cs="Times New Roman" w:eastAsia="Times New Roman" w:hAnsi="Times New Roman"/>
+          <w:color w:val="1E293B"/>
+          <w:sz w:val="22"/>
+          <w:szCs w:val="22"/>
+        </w:rPr>
+        <w:t xml:space="preserve">Lớp phủ Voice GPS HUD Overlay kích hoạt hiệu ứng Spotlight làm mờ xung quanh, chiếu vòng hào quang vàng kim nhấp nháy vào đúng nút cần chạm, thanh chỉ dẫn HUD hiển thị cử chỉ (👆 Chạm, 📸 Quét, ↔️ Vuốt) kèm lời thuyết minh giọng nói từng bước cho đến khi hoàn thành.</w:t>
+      </w:r>
+    </w:p>
+    <w:p>
+      <w:pPr>
         <w:pStyle w:val="Heading2"/>
         <w:spacing w:after="80" w:before="180"/>
       </w:pPr>
@@ -3813,7 +4123,7 @@
           <w:sz w:val="30"/>
           <w:szCs w:val="30"/>
         </w:rPr>
-        <w:t xml:space="preserve">3. YÊU CẦU CHỨC NĂNG CHI TIẾT (FUNCTIONAL REQUIREMENTS — 26 USE CASES)</w:t>
+        <w:t xml:space="preserve">3. YÊU CẦU CHỨC NĂNG CHI TIẾT (FUNCTIONAL REQUIREMENTS — 28 USE CASES)</w:t>
       </w:r>
     </w:p>
     <w:p>
@@ -3863,13 +4173,15 @@
           <w:insideH w:val="single" w:color="auto" w:sz="4"/>
           <w:insideV w:val="single" w:color="auto" w:sz="4"/>
         </w:tblBorders>
+        <w:tblLayout w:type="fixed"/>
       </w:tblPr>
       <w:tblGrid>
-        <w:gridCol w:w="100"/>
-        <w:gridCol w:w="100"/>
+        <w:gridCol w:w="2600"/>
+        <w:gridCol w:w="6600"/>
       </w:tblGrid>
       <w:tr>
         <w:trPr>
+          <w:cantSplit/>
           <w:tblHeader/>
         </w:trPr>
         <w:tc>
@@ -3942,6 +4254,9 @@
         </w:tc>
       </w:tr>
       <w:tr>
+        <w:trPr>
+          <w:cantSplit/>
+        </w:trPr>
         <w:tc>
           <w:tcPr>
             <w:tcW w:type="dxa" w:w="2600"/>
@@ -4010,6 +4325,9 @@
         </w:tc>
       </w:tr>
       <w:tr>
+        <w:trPr>
+          <w:cantSplit/>
+        </w:trPr>
         <w:tc>
           <w:tcPr>
             <w:tcW w:type="dxa" w:w="2600"/>
@@ -4078,6 +4396,9 @@
         </w:tc>
       </w:tr>
       <w:tr>
+        <w:trPr>
+          <w:cantSplit/>
+        </w:trPr>
         <w:tc>
           <w:tcPr>
             <w:tcW w:type="dxa" w:w="2600"/>
@@ -4146,6 +4467,9 @@
         </w:tc>
       </w:tr>
       <w:tr>
+        <w:trPr>
+          <w:cantSplit/>
+        </w:trPr>
         <w:tc>
           <w:tcPr>
             <w:tcW w:type="dxa" w:w="2600"/>
@@ -4214,6 +4538,9 @@
         </w:tc>
       </w:tr>
       <w:tr>
+        <w:trPr>
+          <w:cantSplit/>
+        </w:trPr>
         <w:tc>
           <w:tcPr>
             <w:tcW w:type="dxa" w:w="2600"/>
@@ -4282,6 +4609,9 @@
         </w:tc>
       </w:tr>
       <w:tr>
+        <w:trPr>
+          <w:cantSplit/>
+        </w:trPr>
         <w:tc>
           <w:tcPr>
             <w:tcW w:type="dxa" w:w="2600"/>
@@ -4350,6 +4680,9 @@
         </w:tc>
       </w:tr>
       <w:tr>
+        <w:trPr>
+          <w:cantSplit/>
+        </w:trPr>
         <w:tc>
           <w:tcPr>
             <w:tcW w:type="dxa" w:w="2600"/>
@@ -4418,6 +4751,9 @@
         </w:tc>
       </w:tr>
       <w:tr>
+        <w:trPr>
+          <w:cantSplit/>
+        </w:trPr>
         <w:tc>
           <w:tcPr>
             <w:tcW w:type="dxa" w:w="2600"/>
@@ -4486,6 +4822,9 @@
         </w:tc>
       </w:tr>
       <w:tr>
+        <w:trPr>
+          <w:cantSplit/>
+        </w:trPr>
         <w:tc>
           <w:tcPr>
             <w:tcW w:type="dxa" w:w="2600"/>
@@ -4582,15 +4921,17 @@
           <w:insideH w:val="single" w:color="auto" w:sz="4"/>
           <w:insideV w:val="single" w:color="auto" w:sz="4"/>
         </w:tblBorders>
+        <w:tblLayout w:type="fixed"/>
       </w:tblPr>
       <w:tblGrid>
-        <w:gridCol w:w="100"/>
-        <w:gridCol w:w="100"/>
-        <w:gridCol w:w="100"/>
-        <w:gridCol w:w="100"/>
+        <w:gridCol w:w="2200"/>
+        <w:gridCol w:w="1800"/>
+        <w:gridCol w:w="1400"/>
+        <w:gridCol w:w="3800"/>
       </w:tblGrid>
       <w:tr>
         <w:trPr>
+          <w:cantSplit/>
           <w:tblHeader/>
         </w:trPr>
         <w:tc>
@@ -4731,6 +5072,9 @@
         </w:tc>
       </w:tr>
       <w:tr>
+        <w:trPr>
+          <w:cantSplit/>
+        </w:trPr>
         <w:tc>
           <w:tcPr>
             <w:tcW w:type="dxa" w:w="2200"/>
@@ -4865,6 +5209,9 @@
         </w:tc>
       </w:tr>
       <w:tr>
+        <w:trPr>
+          <w:cantSplit/>
+        </w:trPr>
         <w:tc>
           <w:tcPr>
             <w:tcW w:type="dxa" w:w="2200"/>
@@ -5315,13 +5662,15 @@
           <w:insideH w:val="single" w:color="auto" w:sz="4"/>
           <w:insideV w:val="single" w:color="auto" w:sz="4"/>
         </w:tblBorders>
+        <w:tblLayout w:type="fixed"/>
       </w:tblPr>
       <w:tblGrid>
-        <w:gridCol w:w="100"/>
-        <w:gridCol w:w="100"/>
+        <w:gridCol w:w="2600"/>
+        <w:gridCol w:w="6600"/>
       </w:tblGrid>
       <w:tr>
         <w:trPr>
+          <w:cantSplit/>
           <w:tblHeader/>
         </w:trPr>
         <w:tc>
@@ -5394,6 +5743,9 @@
         </w:tc>
       </w:tr>
       <w:tr>
+        <w:trPr>
+          <w:cantSplit/>
+        </w:trPr>
         <w:tc>
           <w:tcPr>
             <w:tcW w:type="dxa" w:w="2600"/>
@@ -5462,6 +5814,9 @@
         </w:tc>
       </w:tr>
       <w:tr>
+        <w:trPr>
+          <w:cantSplit/>
+        </w:trPr>
         <w:tc>
           <w:tcPr>
             <w:tcW w:type="dxa" w:w="2600"/>
@@ -5530,6 +5885,9 @@
         </w:tc>
       </w:tr>
       <w:tr>
+        <w:trPr>
+          <w:cantSplit/>
+        </w:trPr>
         <w:tc>
           <w:tcPr>
             <w:tcW w:type="dxa" w:w="2600"/>
@@ -5598,6 +5956,9 @@
         </w:tc>
       </w:tr>
       <w:tr>
+        <w:trPr>
+          <w:cantSplit/>
+        </w:trPr>
         <w:tc>
           <w:tcPr>
             <w:tcW w:type="dxa" w:w="2600"/>
@@ -5666,6 +6027,9 @@
         </w:tc>
       </w:tr>
       <w:tr>
+        <w:trPr>
+          <w:cantSplit/>
+        </w:trPr>
         <w:tc>
           <w:tcPr>
             <w:tcW w:type="dxa" w:w="2600"/>
@@ -5734,6 +6098,9 @@
         </w:tc>
       </w:tr>
       <w:tr>
+        <w:trPr>
+          <w:cantSplit/>
+        </w:trPr>
         <w:tc>
           <w:tcPr>
             <w:tcW w:type="dxa" w:w="2600"/>
@@ -5802,6 +6169,9 @@
         </w:tc>
       </w:tr>
       <w:tr>
+        <w:trPr>
+          <w:cantSplit/>
+        </w:trPr>
         <w:tc>
           <w:tcPr>
             <w:tcW w:type="dxa" w:w="2600"/>
@@ -5870,6 +6240,9 @@
         </w:tc>
       </w:tr>
       <w:tr>
+        <w:trPr>
+          <w:cantSplit/>
+        </w:trPr>
         <w:tc>
           <w:tcPr>
             <w:tcW w:type="dxa" w:w="2600"/>
@@ -5938,6 +6311,9 @@
         </w:tc>
       </w:tr>
       <w:tr>
+        <w:trPr>
+          <w:cantSplit/>
+        </w:trPr>
         <w:tc>
           <w:tcPr>
             <w:tcW w:type="dxa" w:w="2600"/>
@@ -6034,15 +6410,17 @@
           <w:insideH w:val="single" w:color="auto" w:sz="4"/>
           <w:insideV w:val="single" w:color="auto" w:sz="4"/>
         </w:tblBorders>
+        <w:tblLayout w:type="fixed"/>
       </w:tblPr>
       <w:tblGrid>
-        <w:gridCol w:w="100"/>
-        <w:gridCol w:w="100"/>
-        <w:gridCol w:w="100"/>
-        <w:gridCol w:w="100"/>
+        <w:gridCol w:w="2200"/>
+        <w:gridCol w:w="1800"/>
+        <w:gridCol w:w="1400"/>
+        <w:gridCol w:w="3800"/>
       </w:tblGrid>
       <w:tr>
         <w:trPr>
+          <w:cantSplit/>
           <w:tblHeader/>
         </w:trPr>
         <w:tc>
@@ -6183,6 +6561,9 @@
         </w:tc>
       </w:tr>
       <w:tr>
+        <w:trPr>
+          <w:cantSplit/>
+        </w:trPr>
         <w:tc>
           <w:tcPr>
             <w:tcW w:type="dxa" w:w="2200"/>
@@ -6317,6 +6698,9 @@
         </w:tc>
       </w:tr>
       <w:tr>
+        <w:trPr>
+          <w:cantSplit/>
+        </w:trPr>
         <w:tc>
           <w:tcPr>
             <w:tcW w:type="dxa" w:w="2200"/>
@@ -6451,6 +6835,9 @@
         </w:tc>
       </w:tr>
       <w:tr>
+        <w:trPr>
+          <w:cantSplit/>
+        </w:trPr>
         <w:tc>
           <w:tcPr>
             <w:tcW w:type="dxa" w:w="2200"/>
@@ -6938,13 +7325,15 @@
           <w:insideH w:val="single" w:color="auto" w:sz="4"/>
           <w:insideV w:val="single" w:color="auto" w:sz="4"/>
         </w:tblBorders>
+        <w:tblLayout w:type="fixed"/>
       </w:tblPr>
       <w:tblGrid>
-        <w:gridCol w:w="100"/>
-        <w:gridCol w:w="100"/>
+        <w:gridCol w:w="2600"/>
+        <w:gridCol w:w="6600"/>
       </w:tblGrid>
       <w:tr>
         <w:trPr>
+          <w:cantSplit/>
           <w:tblHeader/>
         </w:trPr>
         <w:tc>
@@ -7017,6 +7406,9 @@
         </w:tc>
       </w:tr>
       <w:tr>
+        <w:trPr>
+          <w:cantSplit/>
+        </w:trPr>
         <w:tc>
           <w:tcPr>
             <w:tcW w:type="dxa" w:w="2600"/>
@@ -7085,6 +7477,9 @@
         </w:tc>
       </w:tr>
       <w:tr>
+        <w:trPr>
+          <w:cantSplit/>
+        </w:trPr>
         <w:tc>
           <w:tcPr>
             <w:tcW w:type="dxa" w:w="2600"/>
@@ -7153,6 +7548,9 @@
         </w:tc>
       </w:tr>
       <w:tr>
+        <w:trPr>
+          <w:cantSplit/>
+        </w:trPr>
         <w:tc>
           <w:tcPr>
             <w:tcW w:type="dxa" w:w="2600"/>
@@ -7221,6 +7619,9 @@
         </w:tc>
       </w:tr>
       <w:tr>
+        <w:trPr>
+          <w:cantSplit/>
+        </w:trPr>
         <w:tc>
           <w:tcPr>
             <w:tcW w:type="dxa" w:w="2600"/>
@@ -7289,6 +7690,9 @@
         </w:tc>
       </w:tr>
       <w:tr>
+        <w:trPr>
+          <w:cantSplit/>
+        </w:trPr>
         <w:tc>
           <w:tcPr>
             <w:tcW w:type="dxa" w:w="2600"/>
@@ -7357,6 +7761,9 @@
         </w:tc>
       </w:tr>
       <w:tr>
+        <w:trPr>
+          <w:cantSplit/>
+        </w:trPr>
         <w:tc>
           <w:tcPr>
             <w:tcW w:type="dxa" w:w="2600"/>
@@ -7425,6 +7832,9 @@
         </w:tc>
       </w:tr>
       <w:tr>
+        <w:trPr>
+          <w:cantSplit/>
+        </w:trPr>
         <w:tc>
           <w:tcPr>
             <w:tcW w:type="dxa" w:w="2600"/>
@@ -7493,6 +7903,9 @@
         </w:tc>
       </w:tr>
       <w:tr>
+        <w:trPr>
+          <w:cantSplit/>
+        </w:trPr>
         <w:tc>
           <w:tcPr>
             <w:tcW w:type="dxa" w:w="2600"/>
@@ -7561,6 +7974,9 @@
         </w:tc>
       </w:tr>
       <w:tr>
+        <w:trPr>
+          <w:cantSplit/>
+        </w:trPr>
         <w:tc>
           <w:tcPr>
             <w:tcW w:type="dxa" w:w="2600"/>
@@ -7836,13 +8252,15 @@
           <w:insideH w:val="single" w:color="auto" w:sz="4"/>
           <w:insideV w:val="single" w:color="auto" w:sz="4"/>
         </w:tblBorders>
+        <w:tblLayout w:type="fixed"/>
       </w:tblPr>
       <w:tblGrid>
-        <w:gridCol w:w="100"/>
-        <w:gridCol w:w="100"/>
+        <w:gridCol w:w="2600"/>
+        <w:gridCol w:w="6600"/>
       </w:tblGrid>
       <w:tr>
         <w:trPr>
+          <w:cantSplit/>
           <w:tblHeader/>
         </w:trPr>
         <w:tc>
@@ -7915,6 +8333,9 @@
         </w:tc>
       </w:tr>
       <w:tr>
+        <w:trPr>
+          <w:cantSplit/>
+        </w:trPr>
         <w:tc>
           <w:tcPr>
             <w:tcW w:type="dxa" w:w="2600"/>
@@ -7983,6 +8404,9 @@
         </w:tc>
       </w:tr>
       <w:tr>
+        <w:trPr>
+          <w:cantSplit/>
+        </w:trPr>
         <w:tc>
           <w:tcPr>
             <w:tcW w:type="dxa" w:w="2600"/>
@@ -8051,6 +8475,9 @@
         </w:tc>
       </w:tr>
       <w:tr>
+        <w:trPr>
+          <w:cantSplit/>
+        </w:trPr>
         <w:tc>
           <w:tcPr>
             <w:tcW w:type="dxa" w:w="2600"/>
@@ -8119,6 +8546,9 @@
         </w:tc>
       </w:tr>
       <w:tr>
+        <w:trPr>
+          <w:cantSplit/>
+        </w:trPr>
         <w:tc>
           <w:tcPr>
             <w:tcW w:type="dxa" w:w="2600"/>
@@ -8187,6 +8617,9 @@
         </w:tc>
       </w:tr>
       <w:tr>
+        <w:trPr>
+          <w:cantSplit/>
+        </w:trPr>
         <w:tc>
           <w:tcPr>
             <w:tcW w:type="dxa" w:w="2600"/>
@@ -8255,6 +8688,9 @@
         </w:tc>
       </w:tr>
       <w:tr>
+        <w:trPr>
+          <w:cantSplit/>
+        </w:trPr>
         <w:tc>
           <w:tcPr>
             <w:tcW w:type="dxa" w:w="2600"/>
@@ -8323,6 +8759,9 @@
         </w:tc>
       </w:tr>
       <w:tr>
+        <w:trPr>
+          <w:cantSplit/>
+        </w:trPr>
         <w:tc>
           <w:tcPr>
             <w:tcW w:type="dxa" w:w="2600"/>
@@ -8391,6 +8830,9 @@
         </w:tc>
       </w:tr>
       <w:tr>
+        <w:trPr>
+          <w:cantSplit/>
+        </w:trPr>
         <w:tc>
           <w:tcPr>
             <w:tcW w:type="dxa" w:w="2600"/>
@@ -8459,6 +8901,9 @@
         </w:tc>
       </w:tr>
       <w:tr>
+        <w:trPr>
+          <w:cantSplit/>
+        </w:trPr>
         <w:tc>
           <w:tcPr>
             <w:tcW w:type="dxa" w:w="2600"/>
@@ -8707,13 +9152,15 @@
           <w:insideH w:val="single" w:color="auto" w:sz="4"/>
           <w:insideV w:val="single" w:color="auto" w:sz="4"/>
         </w:tblBorders>
+        <w:tblLayout w:type="fixed"/>
       </w:tblPr>
       <w:tblGrid>
-        <w:gridCol w:w="100"/>
-        <w:gridCol w:w="100"/>
+        <w:gridCol w:w="2600"/>
+        <w:gridCol w:w="6600"/>
       </w:tblGrid>
       <w:tr>
         <w:trPr>
+          <w:cantSplit/>
           <w:tblHeader/>
         </w:trPr>
         <w:tc>
@@ -8786,6 +9233,9 @@
         </w:tc>
       </w:tr>
       <w:tr>
+        <w:trPr>
+          <w:cantSplit/>
+        </w:trPr>
         <w:tc>
           <w:tcPr>
             <w:tcW w:type="dxa" w:w="2600"/>
@@ -8854,6 +9304,9 @@
         </w:tc>
       </w:tr>
       <w:tr>
+        <w:trPr>
+          <w:cantSplit/>
+        </w:trPr>
         <w:tc>
           <w:tcPr>
             <w:tcW w:type="dxa" w:w="2600"/>
@@ -8922,6 +9375,9 @@
         </w:tc>
       </w:tr>
       <w:tr>
+        <w:trPr>
+          <w:cantSplit/>
+        </w:trPr>
         <w:tc>
           <w:tcPr>
             <w:tcW w:type="dxa" w:w="2600"/>
@@ -8990,6 +9446,9 @@
         </w:tc>
       </w:tr>
       <w:tr>
+        <w:trPr>
+          <w:cantSplit/>
+        </w:trPr>
         <w:tc>
           <w:tcPr>
             <w:tcW w:type="dxa" w:w="2600"/>
@@ -9058,6 +9517,9 @@
         </w:tc>
       </w:tr>
       <w:tr>
+        <w:trPr>
+          <w:cantSplit/>
+        </w:trPr>
         <w:tc>
           <w:tcPr>
             <w:tcW w:type="dxa" w:w="2600"/>
@@ -9126,6 +9588,9 @@
         </w:tc>
       </w:tr>
       <w:tr>
+        <w:trPr>
+          <w:cantSplit/>
+        </w:trPr>
         <w:tc>
           <w:tcPr>
             <w:tcW w:type="dxa" w:w="2600"/>
@@ -9194,6 +9659,9 @@
         </w:tc>
       </w:tr>
       <w:tr>
+        <w:trPr>
+          <w:cantSplit/>
+        </w:trPr>
         <w:tc>
           <w:tcPr>
             <w:tcW w:type="dxa" w:w="2600"/>
@@ -9262,6 +9730,9 @@
         </w:tc>
       </w:tr>
       <w:tr>
+        <w:trPr>
+          <w:cantSplit/>
+        </w:trPr>
         <w:tc>
           <w:tcPr>
             <w:tcW w:type="dxa" w:w="2600"/>
@@ -9330,6 +9801,9 @@
         </w:tc>
       </w:tr>
       <w:tr>
+        <w:trPr>
+          <w:cantSplit/>
+        </w:trPr>
         <w:tc>
           <w:tcPr>
             <w:tcW w:type="dxa" w:w="2600"/>
@@ -9426,15 +9900,17 @@
           <w:insideH w:val="single" w:color="auto" w:sz="4"/>
           <w:insideV w:val="single" w:color="auto" w:sz="4"/>
         </w:tblBorders>
+        <w:tblLayout w:type="fixed"/>
       </w:tblPr>
       <w:tblGrid>
-        <w:gridCol w:w="100"/>
-        <w:gridCol w:w="100"/>
-        <w:gridCol w:w="100"/>
-        <w:gridCol w:w="100"/>
+        <w:gridCol w:w="2200"/>
+        <w:gridCol w:w="1800"/>
+        <w:gridCol w:w="1400"/>
+        <w:gridCol w:w="3800"/>
       </w:tblGrid>
       <w:tr>
         <w:trPr>
+          <w:cantSplit/>
           <w:tblHeader/>
         </w:trPr>
         <w:tc>
@@ -9575,6 +10051,9 @@
         </w:tc>
       </w:tr>
       <w:tr>
+        <w:trPr>
+          <w:cantSplit/>
+        </w:trPr>
         <w:tc>
           <w:tcPr>
             <w:tcW w:type="dxa" w:w="2200"/>
@@ -9922,13 +10401,15 @@
           <w:insideH w:val="single" w:color="auto" w:sz="4"/>
           <w:insideV w:val="single" w:color="auto" w:sz="4"/>
         </w:tblBorders>
+        <w:tblLayout w:type="fixed"/>
       </w:tblPr>
       <w:tblGrid>
-        <w:gridCol w:w="100"/>
-        <w:gridCol w:w="100"/>
+        <w:gridCol w:w="2600"/>
+        <w:gridCol w:w="6600"/>
       </w:tblGrid>
       <w:tr>
         <w:trPr>
+          <w:cantSplit/>
           <w:tblHeader/>
         </w:trPr>
         <w:tc>
@@ -10001,6 +10482,9 @@
         </w:tc>
       </w:tr>
       <w:tr>
+        <w:trPr>
+          <w:cantSplit/>
+        </w:trPr>
         <w:tc>
           <w:tcPr>
             <w:tcW w:type="dxa" w:w="2600"/>
@@ -10069,6 +10553,9 @@
         </w:tc>
       </w:tr>
       <w:tr>
+        <w:trPr>
+          <w:cantSplit/>
+        </w:trPr>
         <w:tc>
           <w:tcPr>
             <w:tcW w:type="dxa" w:w="2600"/>
@@ -10137,6 +10624,9 @@
         </w:tc>
       </w:tr>
       <w:tr>
+        <w:trPr>
+          <w:cantSplit/>
+        </w:trPr>
         <w:tc>
           <w:tcPr>
             <w:tcW w:type="dxa" w:w="2600"/>
@@ -10205,6 +10695,9 @@
         </w:tc>
       </w:tr>
       <w:tr>
+        <w:trPr>
+          <w:cantSplit/>
+        </w:trPr>
         <w:tc>
           <w:tcPr>
             <w:tcW w:type="dxa" w:w="2600"/>
@@ -10273,6 +10766,9 @@
         </w:tc>
       </w:tr>
       <w:tr>
+        <w:trPr>
+          <w:cantSplit/>
+        </w:trPr>
         <w:tc>
           <w:tcPr>
             <w:tcW w:type="dxa" w:w="2600"/>
@@ -10341,6 +10837,9 @@
         </w:tc>
       </w:tr>
       <w:tr>
+        <w:trPr>
+          <w:cantSplit/>
+        </w:trPr>
         <w:tc>
           <w:tcPr>
             <w:tcW w:type="dxa" w:w="2600"/>
@@ -10409,6 +10908,9 @@
         </w:tc>
       </w:tr>
       <w:tr>
+        <w:trPr>
+          <w:cantSplit/>
+        </w:trPr>
         <w:tc>
           <w:tcPr>
             <w:tcW w:type="dxa" w:w="2600"/>
@@ -10477,6 +10979,9 @@
         </w:tc>
       </w:tr>
       <w:tr>
+        <w:trPr>
+          <w:cantSplit/>
+        </w:trPr>
         <w:tc>
           <w:tcPr>
             <w:tcW w:type="dxa" w:w="2600"/>
@@ -10545,6 +11050,9 @@
         </w:tc>
       </w:tr>
       <w:tr>
+        <w:trPr>
+          <w:cantSplit/>
+        </w:trPr>
         <w:tc>
           <w:tcPr>
             <w:tcW w:type="dxa" w:w="2600"/>
@@ -10793,13 +11301,15 @@
           <w:insideH w:val="single" w:color="auto" w:sz="4"/>
           <w:insideV w:val="single" w:color="auto" w:sz="4"/>
         </w:tblBorders>
+        <w:tblLayout w:type="fixed"/>
       </w:tblPr>
       <w:tblGrid>
-        <w:gridCol w:w="100"/>
-        <w:gridCol w:w="100"/>
+        <w:gridCol w:w="2600"/>
+        <w:gridCol w:w="6600"/>
       </w:tblGrid>
       <w:tr>
         <w:trPr>
+          <w:cantSplit/>
           <w:tblHeader/>
         </w:trPr>
         <w:tc>
@@ -10872,6 +11382,9 @@
         </w:tc>
       </w:tr>
       <w:tr>
+        <w:trPr>
+          <w:cantSplit/>
+        </w:trPr>
         <w:tc>
           <w:tcPr>
             <w:tcW w:type="dxa" w:w="2600"/>
@@ -10940,6 +11453,9 @@
         </w:tc>
       </w:tr>
       <w:tr>
+        <w:trPr>
+          <w:cantSplit/>
+        </w:trPr>
         <w:tc>
           <w:tcPr>
             <w:tcW w:type="dxa" w:w="2600"/>
@@ -11008,6 +11524,9 @@
         </w:tc>
       </w:tr>
       <w:tr>
+        <w:trPr>
+          <w:cantSplit/>
+        </w:trPr>
         <w:tc>
           <w:tcPr>
             <w:tcW w:type="dxa" w:w="2600"/>
@@ -11076,6 +11595,9 @@
         </w:tc>
       </w:tr>
       <w:tr>
+        <w:trPr>
+          <w:cantSplit/>
+        </w:trPr>
         <w:tc>
           <w:tcPr>
             <w:tcW w:type="dxa" w:w="2600"/>
@@ -11144,6 +11666,9 @@
         </w:tc>
       </w:tr>
       <w:tr>
+        <w:trPr>
+          <w:cantSplit/>
+        </w:trPr>
         <w:tc>
           <w:tcPr>
             <w:tcW w:type="dxa" w:w="2600"/>
@@ -11212,6 +11737,9 @@
         </w:tc>
       </w:tr>
       <w:tr>
+        <w:trPr>
+          <w:cantSplit/>
+        </w:trPr>
         <w:tc>
           <w:tcPr>
             <w:tcW w:type="dxa" w:w="2600"/>
@@ -11280,6 +11808,9 @@
         </w:tc>
       </w:tr>
       <w:tr>
+        <w:trPr>
+          <w:cantSplit/>
+        </w:trPr>
         <w:tc>
           <w:tcPr>
             <w:tcW w:type="dxa" w:w="2600"/>
@@ -11348,6 +11879,9 @@
         </w:tc>
       </w:tr>
       <w:tr>
+        <w:trPr>
+          <w:cantSplit/>
+        </w:trPr>
         <w:tc>
           <w:tcPr>
             <w:tcW w:type="dxa" w:w="2600"/>
@@ -11416,6 +11950,9 @@
         </w:tc>
       </w:tr>
       <w:tr>
+        <w:trPr>
+          <w:cantSplit/>
+        </w:trPr>
         <w:tc>
           <w:tcPr>
             <w:tcW w:type="dxa" w:w="2600"/>
@@ -11512,15 +12049,17 @@
           <w:insideH w:val="single" w:color="auto" w:sz="4"/>
           <w:insideV w:val="single" w:color="auto" w:sz="4"/>
         </w:tblBorders>
+        <w:tblLayout w:type="fixed"/>
       </w:tblPr>
       <w:tblGrid>
-        <w:gridCol w:w="100"/>
-        <w:gridCol w:w="100"/>
-        <w:gridCol w:w="100"/>
-        <w:gridCol w:w="100"/>
+        <w:gridCol w:w="2200"/>
+        <w:gridCol w:w="1800"/>
+        <w:gridCol w:w="1400"/>
+        <w:gridCol w:w="3800"/>
       </w:tblGrid>
       <w:tr>
         <w:trPr>
+          <w:cantSplit/>
           <w:tblHeader/>
         </w:trPr>
         <w:tc>
@@ -11661,6 +12200,9 @@
         </w:tc>
       </w:tr>
       <w:tr>
+        <w:trPr>
+          <w:cantSplit/>
+        </w:trPr>
         <w:tc>
           <w:tcPr>
             <w:tcW w:type="dxa" w:w="2200"/>
@@ -11795,6 +12337,9 @@
         </w:tc>
       </w:tr>
       <w:tr>
+        <w:trPr>
+          <w:cantSplit/>
+        </w:trPr>
         <w:tc>
           <w:tcPr>
             <w:tcW w:type="dxa" w:w="2200"/>
@@ -11929,6 +12474,9 @@
         </w:tc>
       </w:tr>
       <w:tr>
+        <w:trPr>
+          <w:cantSplit/>
+        </w:trPr>
         <w:tc>
           <w:tcPr>
             <w:tcW w:type="dxa" w:w="2200"/>
@@ -12063,6 +12611,9 @@
         </w:tc>
       </w:tr>
       <w:tr>
+        <w:trPr>
+          <w:cantSplit/>
+        </w:trPr>
         <w:tc>
           <w:tcPr>
             <w:tcW w:type="dxa" w:w="2200"/>
@@ -12410,13 +12961,15 @@
           <w:insideH w:val="single" w:color="auto" w:sz="4"/>
           <w:insideV w:val="single" w:color="auto" w:sz="4"/>
         </w:tblBorders>
+        <w:tblLayout w:type="fixed"/>
       </w:tblPr>
       <w:tblGrid>
-        <w:gridCol w:w="100"/>
-        <w:gridCol w:w="100"/>
+        <w:gridCol w:w="2600"/>
+        <w:gridCol w:w="6600"/>
       </w:tblGrid>
       <w:tr>
         <w:trPr>
+          <w:cantSplit/>
           <w:tblHeader/>
         </w:trPr>
         <w:tc>
@@ -12489,6 +13042,9 @@
         </w:tc>
       </w:tr>
       <w:tr>
+        <w:trPr>
+          <w:cantSplit/>
+        </w:trPr>
         <w:tc>
           <w:tcPr>
             <w:tcW w:type="dxa" w:w="2600"/>
@@ -12557,6 +13113,9 @@
         </w:tc>
       </w:tr>
       <w:tr>
+        <w:trPr>
+          <w:cantSplit/>
+        </w:trPr>
         <w:tc>
           <w:tcPr>
             <w:tcW w:type="dxa" w:w="2600"/>
@@ -12625,6 +13184,9 @@
         </w:tc>
       </w:tr>
       <w:tr>
+        <w:trPr>
+          <w:cantSplit/>
+        </w:trPr>
         <w:tc>
           <w:tcPr>
             <w:tcW w:type="dxa" w:w="2600"/>
@@ -12693,6 +13255,9 @@
         </w:tc>
       </w:tr>
       <w:tr>
+        <w:trPr>
+          <w:cantSplit/>
+        </w:trPr>
         <w:tc>
           <w:tcPr>
             <w:tcW w:type="dxa" w:w="2600"/>
@@ -12761,6 +13326,9 @@
         </w:tc>
       </w:tr>
       <w:tr>
+        <w:trPr>
+          <w:cantSplit/>
+        </w:trPr>
         <w:tc>
           <w:tcPr>
             <w:tcW w:type="dxa" w:w="2600"/>
@@ -12829,6 +13397,9 @@
         </w:tc>
       </w:tr>
       <w:tr>
+        <w:trPr>
+          <w:cantSplit/>
+        </w:trPr>
         <w:tc>
           <w:tcPr>
             <w:tcW w:type="dxa" w:w="2600"/>
@@ -12897,6 +13468,9 @@
         </w:tc>
       </w:tr>
       <w:tr>
+        <w:trPr>
+          <w:cantSplit/>
+        </w:trPr>
         <w:tc>
           <w:tcPr>
             <w:tcW w:type="dxa" w:w="2600"/>
@@ -12965,6 +13539,9 @@
         </w:tc>
       </w:tr>
       <w:tr>
+        <w:trPr>
+          <w:cantSplit/>
+        </w:trPr>
         <w:tc>
           <w:tcPr>
             <w:tcW w:type="dxa" w:w="2600"/>
@@ -13033,6 +13610,9 @@
         </w:tc>
       </w:tr>
       <w:tr>
+        <w:trPr>
+          <w:cantSplit/>
+        </w:trPr>
         <w:tc>
           <w:tcPr>
             <w:tcW w:type="dxa" w:w="2600"/>
@@ -13129,15 +13709,17 @@
           <w:insideH w:val="single" w:color="auto" w:sz="4"/>
           <w:insideV w:val="single" w:color="auto" w:sz="4"/>
         </w:tblBorders>
+        <w:tblLayout w:type="fixed"/>
       </w:tblPr>
       <w:tblGrid>
-        <w:gridCol w:w="100"/>
-        <w:gridCol w:w="100"/>
-        <w:gridCol w:w="100"/>
-        <w:gridCol w:w="100"/>
+        <w:gridCol w:w="2200"/>
+        <w:gridCol w:w="1800"/>
+        <w:gridCol w:w="1400"/>
+        <w:gridCol w:w="3800"/>
       </w:tblGrid>
       <w:tr>
         <w:trPr>
+          <w:cantSplit/>
           <w:tblHeader/>
         </w:trPr>
         <w:tc>
@@ -13278,6 +13860,9 @@
         </w:tc>
       </w:tr>
       <w:tr>
+        <w:trPr>
+          <w:cantSplit/>
+        </w:trPr>
         <w:tc>
           <w:tcPr>
             <w:tcW w:type="dxa" w:w="2200"/>
@@ -13412,6 +13997,9 @@
         </w:tc>
       </w:tr>
       <w:tr>
+        <w:trPr>
+          <w:cantSplit/>
+        </w:trPr>
         <w:tc>
           <w:tcPr>
             <w:tcW w:type="dxa" w:w="2200"/>
@@ -13726,13 +14314,15 @@
           <w:insideH w:val="single" w:color="auto" w:sz="4"/>
           <w:insideV w:val="single" w:color="auto" w:sz="4"/>
         </w:tblBorders>
+        <w:tblLayout w:type="fixed"/>
       </w:tblPr>
       <w:tblGrid>
-        <w:gridCol w:w="100"/>
-        <w:gridCol w:w="100"/>
+        <w:gridCol w:w="2600"/>
+        <w:gridCol w:w="6600"/>
       </w:tblGrid>
       <w:tr>
         <w:trPr>
+          <w:cantSplit/>
           <w:tblHeader/>
         </w:trPr>
         <w:tc>
@@ -13805,6 +14395,9 @@
         </w:tc>
       </w:tr>
       <w:tr>
+        <w:trPr>
+          <w:cantSplit/>
+        </w:trPr>
         <w:tc>
           <w:tcPr>
             <w:tcW w:type="dxa" w:w="2600"/>
@@ -13873,6 +14466,9 @@
         </w:tc>
       </w:tr>
       <w:tr>
+        <w:trPr>
+          <w:cantSplit/>
+        </w:trPr>
         <w:tc>
           <w:tcPr>
             <w:tcW w:type="dxa" w:w="2600"/>
@@ -13941,6 +14537,9 @@
         </w:tc>
       </w:tr>
       <w:tr>
+        <w:trPr>
+          <w:cantSplit/>
+        </w:trPr>
         <w:tc>
           <w:tcPr>
             <w:tcW w:type="dxa" w:w="2600"/>
@@ -14009,6 +14608,9 @@
         </w:tc>
       </w:tr>
       <w:tr>
+        <w:trPr>
+          <w:cantSplit/>
+        </w:trPr>
         <w:tc>
           <w:tcPr>
             <w:tcW w:type="dxa" w:w="2600"/>
@@ -14077,6 +14679,9 @@
         </w:tc>
       </w:tr>
       <w:tr>
+        <w:trPr>
+          <w:cantSplit/>
+        </w:trPr>
         <w:tc>
           <w:tcPr>
             <w:tcW w:type="dxa" w:w="2600"/>
@@ -14145,6 +14750,9 @@
         </w:tc>
       </w:tr>
       <w:tr>
+        <w:trPr>
+          <w:cantSplit/>
+        </w:trPr>
         <w:tc>
           <w:tcPr>
             <w:tcW w:type="dxa" w:w="2600"/>
@@ -14213,6 +14821,9 @@
         </w:tc>
       </w:tr>
       <w:tr>
+        <w:trPr>
+          <w:cantSplit/>
+        </w:trPr>
         <w:tc>
           <w:tcPr>
             <w:tcW w:type="dxa" w:w="2600"/>
@@ -14281,6 +14892,9 @@
         </w:tc>
       </w:tr>
       <w:tr>
+        <w:trPr>
+          <w:cantSplit/>
+        </w:trPr>
         <w:tc>
           <w:tcPr>
             <w:tcW w:type="dxa" w:w="2600"/>
@@ -14349,6 +14963,9 @@
         </w:tc>
       </w:tr>
       <w:tr>
+        <w:trPr>
+          <w:cantSplit/>
+        </w:trPr>
         <w:tc>
           <w:tcPr>
             <w:tcW w:type="dxa" w:w="2600"/>
@@ -14445,15 +15062,17 @@
           <w:insideH w:val="single" w:color="auto" w:sz="4"/>
           <w:insideV w:val="single" w:color="auto" w:sz="4"/>
         </w:tblBorders>
+        <w:tblLayout w:type="fixed"/>
       </w:tblPr>
       <w:tblGrid>
-        <w:gridCol w:w="100"/>
-        <w:gridCol w:w="100"/>
-        <w:gridCol w:w="100"/>
-        <w:gridCol w:w="100"/>
+        <w:gridCol w:w="2200"/>
+        <w:gridCol w:w="1800"/>
+        <w:gridCol w:w="1400"/>
+        <w:gridCol w:w="3800"/>
       </w:tblGrid>
       <w:tr>
         <w:trPr>
+          <w:cantSplit/>
           <w:tblHeader/>
         </w:trPr>
         <w:tc>
@@ -14594,6 +15213,9 @@
         </w:tc>
       </w:tr>
       <w:tr>
+        <w:trPr>
+          <w:cantSplit/>
+        </w:trPr>
         <w:tc>
           <w:tcPr>
             <w:tcW w:type="dxa" w:w="2200"/>
@@ -14728,6 +15350,9 @@
         </w:tc>
       </w:tr>
       <w:tr>
+        <w:trPr>
+          <w:cantSplit/>
+        </w:trPr>
         <w:tc>
           <w:tcPr>
             <w:tcW w:type="dxa" w:w="2200"/>
@@ -14862,6 +15487,9 @@
         </w:tc>
       </w:tr>
       <w:tr>
+        <w:trPr>
+          <w:cantSplit/>
+        </w:trPr>
         <w:tc>
           <w:tcPr>
             <w:tcW w:type="dxa" w:w="2200"/>
@@ -14996,6 +15624,9 @@
         </w:tc>
       </w:tr>
       <w:tr>
+        <w:trPr>
+          <w:cantSplit/>
+        </w:trPr>
         <w:tc>
           <w:tcPr>
             <w:tcW w:type="dxa" w:w="2200"/>
@@ -15370,13 +16001,15 @@
           <w:insideH w:val="single" w:color="auto" w:sz="4"/>
           <w:insideV w:val="single" w:color="auto" w:sz="4"/>
         </w:tblBorders>
+        <w:tblLayout w:type="fixed"/>
       </w:tblPr>
       <w:tblGrid>
-        <w:gridCol w:w="100"/>
-        <w:gridCol w:w="100"/>
+        <w:gridCol w:w="2600"/>
+        <w:gridCol w:w="6600"/>
       </w:tblGrid>
       <w:tr>
         <w:trPr>
+          <w:cantSplit/>
           <w:tblHeader/>
         </w:trPr>
         <w:tc>
@@ -15449,6 +16082,9 @@
         </w:tc>
       </w:tr>
       <w:tr>
+        <w:trPr>
+          <w:cantSplit/>
+        </w:trPr>
         <w:tc>
           <w:tcPr>
             <w:tcW w:type="dxa" w:w="2600"/>
@@ -15517,6 +16153,9 @@
         </w:tc>
       </w:tr>
       <w:tr>
+        <w:trPr>
+          <w:cantSplit/>
+        </w:trPr>
         <w:tc>
           <w:tcPr>
             <w:tcW w:type="dxa" w:w="2600"/>
@@ -15585,6 +16224,9 @@
         </w:tc>
       </w:tr>
       <w:tr>
+        <w:trPr>
+          <w:cantSplit/>
+        </w:trPr>
         <w:tc>
           <w:tcPr>
             <w:tcW w:type="dxa" w:w="2600"/>
@@ -15653,6 +16295,9 @@
         </w:tc>
       </w:tr>
       <w:tr>
+        <w:trPr>
+          <w:cantSplit/>
+        </w:trPr>
         <w:tc>
           <w:tcPr>
             <w:tcW w:type="dxa" w:w="2600"/>
@@ -15721,6 +16366,9 @@
         </w:tc>
       </w:tr>
       <w:tr>
+        <w:trPr>
+          <w:cantSplit/>
+        </w:trPr>
         <w:tc>
           <w:tcPr>
             <w:tcW w:type="dxa" w:w="2600"/>
@@ -15789,6 +16437,9 @@
         </w:tc>
       </w:tr>
       <w:tr>
+        <w:trPr>
+          <w:cantSplit/>
+        </w:trPr>
         <w:tc>
           <w:tcPr>
             <w:tcW w:type="dxa" w:w="2600"/>
@@ -15857,6 +16508,9 @@
         </w:tc>
       </w:tr>
       <w:tr>
+        <w:trPr>
+          <w:cantSplit/>
+        </w:trPr>
         <w:tc>
           <w:tcPr>
             <w:tcW w:type="dxa" w:w="2600"/>
@@ -15925,6 +16579,9 @@
         </w:tc>
       </w:tr>
       <w:tr>
+        <w:trPr>
+          <w:cantSplit/>
+        </w:trPr>
         <w:tc>
           <w:tcPr>
             <w:tcW w:type="dxa" w:w="2600"/>
@@ -15993,6 +16650,9 @@
         </w:tc>
       </w:tr>
       <w:tr>
+        <w:trPr>
+          <w:cantSplit/>
+        </w:trPr>
         <w:tc>
           <w:tcPr>
             <w:tcW w:type="dxa" w:w="2600"/>
@@ -16214,13 +16874,15 @@
           <w:insideH w:val="single" w:color="auto" w:sz="4"/>
           <w:insideV w:val="single" w:color="auto" w:sz="4"/>
         </w:tblBorders>
+        <w:tblLayout w:type="fixed"/>
       </w:tblPr>
       <w:tblGrid>
-        <w:gridCol w:w="100"/>
-        <w:gridCol w:w="100"/>
+        <w:gridCol w:w="2600"/>
+        <w:gridCol w:w="6600"/>
       </w:tblGrid>
       <w:tr>
         <w:trPr>
+          <w:cantSplit/>
           <w:tblHeader/>
         </w:trPr>
         <w:tc>
@@ -16293,6 +16955,9 @@
         </w:tc>
       </w:tr>
       <w:tr>
+        <w:trPr>
+          <w:cantSplit/>
+        </w:trPr>
         <w:tc>
           <w:tcPr>
             <w:tcW w:type="dxa" w:w="2600"/>
@@ -16361,6 +17026,9 @@
         </w:tc>
       </w:tr>
       <w:tr>
+        <w:trPr>
+          <w:cantSplit/>
+        </w:trPr>
         <w:tc>
           <w:tcPr>
             <w:tcW w:type="dxa" w:w="2600"/>
@@ -16429,6 +17097,9 @@
         </w:tc>
       </w:tr>
       <w:tr>
+        <w:trPr>
+          <w:cantSplit/>
+        </w:trPr>
         <w:tc>
           <w:tcPr>
             <w:tcW w:type="dxa" w:w="2600"/>
@@ -16497,6 +17168,9 @@
         </w:tc>
       </w:tr>
       <w:tr>
+        <w:trPr>
+          <w:cantSplit/>
+        </w:trPr>
         <w:tc>
           <w:tcPr>
             <w:tcW w:type="dxa" w:w="2600"/>
@@ -16565,6 +17239,9 @@
         </w:tc>
       </w:tr>
       <w:tr>
+        <w:trPr>
+          <w:cantSplit/>
+        </w:trPr>
         <w:tc>
           <w:tcPr>
             <w:tcW w:type="dxa" w:w="2600"/>
@@ -16633,6 +17310,9 @@
         </w:tc>
       </w:tr>
       <w:tr>
+        <w:trPr>
+          <w:cantSplit/>
+        </w:trPr>
         <w:tc>
           <w:tcPr>
             <w:tcW w:type="dxa" w:w="2600"/>
@@ -16701,6 +17381,9 @@
         </w:tc>
       </w:tr>
       <w:tr>
+        <w:trPr>
+          <w:cantSplit/>
+        </w:trPr>
         <w:tc>
           <w:tcPr>
             <w:tcW w:type="dxa" w:w="2600"/>
@@ -16769,6 +17452,9 @@
         </w:tc>
       </w:tr>
       <w:tr>
+        <w:trPr>
+          <w:cantSplit/>
+        </w:trPr>
         <w:tc>
           <w:tcPr>
             <w:tcW w:type="dxa" w:w="2600"/>
@@ -16837,6 +17523,9 @@
         </w:tc>
       </w:tr>
       <w:tr>
+        <w:trPr>
+          <w:cantSplit/>
+        </w:trPr>
         <w:tc>
           <w:tcPr>
             <w:tcW w:type="dxa" w:w="2600"/>
@@ -16933,15 +17622,17 @@
           <w:insideH w:val="single" w:color="auto" w:sz="4"/>
           <w:insideV w:val="single" w:color="auto" w:sz="4"/>
         </w:tblBorders>
+        <w:tblLayout w:type="fixed"/>
       </w:tblPr>
       <w:tblGrid>
-        <w:gridCol w:w="100"/>
-        <w:gridCol w:w="100"/>
-        <w:gridCol w:w="100"/>
-        <w:gridCol w:w="100"/>
+        <w:gridCol w:w="2200"/>
+        <w:gridCol w:w="1800"/>
+        <w:gridCol w:w="1400"/>
+        <w:gridCol w:w="3800"/>
       </w:tblGrid>
       <w:tr>
         <w:trPr>
+          <w:cantSplit/>
           <w:tblHeader/>
         </w:trPr>
         <w:tc>
@@ -17082,6 +17773,9 @@
         </w:tc>
       </w:tr>
       <w:tr>
+        <w:trPr>
+          <w:cantSplit/>
+        </w:trPr>
         <w:tc>
           <w:tcPr>
             <w:tcW w:type="dxa" w:w="2200"/>
@@ -17216,6 +17910,9 @@
         </w:tc>
       </w:tr>
       <w:tr>
+        <w:trPr>
+          <w:cantSplit/>
+        </w:trPr>
         <w:tc>
           <w:tcPr>
             <w:tcW w:type="dxa" w:w="2200"/>
@@ -17590,13 +18287,15 @@
           <w:insideH w:val="single" w:color="auto" w:sz="4"/>
           <w:insideV w:val="single" w:color="auto" w:sz="4"/>
         </w:tblBorders>
+        <w:tblLayout w:type="fixed"/>
       </w:tblPr>
       <w:tblGrid>
-        <w:gridCol w:w="100"/>
-        <w:gridCol w:w="100"/>
+        <w:gridCol w:w="2600"/>
+        <w:gridCol w:w="6600"/>
       </w:tblGrid>
       <w:tr>
         <w:trPr>
+          <w:cantSplit/>
           <w:tblHeader/>
         </w:trPr>
         <w:tc>
@@ -17669,6 +18368,9 @@
         </w:tc>
       </w:tr>
       <w:tr>
+        <w:trPr>
+          <w:cantSplit/>
+        </w:trPr>
         <w:tc>
           <w:tcPr>
             <w:tcW w:type="dxa" w:w="2600"/>
@@ -17737,6 +18439,9 @@
         </w:tc>
       </w:tr>
       <w:tr>
+        <w:trPr>
+          <w:cantSplit/>
+        </w:trPr>
         <w:tc>
           <w:tcPr>
             <w:tcW w:type="dxa" w:w="2600"/>
@@ -17805,6 +18510,9 @@
         </w:tc>
       </w:tr>
       <w:tr>
+        <w:trPr>
+          <w:cantSplit/>
+        </w:trPr>
         <w:tc>
           <w:tcPr>
             <w:tcW w:type="dxa" w:w="2600"/>
@@ -17873,6 +18581,9 @@
         </w:tc>
       </w:tr>
       <w:tr>
+        <w:trPr>
+          <w:cantSplit/>
+        </w:trPr>
         <w:tc>
           <w:tcPr>
             <w:tcW w:type="dxa" w:w="2600"/>
@@ -17941,6 +18652,9 @@
         </w:tc>
       </w:tr>
       <w:tr>
+        <w:trPr>
+          <w:cantSplit/>
+        </w:trPr>
         <w:tc>
           <w:tcPr>
             <w:tcW w:type="dxa" w:w="2600"/>
@@ -18009,6 +18723,9 @@
         </w:tc>
       </w:tr>
       <w:tr>
+        <w:trPr>
+          <w:cantSplit/>
+        </w:trPr>
         <w:tc>
           <w:tcPr>
             <w:tcW w:type="dxa" w:w="2600"/>
@@ -18077,6 +18794,9 @@
         </w:tc>
       </w:tr>
       <w:tr>
+        <w:trPr>
+          <w:cantSplit/>
+        </w:trPr>
         <w:tc>
           <w:tcPr>
             <w:tcW w:type="dxa" w:w="2600"/>
@@ -18145,6 +18865,9 @@
         </w:tc>
       </w:tr>
       <w:tr>
+        <w:trPr>
+          <w:cantSplit/>
+        </w:trPr>
         <w:tc>
           <w:tcPr>
             <w:tcW w:type="dxa" w:w="2600"/>
@@ -18213,6 +18936,9 @@
         </w:tc>
       </w:tr>
       <w:tr>
+        <w:trPr>
+          <w:cantSplit/>
+        </w:trPr>
         <w:tc>
           <w:tcPr>
             <w:tcW w:type="dxa" w:w="2600"/>
@@ -18434,13 +19160,15 @@
           <w:insideH w:val="single" w:color="auto" w:sz="4"/>
           <w:insideV w:val="single" w:color="auto" w:sz="4"/>
         </w:tblBorders>
+        <w:tblLayout w:type="fixed"/>
       </w:tblPr>
       <w:tblGrid>
-        <w:gridCol w:w="100"/>
-        <w:gridCol w:w="100"/>
+        <w:gridCol w:w="2600"/>
+        <w:gridCol w:w="6600"/>
       </w:tblGrid>
       <w:tr>
         <w:trPr>
+          <w:cantSplit/>
           <w:tblHeader/>
         </w:trPr>
         <w:tc>
@@ -18513,6 +19241,9 @@
         </w:tc>
       </w:tr>
       <w:tr>
+        <w:trPr>
+          <w:cantSplit/>
+        </w:trPr>
         <w:tc>
           <w:tcPr>
             <w:tcW w:type="dxa" w:w="2600"/>
@@ -18581,6 +19312,9 @@
         </w:tc>
       </w:tr>
       <w:tr>
+        <w:trPr>
+          <w:cantSplit/>
+        </w:trPr>
         <w:tc>
           <w:tcPr>
             <w:tcW w:type="dxa" w:w="2600"/>
@@ -18649,6 +19383,9 @@
         </w:tc>
       </w:tr>
       <w:tr>
+        <w:trPr>
+          <w:cantSplit/>
+        </w:trPr>
         <w:tc>
           <w:tcPr>
             <w:tcW w:type="dxa" w:w="2600"/>
@@ -18717,6 +19454,9 @@
         </w:tc>
       </w:tr>
       <w:tr>
+        <w:trPr>
+          <w:cantSplit/>
+        </w:trPr>
         <w:tc>
           <w:tcPr>
             <w:tcW w:type="dxa" w:w="2600"/>
@@ -18785,6 +19525,9 @@
         </w:tc>
       </w:tr>
       <w:tr>
+        <w:trPr>
+          <w:cantSplit/>
+        </w:trPr>
         <w:tc>
           <w:tcPr>
             <w:tcW w:type="dxa" w:w="2600"/>
@@ -18853,6 +19596,9 @@
         </w:tc>
       </w:tr>
       <w:tr>
+        <w:trPr>
+          <w:cantSplit/>
+        </w:trPr>
         <w:tc>
           <w:tcPr>
             <w:tcW w:type="dxa" w:w="2600"/>
@@ -18921,6 +19667,9 @@
         </w:tc>
       </w:tr>
       <w:tr>
+        <w:trPr>
+          <w:cantSplit/>
+        </w:trPr>
         <w:tc>
           <w:tcPr>
             <w:tcW w:type="dxa" w:w="2600"/>
@@ -18989,6 +19738,9 @@
         </w:tc>
       </w:tr>
       <w:tr>
+        <w:trPr>
+          <w:cantSplit/>
+        </w:trPr>
         <w:tc>
           <w:tcPr>
             <w:tcW w:type="dxa" w:w="2600"/>
@@ -19057,6 +19809,9 @@
         </w:tc>
       </w:tr>
       <w:tr>
+        <w:trPr>
+          <w:cantSplit/>
+        </w:trPr>
         <w:tc>
           <w:tcPr>
             <w:tcW w:type="dxa" w:w="2600"/>
@@ -19264,7 +20019,7 @@
           <w:sz w:val="26"/>
           <w:szCs w:val="26"/>
         </w:rPr>
-        <w:t xml:space="preserve">[UC-APP-EVT-02] Đăng Ký Vé Tham Dự &amp; Lựa Chọn Vị Trí Ghế Ngồi Cinema Seating Map</w:t>
+        <w:t xml:space="preserve">[UC-APP-EVT-02] Đăng Ký Vé Sự Kiện &amp; Cảnh Báo Trùng Khung Giờ (confirmOverlap)</w:t>
       </w:r>
     </w:p>
     <w:tbl>
@@ -19278,13 +20033,15 @@
           <w:insideH w:val="single" w:color="auto" w:sz="4"/>
           <w:insideV w:val="single" w:color="auto" w:sz="4"/>
         </w:tblBorders>
+        <w:tblLayout w:type="fixed"/>
       </w:tblPr>
       <w:tblGrid>
-        <w:gridCol w:w="100"/>
-        <w:gridCol w:w="100"/>
+        <w:gridCol w:w="2600"/>
+        <w:gridCol w:w="6600"/>
       </w:tblGrid>
       <w:tr>
         <w:trPr>
+          <w:cantSplit/>
           <w:tblHeader/>
         </w:trPr>
         <w:tc>
@@ -19357,6 +20114,9 @@
         </w:tc>
       </w:tr>
       <w:tr>
+        <w:trPr>
+          <w:cantSplit/>
+        </w:trPr>
         <w:tc>
           <w:tcPr>
             <w:tcW w:type="dxa" w:w="2600"/>
@@ -19425,6 +20185,9 @@
         </w:tc>
       </w:tr>
       <w:tr>
+        <w:trPr>
+          <w:cantSplit/>
+        </w:trPr>
         <w:tc>
           <w:tcPr>
             <w:tcW w:type="dxa" w:w="2600"/>
@@ -19487,12 +20250,15 @@
                 <w:sz w:val="20"/>
                 <w:szCs w:val="20"/>
               </w:rPr>
-              <w:t xml:space="preserve">Đăng Ký Vé Tham Dự &amp; Lựa Chọn Vị Trí Ghế Ngồi Cinema Seating Map</w:t>
+              <w:t xml:space="preserve">Đăng Ký Vé Sự Kiện &amp; Cảnh Báo Trùng Khung Giờ (confirmOverlap)</w:t>
             </w:r>
           </w:p>
         </w:tc>
       </w:tr>
       <w:tr>
+        <w:trPr>
+          <w:cantSplit/>
+        </w:trPr>
         <w:tc>
           <w:tcPr>
             <w:tcW w:type="dxa" w:w="2600"/>
@@ -19561,6 +20327,9 @@
         </w:tc>
       </w:tr>
       <w:tr>
+        <w:trPr>
+          <w:cantSplit/>
+        </w:trPr>
         <w:tc>
           <w:tcPr>
             <w:tcW w:type="dxa" w:w="2600"/>
@@ -19623,12 +20392,15 @@
                 <w:sz w:val="20"/>
                 <w:szCs w:val="20"/>
               </w:rPr>
-              <w:t xml:space="preserve">Hội viên đăng ký vé tham dự sự kiện Gala 0 VNĐ và trực tiếp chọn vị trí bàn tiệc VIP yêu thích trên sơ đồ ghế trực quan.</w:t>
+              <w:t xml:space="preserve">Hội viên đăng ký vé tham dự sự kiện Gala 0 VNĐ, chọn vị trí bàn tiệc VIP; hệ thống phát hiện trùng lịch và yêu cầu xác nhận trước khi cấp vé.</w:t>
             </w:r>
           </w:p>
         </w:tc>
       </w:tr>
       <w:tr>
+        <w:trPr>
+          <w:cantSplit/>
+        </w:trPr>
         <w:tc>
           <w:tcPr>
             <w:tcW w:type="dxa" w:w="2600"/>
@@ -19697,6 +20469,9 @@
         </w:tc>
       </w:tr>
       <w:tr>
+        <w:trPr>
+          <w:cantSplit/>
+        </w:trPr>
         <w:tc>
           <w:tcPr>
             <w:tcW w:type="dxa" w:w="2600"/>
@@ -19765,6 +20540,9 @@
         </w:tc>
       </w:tr>
       <w:tr>
+        <w:trPr>
+          <w:cantSplit/>
+        </w:trPr>
         <w:tc>
           <w:tcPr>
             <w:tcW w:type="dxa" w:w="2600"/>
@@ -19827,12 +20605,15 @@
                 <w:sz w:val="20"/>
                 <w:szCs w:val="20"/>
               </w:rPr>
-              <w:t xml:space="preserve">Hội viên sở hữu vé sự kiện có số bàn và số ghế định danh chính xác.</w:t>
+              <w:t xml:space="preserve">Hội viên sở hữu vé sự kiện định danh chính xác, có xác nhận chủ động nếu tham gia nhiều sự kiện cùng buổi.</w:t>
             </w:r>
           </w:p>
         </w:tc>
       </w:tr>
       <w:tr>
+        <w:trPr>
+          <w:cantSplit/>
+        </w:trPr>
         <w:tc>
           <w:tcPr>
             <w:tcW w:type="dxa" w:w="2600"/>
@@ -19895,12 +20676,15 @@
                 <w:sz w:val="20"/>
                 <w:szCs w:val="20"/>
               </w:rPr>
-              <w:t xml:space="preserve">Mỗi hội viên chỉ được đăng ký 01 vé hội viên chính thức 0 VNĐ.</w:t>
+              <w:t xml:space="preserve">RULE-EVT-USER-OVERLAP-WARNING: Cảnh báo xác nhận trùng lịch; RULE-EVENT-SINGLE-CHECKIN: Mỗi vé chỉ check-in 1 lần.</w:t>
             </w:r>
           </w:p>
         </w:tc>
       </w:tr>
       <w:tr>
+        <w:trPr>
+          <w:cantSplit/>
+        </w:trPr>
         <w:tc>
           <w:tcPr>
             <w:tcW w:type="dxa" w:w="2600"/>
@@ -19963,7 +20747,7 @@
                 <w:sz w:val="20"/>
                 <w:szCs w:val="20"/>
               </w:rPr>
-              <w:t xml:space="preserve">API: `POST /api/association/events/:id/register` | Table: `event_registrations`</w:t>
+              <w:t xml:space="preserve">API: `POST /api/association/events/:id/register` | Table: `event_registrations` | Component: `association.events.tsx`, `m.events.tsx`</w:t>
             </w:r>
           </w:p>
         </w:tc>
@@ -19997,15 +20781,17 @@
           <w:insideH w:val="single" w:color="auto" w:sz="4"/>
           <w:insideV w:val="single" w:color="auto" w:sz="4"/>
         </w:tblBorders>
+        <w:tblLayout w:type="fixed"/>
       </w:tblPr>
       <w:tblGrid>
-        <w:gridCol w:w="100"/>
-        <w:gridCol w:w="100"/>
-        <w:gridCol w:w="100"/>
-        <w:gridCol w:w="100"/>
+        <w:gridCol w:w="2200"/>
+        <w:gridCol w:w="1800"/>
+        <w:gridCol w:w="1400"/>
+        <w:gridCol w:w="3800"/>
       </w:tblGrid>
       <w:tr>
         <w:trPr>
+          <w:cantSplit/>
           <w:tblHeader/>
         </w:trPr>
         <w:tc>
@@ -20146,6 +20932,9 @@
         </w:tc>
       </w:tr>
       <w:tr>
+        <w:trPr>
+          <w:cantSplit/>
+        </w:trPr>
         <w:tc>
           <w:tcPr>
             <w:tcW w:type="dxa" w:w="2200"/>
@@ -20280,6 +21069,9 @@
         </w:tc>
       </w:tr>
       <w:tr>
+        <w:trPr>
+          <w:cantSplit/>
+        </w:trPr>
         <w:tc>
           <w:tcPr>
             <w:tcW w:type="dxa" w:w="2200"/>
@@ -20375,7 +21167,7 @@
                 <w:sz w:val="20"/>
                 <w:szCs w:val="20"/>
               </w:rPr>
-              <w:t xml:space="preserve">BẮT BUỘC</w:t>
+              <w:t xml:space="preserve">Tùy chọn</w:t>
             </w:r>
           </w:p>
         </w:tc>
@@ -20409,6 +21201,143 @@
                 <w:szCs w:val="20"/>
               </w:rPr>
               <w:t xml:space="preserve">Mã ghế được chọn trên sơ đồ (VD: Bàn 03 - Ghế 08)</w:t>
+            </w:r>
+          </w:p>
+        </w:tc>
+      </w:tr>
+      <w:tr>
+        <w:trPr>
+          <w:cantSplit/>
+        </w:trPr>
+        <w:tc>
+          <w:tcPr>
+            <w:tcW w:type="dxa" w:w="2200"/>
+            <w:tcBorders>
+              <w:top w:val="single" w:color="CBD5E1" w:sz="4"/>
+              <w:left w:val="single" w:color="CBD5E1" w:sz="4"/>
+              <w:bottom w:val="single" w:color="CBD5E1" w:sz="4"/>
+              <w:right w:val="single" w:color="CBD5E1" w:sz="4"/>
+            </w:tcBorders>
+            <w:shd w:fill="FFFFFF" w:val="clear"/>
+            <w:tcMar>
+              <w:top w:type="dxa" w:w="100"/>
+              <w:left w:type="dxa" w:w="140"/>
+              <w:bottom w:type="dxa" w:w="100"/>
+              <w:right w:type="dxa" w:w="140"/>
+            </w:tcMar>
+          </w:tcPr>
+          <w:p>
+            <w:pPr>
+              <w:spacing w:after="25" w:before="25" w:line="240"/>
+              <w:jc w:val="center"/>
+            </w:pPr>
+            <w:r>
+              <w:rPr>
+                <w:rFonts w:ascii="Times New Roman" w:cs="Times New Roman" w:eastAsia="Times New Roman" w:hAnsi="Times New Roman"/>
+                <w:color w:val="1E293B"/>
+                <w:sz w:val="20"/>
+                <w:szCs w:val="20"/>
+              </w:rPr>
+              <w:t xml:space="preserve">confirmOverlap</w:t>
+            </w:r>
+          </w:p>
+        </w:tc>
+        <w:tc>
+          <w:tcPr>
+            <w:tcW w:type="dxa" w:w="1800"/>
+            <w:tcBorders>
+              <w:top w:val="single" w:color="CBD5E1" w:sz="4"/>
+              <w:left w:val="single" w:color="CBD5E1" w:sz="4"/>
+              <w:bottom w:val="single" w:color="CBD5E1" w:sz="4"/>
+              <w:right w:val="single" w:color="CBD5E1" w:sz="4"/>
+            </w:tcBorders>
+            <w:shd w:fill="FFFFFF" w:val="clear"/>
+            <w:tcMar>
+              <w:top w:type="dxa" w:w="100"/>
+              <w:left w:type="dxa" w:w="140"/>
+              <w:bottom w:type="dxa" w:w="100"/>
+              <w:right w:type="dxa" w:w="140"/>
+            </w:tcMar>
+          </w:tcPr>
+          <w:p>
+            <w:pPr>
+              <w:spacing w:after="25" w:before="25" w:line="240"/>
+              <w:jc w:val="left"/>
+            </w:pPr>
+            <w:r>
+              <w:rPr>
+                <w:rFonts w:ascii="Times New Roman" w:cs="Times New Roman" w:eastAsia="Times New Roman" w:hAnsi="Times New Roman"/>
+                <w:color w:val="1E293B"/>
+                <w:sz w:val="20"/>
+                <w:szCs w:val="20"/>
+              </w:rPr>
+              <w:t xml:space="preserve">Boolean</w:t>
+            </w:r>
+          </w:p>
+        </w:tc>
+        <w:tc>
+          <w:tcPr>
+            <w:tcW w:type="dxa" w:w="1400"/>
+            <w:tcBorders>
+              <w:top w:val="single" w:color="CBD5E1" w:sz="4"/>
+              <w:left w:val="single" w:color="CBD5E1" w:sz="4"/>
+              <w:bottom w:val="single" w:color="CBD5E1" w:sz="4"/>
+              <w:right w:val="single" w:color="CBD5E1" w:sz="4"/>
+            </w:tcBorders>
+            <w:shd w:fill="FFFFFF" w:val="clear"/>
+            <w:tcMar>
+              <w:top w:type="dxa" w:w="100"/>
+              <w:left w:type="dxa" w:w="140"/>
+              <w:bottom w:type="dxa" w:w="100"/>
+              <w:right w:type="dxa" w:w="140"/>
+            </w:tcMar>
+          </w:tcPr>
+          <w:p>
+            <w:pPr>
+              <w:spacing w:after="25" w:before="25" w:line="240"/>
+              <w:jc w:val="left"/>
+            </w:pPr>
+            <w:r>
+              <w:rPr>
+                <w:rFonts w:ascii="Times New Roman" w:cs="Times New Roman" w:eastAsia="Times New Roman" w:hAnsi="Times New Roman"/>
+                <w:color w:val="1E293B"/>
+                <w:sz w:val="20"/>
+                <w:szCs w:val="20"/>
+              </w:rPr>
+              <w:t xml:space="preserve">Tùy chọn</w:t>
+            </w:r>
+          </w:p>
+        </w:tc>
+        <w:tc>
+          <w:tcPr>
+            <w:tcW w:type="dxa" w:w="3800"/>
+            <w:tcBorders>
+              <w:top w:val="single" w:color="CBD5E1" w:sz="4"/>
+              <w:left w:val="single" w:color="CBD5E1" w:sz="4"/>
+              <w:bottom w:val="single" w:color="CBD5E1" w:sz="4"/>
+              <w:right w:val="single" w:color="CBD5E1" w:sz="4"/>
+            </w:tcBorders>
+            <w:shd w:fill="FFFFFF" w:val="clear"/>
+            <w:tcMar>
+              <w:top w:type="dxa" w:w="100"/>
+              <w:left w:type="dxa" w:w="140"/>
+              <w:bottom w:type="dxa" w:w="100"/>
+              <w:right w:type="dxa" w:w="140"/>
+            </w:tcMar>
+          </w:tcPr>
+          <w:p>
+            <w:pPr>
+              <w:spacing w:after="25" w:before="25" w:line="240"/>
+              <w:jc w:val="left"/>
+            </w:pPr>
+            <w:r>
+              <w:rPr>
+                <w:rFonts w:ascii="Times New Roman" w:cs="Times New Roman" w:eastAsia="Times New Roman" w:hAnsi="Times New Roman"/>
+                <w:color w:val="1E293B"/>
+                <w:sz w:val="20"/>
+                <w:szCs w:val="20"/>
+              </w:rPr>
+              <w:t xml:space="preserve">Mặc định false; true khi hội viên xác nhận đăng ký trùng khung giờ</w:t>
             </w:r>
           </w:p>
         </w:tc>
@@ -20509,7 +21438,7 @@
           <w:sz w:val="22"/>
           <w:szCs w:val="22"/>
         </w:rPr>
-        <w:t xml:space="preserve">Mở màn hình Sơ Đồ Ghế Ngồi Cinema Seating Map trên điện thoại.</w:t>
+        <w:t xml:space="preserve">Hệ thống kiểm tra danh sách các sự kiện mà hội viên này đã đăng ký trước đó:</w:t>
       </w:r>
     </w:p>
     <w:p>
@@ -20527,7 +21456,7 @@
           <w:sz w:val="22"/>
           <w:szCs w:val="22"/>
         </w:rPr>
-        <w:t xml:space="preserve">Bước 4: </w:t>
+        <w:t xml:space="preserve">- </w:t>
       </w:r>
       <w:r>
         <w:rPr>
@@ -20536,7 +21465,7 @@
           <w:sz w:val="22"/>
           <w:szCs w:val="22"/>
         </w:rPr>
-        <w:t xml:space="preserve">Hội viên chạm chọn bàn tiệc và ghế còn trống (Ghế đã có người chọn hiển thị màu xám khóa).</w:t>
+        <w:t xml:space="preserve">Nếu trùng ngày và khung giờ tổ chức với một sự kiện khác: Kích hoạt cảnh báo xác nhận overlap.</w:t>
       </w:r>
     </w:p>
     <w:p>
@@ -20554,7 +21483,7 @@
           <w:sz w:val="22"/>
           <w:szCs w:val="22"/>
         </w:rPr>
-        <w:t xml:space="preserve">Bước 5: </w:t>
+        <w:t xml:space="preserve">Bước 4: </w:t>
       </w:r>
       <w:r>
         <w:rPr>
@@ -20563,7 +21492,7 @@
           <w:sz w:val="22"/>
           <w:szCs w:val="22"/>
         </w:rPr>
-        <w:t xml:space="preserve">Bấm 'Xác Nhận Giữ Chỗ'.</w:t>
+        <w:t xml:space="preserve">Mở màn hình Sơ Đồ Ghế Ngồi Cinema Seating Map trên điện thoại (nếu sự kiện có sơ đồ ghế).</w:t>
       </w:r>
     </w:p>
     <w:p>
@@ -20581,7 +21510,7 @@
           <w:sz w:val="22"/>
           <w:szCs w:val="22"/>
         </w:rPr>
-        <w:t xml:space="preserve">Bước 6: </w:t>
+        <w:t xml:space="preserve">Bước 5: </w:t>
       </w:r>
       <w:r>
         <w:rPr>
@@ -20590,24 +21519,7 @@
           <w:sz w:val="22"/>
           <w:szCs w:val="22"/>
         </w:rPr>
-        <w:t xml:space="preserve">Hệ thống khóa ghế và phát hành Vé điện tử E-Ticket tức thì vào Ví vé của hội viên.</w:t>
-      </w:r>
-    </w:p>
-    <w:p>
-      <w:pPr>
-        <w:pStyle w:val="Heading3"/>
-        <w:spacing w:after="60" w:before="140"/>
-      </w:pPr>
-      <w:r>
-        <w:rPr>
-          <w:rFonts w:ascii="Times New Roman" w:cs="Times New Roman" w:eastAsia="Times New Roman" w:hAnsi="Times New Roman"/>
-          <w:b/>
-          <w:bCs/>
-          <w:color w:val="D97706"/>
-          <w:sz w:val="24"/>
-          <w:szCs w:val="24"/>
-        </w:rPr>
-        <w:t xml:space="preserve">Luồng Ngoại Lệ &amp; Xử Lý Lỗi (Exception Flows)</w:t>
+        <w:t xml:space="preserve">Hội viên chạm chọn bàn tiệc và ghế còn trống (Ghế đã có người chọn hiển thị màu xám khóa).</w:t>
       </w:r>
     </w:p>
     <w:p>
@@ -20619,11 +21531,147 @@
       <w:r>
         <w:rPr>
           <w:rFonts w:ascii="Times New Roman" w:cs="Times New Roman" w:eastAsia="Times New Roman" w:hAnsi="Times New Roman"/>
+          <w:b/>
+          <w:bCs/>
+          <w:color w:val="003B95"/>
+          <w:sz w:val="22"/>
+          <w:szCs w:val="22"/>
+        </w:rPr>
+        <w:t xml:space="preserve">Bước 6: </w:t>
+      </w:r>
+      <w:r>
+        <w:rPr>
+          <w:rFonts w:ascii="Times New Roman" w:cs="Times New Roman" w:eastAsia="Times New Roman" w:hAnsi="Times New Roman"/>
+          <w:color w:val="1E293B"/>
+          <w:sz w:val="22"/>
+          <w:szCs w:val="22"/>
+        </w:rPr>
+        <w:t xml:space="preserve">Bấm 'Xác Nhận Giữ Chỗ'.</w:t>
+      </w:r>
+    </w:p>
+    <w:p>
+      <w:pPr>
+        <w:spacing w:after="60" w:before="50" w:line="260"/>
+        <w:ind w:left="360"/>
+        <w:jc w:val="left"/>
+      </w:pPr>
+      <w:r>
+        <w:rPr>
+          <w:rFonts w:ascii="Times New Roman" w:cs="Times New Roman" w:eastAsia="Times New Roman" w:hAnsi="Times New Roman"/>
+          <w:b/>
+          <w:bCs/>
+          <w:color w:val="003B95"/>
+          <w:sz w:val="22"/>
+          <w:szCs w:val="22"/>
+        </w:rPr>
+        <w:t xml:space="preserve">Bước 7: </w:t>
+      </w:r>
+      <w:r>
+        <w:rPr>
+          <w:rFonts w:ascii="Times New Roman" w:cs="Times New Roman" w:eastAsia="Times New Roman" w:hAnsi="Times New Roman"/>
+          <w:color w:val="1E293B"/>
+          <w:sz w:val="22"/>
+          <w:szCs w:val="22"/>
+        </w:rPr>
+        <w:t xml:space="preserve">Hệ thống khóa ghế và phát hành Vé điện tử E-Ticket tức thì vào Ví vé của hội viên.</w:t>
+      </w:r>
+    </w:p>
+    <w:p>
+      <w:pPr>
+        <w:pStyle w:val="Heading3"/>
+        <w:spacing w:after="60" w:before="140"/>
+      </w:pPr>
+      <w:r>
+        <w:rPr>
+          <w:rFonts w:ascii="Times New Roman" w:cs="Times New Roman" w:eastAsia="Times New Roman" w:hAnsi="Times New Roman"/>
+          <w:b/>
+          <w:bCs/>
+          <w:color w:val="D97706"/>
+          <w:sz w:val="24"/>
+          <w:szCs w:val="24"/>
+        </w:rPr>
+        <w:t xml:space="preserve">Luồng Rẽ Nhánh / Thay Thế (Alternative Flows)</w:t>
+      </w:r>
+    </w:p>
+    <w:p>
+      <w:pPr>
+        <w:spacing w:after="60" w:before="50" w:line="260"/>
+        <w:ind w:left="360"/>
+        <w:jc w:val="left"/>
+      </w:pPr>
+      <w:r>
+        <w:rPr>
+          <w:rFonts w:ascii="Times New Roman" w:cs="Times New Roman" w:eastAsia="Times New Roman" w:hAnsi="Times New Roman"/>
+          <w:color w:val="1E293B"/>
+          <w:sz w:val="22"/>
+          <w:szCs w:val="22"/>
+        </w:rPr>
+        <w:t xml:space="preserve">Bước A1: Hội viên đã đăng ký sự kiện A (VD: Hội thảo Xúc tiến đầu tư 08:30 - 11:30 ngày 15/10 tại KS Daewoo), tiếp tục đăng ký sự kiện B (Tọa đàm Chuyển đổi số 09:00 - 11:00 ngày 15/10 tại Khách sạn Lotte) -&gt; Hệ thống hiển thị Modal cảnh báo: 'Bạn đang đăng ký sự kiện "Tọa đàm Chuyển đổi số" cùng thời gian với sự kiện "Hội thảo Xúc tiến đầu tư" (08:30 15/10/2026). Bạn có chắc muốn đăng ký thêm không?'.</w:t>
+      </w:r>
+    </w:p>
+    <w:p>
+      <w:pPr>
+        <w:spacing w:after="60" w:before="50" w:line="260"/>
+        <w:ind w:left="360"/>
+        <w:jc w:val="left"/>
+      </w:pPr>
+      <w:r>
+        <w:rPr>
+          <w:rFonts w:ascii="Times New Roman" w:cs="Times New Roman" w:eastAsia="Times New Roman" w:hAnsi="Times New Roman"/>
+          <w:color w:val="1E293B"/>
+          <w:sz w:val="22"/>
+          <w:szCs w:val="22"/>
+        </w:rPr>
+        <w:t xml:space="preserve">Bước A2: Hội viên bấm 'Tiếp Tục Đăng Ký' -&gt; Client gửi API với tham số `confirmOverlap: true` -&gt; Backend lưu vé thành công.</w:t>
+      </w:r>
+    </w:p>
+    <w:p>
+      <w:pPr>
+        <w:pStyle w:val="Heading3"/>
+        <w:spacing w:after="60" w:before="140"/>
+      </w:pPr>
+      <w:r>
+        <w:rPr>
+          <w:rFonts w:ascii="Times New Roman" w:cs="Times New Roman" w:eastAsia="Times New Roman" w:hAnsi="Times New Roman"/>
+          <w:b/>
+          <w:bCs/>
+          <w:color w:val="D97706"/>
+          <w:sz w:val="24"/>
+          <w:szCs w:val="24"/>
+        </w:rPr>
+        <w:t xml:space="preserve">Luồng Ngoại Lệ &amp; Xử Lý Lỗi (Exception Flows)</w:t>
+      </w:r>
+    </w:p>
+    <w:p>
+      <w:pPr>
+        <w:spacing w:after="60" w:before="50" w:line="260"/>
+        <w:ind w:left="360"/>
+        <w:jc w:val="left"/>
+      </w:pPr>
+      <w:r>
+        <w:rPr>
+          <w:rFonts w:ascii="Times New Roman" w:cs="Times New Roman" w:eastAsia="Times New Roman" w:hAnsi="Times New Roman"/>
           <w:color w:val="991B1B"/>
           <w:sz w:val="22"/>
           <w:szCs w:val="22"/>
         </w:rPr>
         <w:t xml:space="preserve">Bước E1: Ghế vừa bị người khác chọn trước trong tích tắc -&gt; Báo lỗi: 'Ghế này vừa được đăng ký, vui lòng chọn vị trí khác'.</w:t>
+      </w:r>
+    </w:p>
+    <w:p>
+      <w:pPr>
+        <w:spacing w:after="60" w:before="50" w:line="260"/>
+        <w:ind w:left="360"/>
+        <w:jc w:val="left"/>
+      </w:pPr>
+      <w:r>
+        <w:rPr>
+          <w:rFonts w:ascii="Times New Roman" w:cs="Times New Roman" w:eastAsia="Times New Roman" w:hAnsi="Times New Roman"/>
+          <w:color w:val="991B1B"/>
+          <w:sz w:val="22"/>
+          <w:szCs w:val="22"/>
+        </w:rPr>
+        <w:t xml:space="preserve">Bước E2: Đăng ký trùng giờ nhưng không có cờ `confirmOverlap: true` -&gt; Backend trả về HTTP 409 Overlap Warning kèm tên sự kiện xung đột để client bật popup xác nhận.</w:t>
       </w:r>
     </w:p>
     <w:p>
@@ -20654,13 +21702,15 @@
           <w:insideH w:val="single" w:color="auto" w:sz="4"/>
           <w:insideV w:val="single" w:color="auto" w:sz="4"/>
         </w:tblBorders>
+        <w:tblLayout w:type="fixed"/>
       </w:tblPr>
       <w:tblGrid>
-        <w:gridCol w:w="100"/>
-        <w:gridCol w:w="100"/>
+        <w:gridCol w:w="2600"/>
+        <w:gridCol w:w="6600"/>
       </w:tblGrid>
       <w:tr>
         <w:trPr>
+          <w:cantSplit/>
           <w:tblHeader/>
         </w:trPr>
         <w:tc>
@@ -20733,6 +21783,9 @@
         </w:tc>
       </w:tr>
       <w:tr>
+        <w:trPr>
+          <w:cantSplit/>
+        </w:trPr>
         <w:tc>
           <w:tcPr>
             <w:tcW w:type="dxa" w:w="2600"/>
@@ -20801,6 +21854,9 @@
         </w:tc>
       </w:tr>
       <w:tr>
+        <w:trPr>
+          <w:cantSplit/>
+        </w:trPr>
         <w:tc>
           <w:tcPr>
             <w:tcW w:type="dxa" w:w="2600"/>
@@ -20869,6 +21925,9 @@
         </w:tc>
       </w:tr>
       <w:tr>
+        <w:trPr>
+          <w:cantSplit/>
+        </w:trPr>
         <w:tc>
           <w:tcPr>
             <w:tcW w:type="dxa" w:w="2600"/>
@@ -20937,6 +21996,9 @@
         </w:tc>
       </w:tr>
       <w:tr>
+        <w:trPr>
+          <w:cantSplit/>
+        </w:trPr>
         <w:tc>
           <w:tcPr>
             <w:tcW w:type="dxa" w:w="2600"/>
@@ -21005,6 +22067,9 @@
         </w:tc>
       </w:tr>
       <w:tr>
+        <w:trPr>
+          <w:cantSplit/>
+        </w:trPr>
         <w:tc>
           <w:tcPr>
             <w:tcW w:type="dxa" w:w="2600"/>
@@ -21073,6 +22138,9 @@
         </w:tc>
       </w:tr>
       <w:tr>
+        <w:trPr>
+          <w:cantSplit/>
+        </w:trPr>
         <w:tc>
           <w:tcPr>
             <w:tcW w:type="dxa" w:w="2600"/>
@@ -21141,6 +22209,9 @@
         </w:tc>
       </w:tr>
       <w:tr>
+        <w:trPr>
+          <w:cantSplit/>
+        </w:trPr>
         <w:tc>
           <w:tcPr>
             <w:tcW w:type="dxa" w:w="2600"/>
@@ -21209,6 +22280,9 @@
         </w:tc>
       </w:tr>
       <w:tr>
+        <w:trPr>
+          <w:cantSplit/>
+        </w:trPr>
         <w:tc>
           <w:tcPr>
             <w:tcW w:type="dxa" w:w="2600"/>
@@ -21277,6 +22351,9 @@
         </w:tc>
       </w:tr>
       <w:tr>
+        <w:trPr>
+          <w:cantSplit/>
+        </w:trPr>
         <w:tc>
           <w:tcPr>
             <w:tcW w:type="dxa" w:w="2600"/>
@@ -21525,13 +22602,15 @@
           <w:insideH w:val="single" w:color="auto" w:sz="4"/>
           <w:insideV w:val="single" w:color="auto" w:sz="4"/>
         </w:tblBorders>
+        <w:tblLayout w:type="fixed"/>
       </w:tblPr>
       <w:tblGrid>
-        <w:gridCol w:w="100"/>
-        <w:gridCol w:w="100"/>
+        <w:gridCol w:w="2600"/>
+        <w:gridCol w:w="6600"/>
       </w:tblGrid>
       <w:tr>
         <w:trPr>
+          <w:cantSplit/>
           <w:tblHeader/>
         </w:trPr>
         <w:tc>
@@ -21604,6 +22683,9 @@
         </w:tc>
       </w:tr>
       <w:tr>
+        <w:trPr>
+          <w:cantSplit/>
+        </w:trPr>
         <w:tc>
           <w:tcPr>
             <w:tcW w:type="dxa" w:w="2600"/>
@@ -21672,6 +22754,9 @@
         </w:tc>
       </w:tr>
       <w:tr>
+        <w:trPr>
+          <w:cantSplit/>
+        </w:trPr>
         <w:tc>
           <w:tcPr>
             <w:tcW w:type="dxa" w:w="2600"/>
@@ -21740,6 +22825,9 @@
         </w:tc>
       </w:tr>
       <w:tr>
+        <w:trPr>
+          <w:cantSplit/>
+        </w:trPr>
         <w:tc>
           <w:tcPr>
             <w:tcW w:type="dxa" w:w="2600"/>
@@ -21808,6 +22896,9 @@
         </w:tc>
       </w:tr>
       <w:tr>
+        <w:trPr>
+          <w:cantSplit/>
+        </w:trPr>
         <w:tc>
           <w:tcPr>
             <w:tcW w:type="dxa" w:w="2600"/>
@@ -21876,6 +22967,9 @@
         </w:tc>
       </w:tr>
       <w:tr>
+        <w:trPr>
+          <w:cantSplit/>
+        </w:trPr>
         <w:tc>
           <w:tcPr>
             <w:tcW w:type="dxa" w:w="2600"/>
@@ -21944,6 +23038,9 @@
         </w:tc>
       </w:tr>
       <w:tr>
+        <w:trPr>
+          <w:cantSplit/>
+        </w:trPr>
         <w:tc>
           <w:tcPr>
             <w:tcW w:type="dxa" w:w="2600"/>
@@ -22012,6 +23109,9 @@
         </w:tc>
       </w:tr>
       <w:tr>
+        <w:trPr>
+          <w:cantSplit/>
+        </w:trPr>
         <w:tc>
           <w:tcPr>
             <w:tcW w:type="dxa" w:w="2600"/>
@@ -22080,6 +23180,9 @@
         </w:tc>
       </w:tr>
       <w:tr>
+        <w:trPr>
+          <w:cantSplit/>
+        </w:trPr>
         <w:tc>
           <w:tcPr>
             <w:tcW w:type="dxa" w:w="2600"/>
@@ -22148,6 +23251,9 @@
         </w:tc>
       </w:tr>
       <w:tr>
+        <w:trPr>
+          <w:cantSplit/>
+        </w:trPr>
         <w:tc>
           <w:tcPr>
             <w:tcW w:type="dxa" w:w="2600"/>
@@ -22423,13 +23529,15 @@
           <w:insideH w:val="single" w:color="auto" w:sz="4"/>
           <w:insideV w:val="single" w:color="auto" w:sz="4"/>
         </w:tblBorders>
+        <w:tblLayout w:type="fixed"/>
       </w:tblPr>
       <w:tblGrid>
-        <w:gridCol w:w="100"/>
-        <w:gridCol w:w="100"/>
+        <w:gridCol w:w="2600"/>
+        <w:gridCol w:w="6600"/>
       </w:tblGrid>
       <w:tr>
         <w:trPr>
+          <w:cantSplit/>
           <w:tblHeader/>
         </w:trPr>
         <w:tc>
@@ -22502,6 +23610,9 @@
         </w:tc>
       </w:tr>
       <w:tr>
+        <w:trPr>
+          <w:cantSplit/>
+        </w:trPr>
         <w:tc>
           <w:tcPr>
             <w:tcW w:type="dxa" w:w="2600"/>
@@ -22570,6 +23681,9 @@
         </w:tc>
       </w:tr>
       <w:tr>
+        <w:trPr>
+          <w:cantSplit/>
+        </w:trPr>
         <w:tc>
           <w:tcPr>
             <w:tcW w:type="dxa" w:w="2600"/>
@@ -22638,6 +23752,9 @@
         </w:tc>
       </w:tr>
       <w:tr>
+        <w:trPr>
+          <w:cantSplit/>
+        </w:trPr>
         <w:tc>
           <w:tcPr>
             <w:tcW w:type="dxa" w:w="2600"/>
@@ -22706,6 +23823,9 @@
         </w:tc>
       </w:tr>
       <w:tr>
+        <w:trPr>
+          <w:cantSplit/>
+        </w:trPr>
         <w:tc>
           <w:tcPr>
             <w:tcW w:type="dxa" w:w="2600"/>
@@ -22774,6 +23894,9 @@
         </w:tc>
       </w:tr>
       <w:tr>
+        <w:trPr>
+          <w:cantSplit/>
+        </w:trPr>
         <w:tc>
           <w:tcPr>
             <w:tcW w:type="dxa" w:w="2600"/>
@@ -22842,6 +23965,9 @@
         </w:tc>
       </w:tr>
       <w:tr>
+        <w:trPr>
+          <w:cantSplit/>
+        </w:trPr>
         <w:tc>
           <w:tcPr>
             <w:tcW w:type="dxa" w:w="2600"/>
@@ -22910,6 +24036,9 @@
         </w:tc>
       </w:tr>
       <w:tr>
+        <w:trPr>
+          <w:cantSplit/>
+        </w:trPr>
         <w:tc>
           <w:tcPr>
             <w:tcW w:type="dxa" w:w="2600"/>
@@ -22978,6 +24107,9 @@
         </w:tc>
       </w:tr>
       <w:tr>
+        <w:trPr>
+          <w:cantSplit/>
+        </w:trPr>
         <w:tc>
           <w:tcPr>
             <w:tcW w:type="dxa" w:w="2600"/>
@@ -23046,6 +24178,9 @@
         </w:tc>
       </w:tr>
       <w:tr>
+        <w:trPr>
+          <w:cantSplit/>
+        </w:trPr>
         <w:tc>
           <w:tcPr>
             <w:tcW w:type="dxa" w:w="2600"/>
@@ -23240,13 +24375,15 @@
           <w:insideH w:val="single" w:color="auto" w:sz="4"/>
           <w:insideV w:val="single" w:color="auto" w:sz="4"/>
         </w:tblBorders>
+        <w:tblLayout w:type="fixed"/>
       </w:tblPr>
       <w:tblGrid>
-        <w:gridCol w:w="100"/>
-        <w:gridCol w:w="100"/>
+        <w:gridCol w:w="2600"/>
+        <w:gridCol w:w="6600"/>
       </w:tblGrid>
       <w:tr>
         <w:trPr>
+          <w:cantSplit/>
           <w:tblHeader/>
         </w:trPr>
         <w:tc>
@@ -23319,6 +24456,9 @@
         </w:tc>
       </w:tr>
       <w:tr>
+        <w:trPr>
+          <w:cantSplit/>
+        </w:trPr>
         <w:tc>
           <w:tcPr>
             <w:tcW w:type="dxa" w:w="2600"/>
@@ -23387,6 +24527,9 @@
         </w:tc>
       </w:tr>
       <w:tr>
+        <w:trPr>
+          <w:cantSplit/>
+        </w:trPr>
         <w:tc>
           <w:tcPr>
             <w:tcW w:type="dxa" w:w="2600"/>
@@ -23455,6 +24598,9 @@
         </w:tc>
       </w:tr>
       <w:tr>
+        <w:trPr>
+          <w:cantSplit/>
+        </w:trPr>
         <w:tc>
           <w:tcPr>
             <w:tcW w:type="dxa" w:w="2600"/>
@@ -23523,6 +24669,9 @@
         </w:tc>
       </w:tr>
       <w:tr>
+        <w:trPr>
+          <w:cantSplit/>
+        </w:trPr>
         <w:tc>
           <w:tcPr>
             <w:tcW w:type="dxa" w:w="2600"/>
@@ -23591,6 +24740,9 @@
         </w:tc>
       </w:tr>
       <w:tr>
+        <w:trPr>
+          <w:cantSplit/>
+        </w:trPr>
         <w:tc>
           <w:tcPr>
             <w:tcW w:type="dxa" w:w="2600"/>
@@ -23659,6 +24811,9 @@
         </w:tc>
       </w:tr>
       <w:tr>
+        <w:trPr>
+          <w:cantSplit/>
+        </w:trPr>
         <w:tc>
           <w:tcPr>
             <w:tcW w:type="dxa" w:w="2600"/>
@@ -23727,6 +24882,9 @@
         </w:tc>
       </w:tr>
       <w:tr>
+        <w:trPr>
+          <w:cantSplit/>
+        </w:trPr>
         <w:tc>
           <w:tcPr>
             <w:tcW w:type="dxa" w:w="2600"/>
@@ -23795,6 +24953,9 @@
         </w:tc>
       </w:tr>
       <w:tr>
+        <w:trPr>
+          <w:cantSplit/>
+        </w:trPr>
         <w:tc>
           <w:tcPr>
             <w:tcW w:type="dxa" w:w="2600"/>
@@ -23863,6 +25024,9 @@
         </w:tc>
       </w:tr>
       <w:tr>
+        <w:trPr>
+          <w:cantSplit/>
+        </w:trPr>
         <w:tc>
           <w:tcPr>
             <w:tcW w:type="dxa" w:w="2600"/>
@@ -23959,15 +25123,17 @@
           <w:insideH w:val="single" w:color="auto" w:sz="4"/>
           <w:insideV w:val="single" w:color="auto" w:sz="4"/>
         </w:tblBorders>
+        <w:tblLayout w:type="fixed"/>
       </w:tblPr>
       <w:tblGrid>
-        <w:gridCol w:w="100"/>
-        <w:gridCol w:w="100"/>
-        <w:gridCol w:w="100"/>
-        <w:gridCol w:w="100"/>
+        <w:gridCol w:w="2200"/>
+        <w:gridCol w:w="1800"/>
+        <w:gridCol w:w="1400"/>
+        <w:gridCol w:w="3800"/>
       </w:tblGrid>
       <w:tr>
         <w:trPr>
+          <w:cantSplit/>
           <w:tblHeader/>
         </w:trPr>
         <w:tc>
@@ -24108,6 +25274,9 @@
         </w:tc>
       </w:tr>
       <w:tr>
+        <w:trPr>
+          <w:cantSplit/>
+        </w:trPr>
         <w:tc>
           <w:tcPr>
             <w:tcW w:type="dxa" w:w="2200"/>
@@ -24422,13 +25591,15 @@
           <w:insideH w:val="single" w:color="auto" w:sz="4"/>
           <w:insideV w:val="single" w:color="auto" w:sz="4"/>
         </w:tblBorders>
+        <w:tblLayout w:type="fixed"/>
       </w:tblPr>
       <w:tblGrid>
-        <w:gridCol w:w="100"/>
-        <w:gridCol w:w="100"/>
+        <w:gridCol w:w="2600"/>
+        <w:gridCol w:w="6600"/>
       </w:tblGrid>
       <w:tr>
         <w:trPr>
+          <w:cantSplit/>
           <w:tblHeader/>
         </w:trPr>
         <w:tc>
@@ -24501,6 +25672,9 @@
         </w:tc>
       </w:tr>
       <w:tr>
+        <w:trPr>
+          <w:cantSplit/>
+        </w:trPr>
         <w:tc>
           <w:tcPr>
             <w:tcW w:type="dxa" w:w="2600"/>
@@ -24569,6 +25743,9 @@
         </w:tc>
       </w:tr>
       <w:tr>
+        <w:trPr>
+          <w:cantSplit/>
+        </w:trPr>
         <w:tc>
           <w:tcPr>
             <w:tcW w:type="dxa" w:w="2600"/>
@@ -24637,6 +25814,9 @@
         </w:tc>
       </w:tr>
       <w:tr>
+        <w:trPr>
+          <w:cantSplit/>
+        </w:trPr>
         <w:tc>
           <w:tcPr>
             <w:tcW w:type="dxa" w:w="2600"/>
@@ -24705,6 +25885,9 @@
         </w:tc>
       </w:tr>
       <w:tr>
+        <w:trPr>
+          <w:cantSplit/>
+        </w:trPr>
         <w:tc>
           <w:tcPr>
             <w:tcW w:type="dxa" w:w="2600"/>
@@ -24773,6 +25956,9 @@
         </w:tc>
       </w:tr>
       <w:tr>
+        <w:trPr>
+          <w:cantSplit/>
+        </w:trPr>
         <w:tc>
           <w:tcPr>
             <w:tcW w:type="dxa" w:w="2600"/>
@@ -24841,6 +26027,9 @@
         </w:tc>
       </w:tr>
       <w:tr>
+        <w:trPr>
+          <w:cantSplit/>
+        </w:trPr>
         <w:tc>
           <w:tcPr>
             <w:tcW w:type="dxa" w:w="2600"/>
@@ -24909,6 +26098,9 @@
         </w:tc>
       </w:tr>
       <w:tr>
+        <w:trPr>
+          <w:cantSplit/>
+        </w:trPr>
         <w:tc>
           <w:tcPr>
             <w:tcW w:type="dxa" w:w="2600"/>
@@ -24977,6 +26169,9 @@
         </w:tc>
       </w:tr>
       <w:tr>
+        <w:trPr>
+          <w:cantSplit/>
+        </w:trPr>
         <w:tc>
           <w:tcPr>
             <w:tcW w:type="dxa" w:w="2600"/>
@@ -25045,6 +26240,9 @@
         </w:tc>
       </w:tr>
       <w:tr>
+        <w:trPr>
+          <w:cantSplit/>
+        </w:trPr>
         <w:tc>
           <w:tcPr>
             <w:tcW w:type="dxa" w:w="2600"/>
@@ -25141,15 +26339,17 @@
           <w:insideH w:val="single" w:color="auto" w:sz="4"/>
           <w:insideV w:val="single" w:color="auto" w:sz="4"/>
         </w:tblBorders>
+        <w:tblLayout w:type="fixed"/>
       </w:tblPr>
       <w:tblGrid>
-        <w:gridCol w:w="100"/>
-        <w:gridCol w:w="100"/>
-        <w:gridCol w:w="100"/>
-        <w:gridCol w:w="100"/>
+        <w:gridCol w:w="2200"/>
+        <w:gridCol w:w="1800"/>
+        <w:gridCol w:w="1400"/>
+        <w:gridCol w:w="3800"/>
       </w:tblGrid>
       <w:tr>
         <w:trPr>
+          <w:cantSplit/>
           <w:tblHeader/>
         </w:trPr>
         <w:tc>
@@ -25290,6 +26490,9 @@
         </w:tc>
       </w:tr>
       <w:tr>
+        <w:trPr>
+          <w:cantSplit/>
+        </w:trPr>
         <w:tc>
           <w:tcPr>
             <w:tcW w:type="dxa" w:w="2200"/>
@@ -25424,6 +26627,9 @@
         </w:tc>
       </w:tr>
       <w:tr>
+        <w:trPr>
+          <w:cantSplit/>
+        </w:trPr>
         <w:tc>
           <w:tcPr>
             <w:tcW w:type="dxa" w:w="2200"/>
@@ -25558,6 +26764,9 @@
         </w:tc>
       </w:tr>
       <w:tr>
+        <w:trPr>
+          <w:cantSplit/>
+        </w:trPr>
         <w:tc>
           <w:tcPr>
             <w:tcW w:type="dxa" w:w="2200"/>
@@ -25692,6 +26901,9 @@
         </w:tc>
       </w:tr>
       <w:tr>
+        <w:trPr>
+          <w:cantSplit/>
+        </w:trPr>
         <w:tc>
           <w:tcPr>
             <w:tcW w:type="dxa" w:w="2200"/>
@@ -26039,13 +27251,15 @@
           <w:insideH w:val="single" w:color="auto" w:sz="4"/>
           <w:insideV w:val="single" w:color="auto" w:sz="4"/>
         </w:tblBorders>
+        <w:tblLayout w:type="fixed"/>
       </w:tblPr>
       <w:tblGrid>
-        <w:gridCol w:w="100"/>
-        <w:gridCol w:w="100"/>
+        <w:gridCol w:w="2600"/>
+        <w:gridCol w:w="6600"/>
       </w:tblGrid>
       <w:tr>
         <w:trPr>
+          <w:cantSplit/>
           <w:tblHeader/>
         </w:trPr>
         <w:tc>
@@ -26118,6 +27332,9 @@
         </w:tc>
       </w:tr>
       <w:tr>
+        <w:trPr>
+          <w:cantSplit/>
+        </w:trPr>
         <w:tc>
           <w:tcPr>
             <w:tcW w:type="dxa" w:w="2600"/>
@@ -26186,6 +27403,9 @@
         </w:tc>
       </w:tr>
       <w:tr>
+        <w:trPr>
+          <w:cantSplit/>
+        </w:trPr>
         <w:tc>
           <w:tcPr>
             <w:tcW w:type="dxa" w:w="2600"/>
@@ -26254,6 +27474,9 @@
         </w:tc>
       </w:tr>
       <w:tr>
+        <w:trPr>
+          <w:cantSplit/>
+        </w:trPr>
         <w:tc>
           <w:tcPr>
             <w:tcW w:type="dxa" w:w="2600"/>
@@ -26322,6 +27545,9 @@
         </w:tc>
       </w:tr>
       <w:tr>
+        <w:trPr>
+          <w:cantSplit/>
+        </w:trPr>
         <w:tc>
           <w:tcPr>
             <w:tcW w:type="dxa" w:w="2600"/>
@@ -26390,6 +27616,9 @@
         </w:tc>
       </w:tr>
       <w:tr>
+        <w:trPr>
+          <w:cantSplit/>
+        </w:trPr>
         <w:tc>
           <w:tcPr>
             <w:tcW w:type="dxa" w:w="2600"/>
@@ -26458,6 +27687,9 @@
         </w:tc>
       </w:tr>
       <w:tr>
+        <w:trPr>
+          <w:cantSplit/>
+        </w:trPr>
         <w:tc>
           <w:tcPr>
             <w:tcW w:type="dxa" w:w="2600"/>
@@ -26526,6 +27758,9 @@
         </w:tc>
       </w:tr>
       <w:tr>
+        <w:trPr>
+          <w:cantSplit/>
+        </w:trPr>
         <w:tc>
           <w:tcPr>
             <w:tcW w:type="dxa" w:w="2600"/>
@@ -26594,6 +27829,9 @@
         </w:tc>
       </w:tr>
       <w:tr>
+        <w:trPr>
+          <w:cantSplit/>
+        </w:trPr>
         <w:tc>
           <w:tcPr>
             <w:tcW w:type="dxa" w:w="2600"/>
@@ -26662,6 +27900,9 @@
         </w:tc>
       </w:tr>
       <w:tr>
+        <w:trPr>
+          <w:cantSplit/>
+        </w:trPr>
         <w:tc>
           <w:tcPr>
             <w:tcW w:type="dxa" w:w="2600"/>
@@ -26758,15 +27999,17 @@
           <w:insideH w:val="single" w:color="auto" w:sz="4"/>
           <w:insideV w:val="single" w:color="auto" w:sz="4"/>
         </w:tblBorders>
+        <w:tblLayout w:type="fixed"/>
       </w:tblPr>
       <w:tblGrid>
-        <w:gridCol w:w="100"/>
-        <w:gridCol w:w="100"/>
-        <w:gridCol w:w="100"/>
-        <w:gridCol w:w="100"/>
+        <w:gridCol w:w="2200"/>
+        <w:gridCol w:w="1800"/>
+        <w:gridCol w:w="1400"/>
+        <w:gridCol w:w="3800"/>
       </w:tblGrid>
       <w:tr>
         <w:trPr>
+          <w:cantSplit/>
           <w:tblHeader/>
         </w:trPr>
         <w:tc>
@@ -26907,6 +28150,9 @@
         </w:tc>
       </w:tr>
       <w:tr>
+        <w:trPr>
+          <w:cantSplit/>
+        </w:trPr>
         <w:tc>
           <w:tcPr>
             <w:tcW w:type="dxa" w:w="2200"/>
@@ -27221,13 +28467,15 @@
           <w:insideH w:val="single" w:color="auto" w:sz="4"/>
           <w:insideV w:val="single" w:color="auto" w:sz="4"/>
         </w:tblBorders>
+        <w:tblLayout w:type="fixed"/>
       </w:tblPr>
       <w:tblGrid>
-        <w:gridCol w:w="100"/>
-        <w:gridCol w:w="100"/>
+        <w:gridCol w:w="2600"/>
+        <w:gridCol w:w="6600"/>
       </w:tblGrid>
       <w:tr>
         <w:trPr>
+          <w:cantSplit/>
           <w:tblHeader/>
         </w:trPr>
         <w:tc>
@@ -27300,6 +28548,9 @@
         </w:tc>
       </w:tr>
       <w:tr>
+        <w:trPr>
+          <w:cantSplit/>
+        </w:trPr>
         <w:tc>
           <w:tcPr>
             <w:tcW w:type="dxa" w:w="2600"/>
@@ -27368,6 +28619,9 @@
         </w:tc>
       </w:tr>
       <w:tr>
+        <w:trPr>
+          <w:cantSplit/>
+        </w:trPr>
         <w:tc>
           <w:tcPr>
             <w:tcW w:type="dxa" w:w="2600"/>
@@ -27436,6 +28690,9 @@
         </w:tc>
       </w:tr>
       <w:tr>
+        <w:trPr>
+          <w:cantSplit/>
+        </w:trPr>
         <w:tc>
           <w:tcPr>
             <w:tcW w:type="dxa" w:w="2600"/>
@@ -27504,6 +28761,9 @@
         </w:tc>
       </w:tr>
       <w:tr>
+        <w:trPr>
+          <w:cantSplit/>
+        </w:trPr>
         <w:tc>
           <w:tcPr>
             <w:tcW w:type="dxa" w:w="2600"/>
@@ -27572,6 +28832,9 @@
         </w:tc>
       </w:tr>
       <w:tr>
+        <w:trPr>
+          <w:cantSplit/>
+        </w:trPr>
         <w:tc>
           <w:tcPr>
             <w:tcW w:type="dxa" w:w="2600"/>
@@ -27640,6 +28903,9 @@
         </w:tc>
       </w:tr>
       <w:tr>
+        <w:trPr>
+          <w:cantSplit/>
+        </w:trPr>
         <w:tc>
           <w:tcPr>
             <w:tcW w:type="dxa" w:w="2600"/>
@@ -27708,6 +28974,9 @@
         </w:tc>
       </w:tr>
       <w:tr>
+        <w:trPr>
+          <w:cantSplit/>
+        </w:trPr>
         <w:tc>
           <w:tcPr>
             <w:tcW w:type="dxa" w:w="2600"/>
@@ -27776,6 +29045,9 @@
         </w:tc>
       </w:tr>
       <w:tr>
+        <w:trPr>
+          <w:cantSplit/>
+        </w:trPr>
         <w:tc>
           <w:tcPr>
             <w:tcW w:type="dxa" w:w="2600"/>
@@ -27844,6 +29116,9 @@
         </w:tc>
       </w:tr>
       <w:tr>
+        <w:trPr>
+          <w:cantSplit/>
+        </w:trPr>
         <w:tc>
           <w:tcPr>
             <w:tcW w:type="dxa" w:w="2600"/>
@@ -27940,15 +29215,17 @@
           <w:insideH w:val="single" w:color="auto" w:sz="4"/>
           <w:insideV w:val="single" w:color="auto" w:sz="4"/>
         </w:tblBorders>
+        <w:tblLayout w:type="fixed"/>
       </w:tblPr>
       <w:tblGrid>
-        <w:gridCol w:w="100"/>
-        <w:gridCol w:w="100"/>
-        <w:gridCol w:w="100"/>
-        <w:gridCol w:w="100"/>
+        <w:gridCol w:w="2200"/>
+        <w:gridCol w:w="1800"/>
+        <w:gridCol w:w="1400"/>
+        <w:gridCol w:w="3800"/>
       </w:tblGrid>
       <w:tr>
         <w:trPr>
+          <w:cantSplit/>
           <w:tblHeader/>
         </w:trPr>
         <w:tc>
@@ -28089,6 +29366,9 @@
         </w:tc>
       </w:tr>
       <w:tr>
+        <w:trPr>
+          <w:cantSplit/>
+        </w:trPr>
         <w:tc>
           <w:tcPr>
             <w:tcW w:type="dxa" w:w="2200"/>
@@ -28376,13 +29656,15 @@
           <w:insideH w:val="single" w:color="auto" w:sz="4"/>
           <w:insideV w:val="single" w:color="auto" w:sz="4"/>
         </w:tblBorders>
+        <w:tblLayout w:type="fixed"/>
       </w:tblPr>
       <w:tblGrid>
-        <w:gridCol w:w="100"/>
-        <w:gridCol w:w="100"/>
+        <w:gridCol w:w="2600"/>
+        <w:gridCol w:w="6600"/>
       </w:tblGrid>
       <w:tr>
         <w:trPr>
+          <w:cantSplit/>
           <w:tblHeader/>
         </w:trPr>
         <w:tc>
@@ -28455,6 +29737,9 @@
         </w:tc>
       </w:tr>
       <w:tr>
+        <w:trPr>
+          <w:cantSplit/>
+        </w:trPr>
         <w:tc>
           <w:tcPr>
             <w:tcW w:type="dxa" w:w="2600"/>
@@ -28523,6 +29808,9 @@
         </w:tc>
       </w:tr>
       <w:tr>
+        <w:trPr>
+          <w:cantSplit/>
+        </w:trPr>
         <w:tc>
           <w:tcPr>
             <w:tcW w:type="dxa" w:w="2600"/>
@@ -28591,6 +29879,9 @@
         </w:tc>
       </w:tr>
       <w:tr>
+        <w:trPr>
+          <w:cantSplit/>
+        </w:trPr>
         <w:tc>
           <w:tcPr>
             <w:tcW w:type="dxa" w:w="2600"/>
@@ -28659,6 +29950,9 @@
         </w:tc>
       </w:tr>
       <w:tr>
+        <w:trPr>
+          <w:cantSplit/>
+        </w:trPr>
         <w:tc>
           <w:tcPr>
             <w:tcW w:type="dxa" w:w="2600"/>
@@ -28727,6 +30021,9 @@
         </w:tc>
       </w:tr>
       <w:tr>
+        <w:trPr>
+          <w:cantSplit/>
+        </w:trPr>
         <w:tc>
           <w:tcPr>
             <w:tcW w:type="dxa" w:w="2600"/>
@@ -28795,6 +30092,9 @@
         </w:tc>
       </w:tr>
       <w:tr>
+        <w:trPr>
+          <w:cantSplit/>
+        </w:trPr>
         <w:tc>
           <w:tcPr>
             <w:tcW w:type="dxa" w:w="2600"/>
@@ -28863,6 +30163,9 @@
         </w:tc>
       </w:tr>
       <w:tr>
+        <w:trPr>
+          <w:cantSplit/>
+        </w:trPr>
         <w:tc>
           <w:tcPr>
             <w:tcW w:type="dxa" w:w="2600"/>
@@ -28931,6 +30234,9 @@
         </w:tc>
       </w:tr>
       <w:tr>
+        <w:trPr>
+          <w:cantSplit/>
+        </w:trPr>
         <w:tc>
           <w:tcPr>
             <w:tcW w:type="dxa" w:w="2600"/>
@@ -28999,6 +30305,9 @@
         </w:tc>
       </w:tr>
       <w:tr>
+        <w:trPr>
+          <w:cantSplit/>
+        </w:trPr>
         <w:tc>
           <w:tcPr>
             <w:tcW w:type="dxa" w:w="2600"/>
@@ -29095,15 +30404,17 @@
           <w:insideH w:val="single" w:color="auto" w:sz="4"/>
           <w:insideV w:val="single" w:color="auto" w:sz="4"/>
         </w:tblBorders>
+        <w:tblLayout w:type="fixed"/>
       </w:tblPr>
       <w:tblGrid>
-        <w:gridCol w:w="100"/>
-        <w:gridCol w:w="100"/>
-        <w:gridCol w:w="100"/>
-        <w:gridCol w:w="100"/>
+        <w:gridCol w:w="2200"/>
+        <w:gridCol w:w="1800"/>
+        <w:gridCol w:w="1400"/>
+        <w:gridCol w:w="3800"/>
       </w:tblGrid>
       <w:tr>
         <w:trPr>
+          <w:cantSplit/>
           <w:tblHeader/>
         </w:trPr>
         <w:tc>
@@ -29244,6 +30555,9 @@
         </w:tc>
       </w:tr>
       <w:tr>
+        <w:trPr>
+          <w:cantSplit/>
+        </w:trPr>
         <w:tc>
           <w:tcPr>
             <w:tcW w:type="dxa" w:w="2200"/>
@@ -29378,6 +30692,9 @@
         </w:tc>
       </w:tr>
       <w:tr>
+        <w:trPr>
+          <w:cantSplit/>
+        </w:trPr>
         <w:tc>
           <w:tcPr>
             <w:tcW w:type="dxa" w:w="2200"/>
@@ -29512,6 +30829,9 @@
         </w:tc>
       </w:tr>
       <w:tr>
+        <w:trPr>
+          <w:cantSplit/>
+        </w:trPr>
         <w:tc>
           <w:tcPr>
             <w:tcW w:type="dxa" w:w="2200"/>
@@ -29646,6 +30966,9 @@
         </w:tc>
       </w:tr>
       <w:tr>
+        <w:trPr>
+          <w:cantSplit/>
+        </w:trPr>
         <w:tc>
           <w:tcPr>
             <w:tcW w:type="dxa" w:w="2200"/>
@@ -29960,13 +31283,15 @@
           <w:insideH w:val="single" w:color="auto" w:sz="4"/>
           <w:insideV w:val="single" w:color="auto" w:sz="4"/>
         </w:tblBorders>
+        <w:tblLayout w:type="fixed"/>
       </w:tblPr>
       <w:tblGrid>
-        <w:gridCol w:w="100"/>
-        <w:gridCol w:w="100"/>
+        <w:gridCol w:w="2600"/>
+        <w:gridCol w:w="6600"/>
       </w:tblGrid>
       <w:tr>
         <w:trPr>
+          <w:cantSplit/>
           <w:tblHeader/>
         </w:trPr>
         <w:tc>
@@ -30039,6 +31364,9 @@
         </w:tc>
       </w:tr>
       <w:tr>
+        <w:trPr>
+          <w:cantSplit/>
+        </w:trPr>
         <w:tc>
           <w:tcPr>
             <w:tcW w:type="dxa" w:w="2600"/>
@@ -30107,6 +31435,9 @@
         </w:tc>
       </w:tr>
       <w:tr>
+        <w:trPr>
+          <w:cantSplit/>
+        </w:trPr>
         <w:tc>
           <w:tcPr>
             <w:tcW w:type="dxa" w:w="2600"/>
@@ -30175,6 +31506,9 @@
         </w:tc>
       </w:tr>
       <w:tr>
+        <w:trPr>
+          <w:cantSplit/>
+        </w:trPr>
         <w:tc>
           <w:tcPr>
             <w:tcW w:type="dxa" w:w="2600"/>
@@ -30243,6 +31577,9 @@
         </w:tc>
       </w:tr>
       <w:tr>
+        <w:trPr>
+          <w:cantSplit/>
+        </w:trPr>
         <w:tc>
           <w:tcPr>
             <w:tcW w:type="dxa" w:w="2600"/>
@@ -30311,6 +31648,9 @@
         </w:tc>
       </w:tr>
       <w:tr>
+        <w:trPr>
+          <w:cantSplit/>
+        </w:trPr>
         <w:tc>
           <w:tcPr>
             <w:tcW w:type="dxa" w:w="2600"/>
@@ -30379,6 +31719,9 @@
         </w:tc>
       </w:tr>
       <w:tr>
+        <w:trPr>
+          <w:cantSplit/>
+        </w:trPr>
         <w:tc>
           <w:tcPr>
             <w:tcW w:type="dxa" w:w="2600"/>
@@ -30447,6 +31790,9 @@
         </w:tc>
       </w:tr>
       <w:tr>
+        <w:trPr>
+          <w:cantSplit/>
+        </w:trPr>
         <w:tc>
           <w:tcPr>
             <w:tcW w:type="dxa" w:w="2600"/>
@@ -30515,6 +31861,9 @@
         </w:tc>
       </w:tr>
       <w:tr>
+        <w:trPr>
+          <w:cantSplit/>
+        </w:trPr>
         <w:tc>
           <w:tcPr>
             <w:tcW w:type="dxa" w:w="2600"/>
@@ -30583,6 +31932,9 @@
         </w:tc>
       </w:tr>
       <w:tr>
+        <w:trPr>
+          <w:cantSplit/>
+        </w:trPr>
         <w:tc>
           <w:tcPr>
             <w:tcW w:type="dxa" w:w="2600"/>
@@ -30679,15 +32031,17 @@
           <w:insideH w:val="single" w:color="auto" w:sz="4"/>
           <w:insideV w:val="single" w:color="auto" w:sz="4"/>
         </w:tblBorders>
+        <w:tblLayout w:type="fixed"/>
       </w:tblPr>
       <w:tblGrid>
-        <w:gridCol w:w="100"/>
-        <w:gridCol w:w="100"/>
-        <w:gridCol w:w="100"/>
-        <w:gridCol w:w="100"/>
+        <w:gridCol w:w="2200"/>
+        <w:gridCol w:w="1800"/>
+        <w:gridCol w:w="1400"/>
+        <w:gridCol w:w="3800"/>
       </w:tblGrid>
       <w:tr>
         <w:trPr>
+          <w:cantSplit/>
           <w:tblHeader/>
         </w:trPr>
         <w:tc>
@@ -30828,6 +32182,9 @@
         </w:tc>
       </w:tr>
       <w:tr>
+        <w:trPr>
+          <w:cantSplit/>
+        </w:trPr>
         <w:tc>
           <w:tcPr>
             <w:tcW w:type="dxa" w:w="2200"/>
@@ -30962,6 +32319,9 @@
         </w:tc>
       </w:tr>
       <w:tr>
+        <w:trPr>
+          <w:cantSplit/>
+        </w:trPr>
         <w:tc>
           <w:tcPr>
             <w:tcW w:type="dxa" w:w="2200"/>
@@ -31276,13 +32636,15 @@
           <w:insideH w:val="single" w:color="auto" w:sz="4"/>
           <w:insideV w:val="single" w:color="auto" w:sz="4"/>
         </w:tblBorders>
+        <w:tblLayout w:type="fixed"/>
       </w:tblPr>
       <w:tblGrid>
-        <w:gridCol w:w="100"/>
-        <w:gridCol w:w="100"/>
+        <w:gridCol w:w="2600"/>
+        <w:gridCol w:w="6600"/>
       </w:tblGrid>
       <w:tr>
         <w:trPr>
+          <w:cantSplit/>
           <w:tblHeader/>
         </w:trPr>
         <w:tc>
@@ -31355,6 +32717,9 @@
         </w:tc>
       </w:tr>
       <w:tr>
+        <w:trPr>
+          <w:cantSplit/>
+        </w:trPr>
         <w:tc>
           <w:tcPr>
             <w:tcW w:type="dxa" w:w="2600"/>
@@ -31423,6 +32788,9 @@
         </w:tc>
       </w:tr>
       <w:tr>
+        <w:trPr>
+          <w:cantSplit/>
+        </w:trPr>
         <w:tc>
           <w:tcPr>
             <w:tcW w:type="dxa" w:w="2600"/>
@@ -31491,6 +32859,9 @@
         </w:tc>
       </w:tr>
       <w:tr>
+        <w:trPr>
+          <w:cantSplit/>
+        </w:trPr>
         <w:tc>
           <w:tcPr>
             <w:tcW w:type="dxa" w:w="2600"/>
@@ -31559,6 +32930,9 @@
         </w:tc>
       </w:tr>
       <w:tr>
+        <w:trPr>
+          <w:cantSplit/>
+        </w:trPr>
         <w:tc>
           <w:tcPr>
             <w:tcW w:type="dxa" w:w="2600"/>
@@ -31627,6 +33001,9 @@
         </w:tc>
       </w:tr>
       <w:tr>
+        <w:trPr>
+          <w:cantSplit/>
+        </w:trPr>
         <w:tc>
           <w:tcPr>
             <w:tcW w:type="dxa" w:w="2600"/>
@@ -31695,6 +33072,9 @@
         </w:tc>
       </w:tr>
       <w:tr>
+        <w:trPr>
+          <w:cantSplit/>
+        </w:trPr>
         <w:tc>
           <w:tcPr>
             <w:tcW w:type="dxa" w:w="2600"/>
@@ -31763,6 +33143,9 @@
         </w:tc>
       </w:tr>
       <w:tr>
+        <w:trPr>
+          <w:cantSplit/>
+        </w:trPr>
         <w:tc>
           <w:tcPr>
             <w:tcW w:type="dxa" w:w="2600"/>
@@ -31831,6 +33214,9 @@
         </w:tc>
       </w:tr>
       <w:tr>
+        <w:trPr>
+          <w:cantSplit/>
+        </w:trPr>
         <w:tc>
           <w:tcPr>
             <w:tcW w:type="dxa" w:w="2600"/>
@@ -31899,6 +33285,9 @@
         </w:tc>
       </w:tr>
       <w:tr>
+        <w:trPr>
+          <w:cantSplit/>
+        </w:trPr>
         <w:tc>
           <w:tcPr>
             <w:tcW w:type="dxa" w:w="2600"/>
@@ -31995,15 +33384,17 @@
           <w:insideH w:val="single" w:color="auto" w:sz="4"/>
           <w:insideV w:val="single" w:color="auto" w:sz="4"/>
         </w:tblBorders>
+        <w:tblLayout w:type="fixed"/>
       </w:tblPr>
       <w:tblGrid>
-        <w:gridCol w:w="100"/>
-        <w:gridCol w:w="100"/>
-        <w:gridCol w:w="100"/>
-        <w:gridCol w:w="100"/>
+        <w:gridCol w:w="2200"/>
+        <w:gridCol w:w="1800"/>
+        <w:gridCol w:w="1400"/>
+        <w:gridCol w:w="3800"/>
       </w:tblGrid>
       <w:tr>
         <w:trPr>
+          <w:cantSplit/>
           <w:tblHeader/>
         </w:trPr>
         <w:tc>
@@ -32144,6 +33535,9 @@
         </w:tc>
       </w:tr>
       <w:tr>
+        <w:trPr>
+          <w:cantSplit/>
+        </w:trPr>
         <w:tc>
           <w:tcPr>
             <w:tcW w:type="dxa" w:w="2200"/>
@@ -32278,6 +33672,9 @@
         </w:tc>
       </w:tr>
       <w:tr>
+        <w:trPr>
+          <w:cantSplit/>
+        </w:trPr>
         <w:tc>
           <w:tcPr>
             <w:tcW w:type="dxa" w:w="2200"/>
@@ -32722,13 +34119,15 @@
           <w:insideH w:val="single" w:color="auto" w:sz="4"/>
           <w:insideV w:val="single" w:color="auto" w:sz="4"/>
         </w:tblBorders>
+        <w:tblLayout w:type="fixed"/>
       </w:tblPr>
       <w:tblGrid>
-        <w:gridCol w:w="100"/>
-        <w:gridCol w:w="100"/>
+        <w:gridCol w:w="2600"/>
+        <w:gridCol w:w="6600"/>
       </w:tblGrid>
       <w:tr>
         <w:trPr>
+          <w:cantSplit/>
           <w:tblHeader/>
         </w:trPr>
         <w:tc>
@@ -32801,6 +34200,9 @@
         </w:tc>
       </w:tr>
       <w:tr>
+        <w:trPr>
+          <w:cantSplit/>
+        </w:trPr>
         <w:tc>
           <w:tcPr>
             <w:tcW w:type="dxa" w:w="2600"/>
@@ -32869,6 +34271,9 @@
         </w:tc>
       </w:tr>
       <w:tr>
+        <w:trPr>
+          <w:cantSplit/>
+        </w:trPr>
         <w:tc>
           <w:tcPr>
             <w:tcW w:type="dxa" w:w="2600"/>
@@ -32937,6 +34342,9 @@
         </w:tc>
       </w:tr>
       <w:tr>
+        <w:trPr>
+          <w:cantSplit/>
+        </w:trPr>
         <w:tc>
           <w:tcPr>
             <w:tcW w:type="dxa" w:w="2600"/>
@@ -33005,6 +34413,9 @@
         </w:tc>
       </w:tr>
       <w:tr>
+        <w:trPr>
+          <w:cantSplit/>
+        </w:trPr>
         <w:tc>
           <w:tcPr>
             <w:tcW w:type="dxa" w:w="2600"/>
@@ -33073,6 +34484,9 @@
         </w:tc>
       </w:tr>
       <w:tr>
+        <w:trPr>
+          <w:cantSplit/>
+        </w:trPr>
         <w:tc>
           <w:tcPr>
             <w:tcW w:type="dxa" w:w="2600"/>
@@ -33141,6 +34555,9 @@
         </w:tc>
       </w:tr>
       <w:tr>
+        <w:trPr>
+          <w:cantSplit/>
+        </w:trPr>
         <w:tc>
           <w:tcPr>
             <w:tcW w:type="dxa" w:w="2600"/>
@@ -33209,6 +34626,9 @@
         </w:tc>
       </w:tr>
       <w:tr>
+        <w:trPr>
+          <w:cantSplit/>
+        </w:trPr>
         <w:tc>
           <w:tcPr>
             <w:tcW w:type="dxa" w:w="2600"/>
@@ -33277,6 +34697,9 @@
         </w:tc>
       </w:tr>
       <w:tr>
+        <w:trPr>
+          <w:cantSplit/>
+        </w:trPr>
         <w:tc>
           <w:tcPr>
             <w:tcW w:type="dxa" w:w="2600"/>
@@ -33345,6 +34768,9 @@
         </w:tc>
       </w:tr>
       <w:tr>
+        <w:trPr>
+          <w:cantSplit/>
+        </w:trPr>
         <w:tc>
           <w:tcPr>
             <w:tcW w:type="dxa" w:w="2600"/>
@@ -33593,13 +35019,15 @@
           <w:insideH w:val="single" w:color="auto" w:sz="4"/>
           <w:insideV w:val="single" w:color="auto" w:sz="4"/>
         </w:tblBorders>
+        <w:tblLayout w:type="fixed"/>
       </w:tblPr>
       <w:tblGrid>
-        <w:gridCol w:w="100"/>
-        <w:gridCol w:w="100"/>
+        <w:gridCol w:w="2600"/>
+        <w:gridCol w:w="6600"/>
       </w:tblGrid>
       <w:tr>
         <w:trPr>
+          <w:cantSplit/>
           <w:tblHeader/>
         </w:trPr>
         <w:tc>
@@ -33672,6 +35100,9 @@
         </w:tc>
       </w:tr>
       <w:tr>
+        <w:trPr>
+          <w:cantSplit/>
+        </w:trPr>
         <w:tc>
           <w:tcPr>
             <w:tcW w:type="dxa" w:w="2600"/>
@@ -33740,6 +35171,9 @@
         </w:tc>
       </w:tr>
       <w:tr>
+        <w:trPr>
+          <w:cantSplit/>
+        </w:trPr>
         <w:tc>
           <w:tcPr>
             <w:tcW w:type="dxa" w:w="2600"/>
@@ -33808,6 +35242,9 @@
         </w:tc>
       </w:tr>
       <w:tr>
+        <w:trPr>
+          <w:cantSplit/>
+        </w:trPr>
         <w:tc>
           <w:tcPr>
             <w:tcW w:type="dxa" w:w="2600"/>
@@ -33876,6 +35313,9 @@
         </w:tc>
       </w:tr>
       <w:tr>
+        <w:trPr>
+          <w:cantSplit/>
+        </w:trPr>
         <w:tc>
           <w:tcPr>
             <w:tcW w:type="dxa" w:w="2600"/>
@@ -33944,6 +35384,9 @@
         </w:tc>
       </w:tr>
       <w:tr>
+        <w:trPr>
+          <w:cantSplit/>
+        </w:trPr>
         <w:tc>
           <w:tcPr>
             <w:tcW w:type="dxa" w:w="2600"/>
@@ -34012,6 +35455,9 @@
         </w:tc>
       </w:tr>
       <w:tr>
+        <w:trPr>
+          <w:cantSplit/>
+        </w:trPr>
         <w:tc>
           <w:tcPr>
             <w:tcW w:type="dxa" w:w="2600"/>
@@ -34080,6 +35526,9 @@
         </w:tc>
       </w:tr>
       <w:tr>
+        <w:trPr>
+          <w:cantSplit/>
+        </w:trPr>
         <w:tc>
           <w:tcPr>
             <w:tcW w:type="dxa" w:w="2600"/>
@@ -34148,6 +35597,9 @@
         </w:tc>
       </w:tr>
       <w:tr>
+        <w:trPr>
+          <w:cantSplit/>
+        </w:trPr>
         <w:tc>
           <w:tcPr>
             <w:tcW w:type="dxa" w:w="2600"/>
@@ -34216,6 +35668,9 @@
         </w:tc>
       </w:tr>
       <w:tr>
+        <w:trPr>
+          <w:cantSplit/>
+        </w:trPr>
         <w:tc>
           <w:tcPr>
             <w:tcW w:type="dxa" w:w="2600"/>
@@ -34500,6 +35955,3011 @@
           <w:szCs w:val="22"/>
         </w:rPr>
         <w:t xml:space="preserve">Bước E1: Mở qua trình duyệt In-App của Zalo / Facebook Messenger -&gt; Hệ thống phát hiện và hướng dẫn 2 bước mở bằng Safari ngoài.</w:t>
+      </w:r>
+    </w:p>
+    <w:p>
+      <w:pPr>
+        <w:pStyle w:val="Heading2"/>
+        <w:spacing w:after="80" w:before="180"/>
+      </w:pPr>
+      <w:r>
+        <w:rPr>
+          <w:rFonts w:ascii="Times New Roman" w:cs="Times New Roman" w:eastAsia="Times New Roman" w:hAnsi="Times New Roman"/>
+          <w:b/>
+          <w:bCs/>
+          <w:color w:val="0084FF"/>
+          <w:sz w:val="26"/>
+          <w:szCs w:val="26"/>
+        </w:rPr>
+        <w:t xml:space="preserve">[UC-APP-AI-01] Trợ Lý AI Giọng Nói Tiếng Việt &amp; Nắm Bắt Động Phiên Đăng Nhập (Live Context)</w:t>
+      </w:r>
+    </w:p>
+    <w:tbl>
+      <w:tblPr>
+        <w:tblW w:type="dxa" w:w="9200"/>
+        <w:tblBorders>
+          <w:top w:val="single" w:color="auto" w:sz="4"/>
+          <w:left w:val="single" w:color="auto" w:sz="4"/>
+          <w:bottom w:val="single" w:color="auto" w:sz="4"/>
+          <w:right w:val="single" w:color="auto" w:sz="4"/>
+          <w:insideH w:val="single" w:color="auto" w:sz="4"/>
+          <w:insideV w:val="single" w:color="auto" w:sz="4"/>
+        </w:tblBorders>
+        <w:tblLayout w:type="fixed"/>
+      </w:tblPr>
+      <w:tblGrid>
+        <w:gridCol w:w="2600"/>
+        <w:gridCol w:w="6600"/>
+      </w:tblGrid>
+      <w:tr>
+        <w:trPr>
+          <w:cantSplit/>
+          <w:tblHeader/>
+        </w:trPr>
+        <w:tc>
+          <w:tcPr>
+            <w:tcW w:type="dxa" w:w="2600"/>
+            <w:tcBorders>
+              <w:top w:val="single" w:color="CBD5E1" w:sz="4"/>
+              <w:left w:val="single" w:color="CBD5E1" w:sz="4"/>
+              <w:bottom w:val="single" w:color="CBD5E1" w:sz="4"/>
+              <w:right w:val="single" w:color="CBD5E1" w:sz="4"/>
+            </w:tcBorders>
+            <w:shd w:fill="003B95" w:val="clear"/>
+            <w:tcMar>
+              <w:top w:type="dxa" w:w="120"/>
+              <w:left w:type="dxa" w:w="140"/>
+              <w:bottom w:type="dxa" w:w="120"/>
+              <w:right w:type="dxa" w:w="140"/>
+            </w:tcMar>
+          </w:tcPr>
+          <w:p>
+            <w:pPr>
+              <w:jc w:val="center"/>
+            </w:pPr>
+            <w:r>
+              <w:rPr>
+                <w:rFonts w:ascii="Times New Roman" w:cs="Times New Roman" w:eastAsia="Times New Roman" w:hAnsi="Times New Roman"/>
+                <w:b/>
+                <w:bCs/>
+                <w:color w:val="FFFFFF"/>
+                <w:sz w:val="20"/>
+                <w:szCs w:val="20"/>
+              </w:rPr>
+              <w:t xml:space="preserve">Thuộc Tính</w:t>
+            </w:r>
+          </w:p>
+        </w:tc>
+        <w:tc>
+          <w:tcPr>
+            <w:tcW w:type="dxa" w:w="6600"/>
+            <w:tcBorders>
+              <w:top w:val="single" w:color="CBD5E1" w:sz="4"/>
+              <w:left w:val="single" w:color="CBD5E1" w:sz="4"/>
+              <w:bottom w:val="single" w:color="CBD5E1" w:sz="4"/>
+              <w:right w:val="single" w:color="CBD5E1" w:sz="4"/>
+            </w:tcBorders>
+            <w:shd w:fill="003B95" w:val="clear"/>
+            <w:tcMar>
+              <w:top w:type="dxa" w:w="120"/>
+              <w:left w:type="dxa" w:w="140"/>
+              <w:bottom w:type="dxa" w:w="120"/>
+              <w:right w:type="dxa" w:w="140"/>
+            </w:tcMar>
+          </w:tcPr>
+          <w:p>
+            <w:pPr>
+              <w:jc w:val="center"/>
+            </w:pPr>
+            <w:r>
+              <w:rPr>
+                <w:rFonts w:ascii="Times New Roman" w:cs="Times New Roman" w:eastAsia="Times New Roman" w:hAnsi="Times New Roman"/>
+                <w:b/>
+                <w:bCs/>
+                <w:color w:val="FFFFFF"/>
+                <w:sz w:val="20"/>
+                <w:szCs w:val="20"/>
+              </w:rPr>
+              <w:t xml:space="preserve">Đặc Tả Kỹ Thuật Chi Tiết</w:t>
+            </w:r>
+          </w:p>
+        </w:tc>
+      </w:tr>
+      <w:tr>
+        <w:trPr>
+          <w:cantSplit/>
+        </w:trPr>
+        <w:tc>
+          <w:tcPr>
+            <w:tcW w:type="dxa" w:w="2600"/>
+            <w:tcBorders>
+              <w:top w:val="single" w:color="CBD5E1" w:sz="4"/>
+              <w:left w:val="single" w:color="CBD5E1" w:sz="4"/>
+              <w:bottom w:val="single" w:color="CBD5E1" w:sz="4"/>
+              <w:right w:val="single" w:color="CBD5E1" w:sz="4"/>
+            </w:tcBorders>
+            <w:shd w:fill="FFFFFF" w:val="clear"/>
+            <w:tcMar>
+              <w:top w:type="dxa" w:w="100"/>
+              <w:left w:type="dxa" w:w="140"/>
+              <w:bottom w:type="dxa" w:w="100"/>
+              <w:right w:type="dxa" w:w="140"/>
+            </w:tcMar>
+          </w:tcPr>
+          <w:p>
+            <w:pPr>
+              <w:spacing w:after="25" w:before="25" w:line="240"/>
+              <w:jc w:val="left"/>
+            </w:pPr>
+            <w:r>
+              <w:rPr>
+                <w:rFonts w:ascii="Times New Roman" w:cs="Times New Roman" w:eastAsia="Times New Roman" w:hAnsi="Times New Roman"/>
+                <w:color w:val="1E293B"/>
+                <w:sz w:val="20"/>
+                <w:szCs w:val="20"/>
+              </w:rPr>
+              <w:t xml:space="preserve">Mã Use Case</w:t>
+            </w:r>
+          </w:p>
+        </w:tc>
+        <w:tc>
+          <w:tcPr>
+            <w:tcW w:type="dxa" w:w="6600"/>
+            <w:tcBorders>
+              <w:top w:val="single" w:color="CBD5E1" w:sz="4"/>
+              <w:left w:val="single" w:color="CBD5E1" w:sz="4"/>
+              <w:bottom w:val="single" w:color="CBD5E1" w:sz="4"/>
+              <w:right w:val="single" w:color="CBD5E1" w:sz="4"/>
+            </w:tcBorders>
+            <w:shd w:fill="FFFFFF" w:val="clear"/>
+            <w:tcMar>
+              <w:top w:type="dxa" w:w="100"/>
+              <w:left w:type="dxa" w:w="140"/>
+              <w:bottom w:type="dxa" w:w="100"/>
+              <w:right w:type="dxa" w:w="140"/>
+            </w:tcMar>
+          </w:tcPr>
+          <w:p>
+            <w:pPr>
+              <w:spacing w:after="25" w:before="25" w:line="240"/>
+              <w:jc w:val="left"/>
+            </w:pPr>
+            <w:r>
+              <w:rPr>
+                <w:rFonts w:ascii="Times New Roman" w:cs="Times New Roman" w:eastAsia="Times New Roman" w:hAnsi="Times New Roman"/>
+                <w:color w:val="1E293B"/>
+                <w:sz w:val="20"/>
+                <w:szCs w:val="20"/>
+              </w:rPr>
+              <w:t xml:space="preserve">UC-APP-AI-01</w:t>
+            </w:r>
+          </w:p>
+        </w:tc>
+      </w:tr>
+      <w:tr>
+        <w:trPr>
+          <w:cantSplit/>
+        </w:trPr>
+        <w:tc>
+          <w:tcPr>
+            <w:tcW w:type="dxa" w:w="2600"/>
+            <w:tcBorders>
+              <w:top w:val="single" w:color="CBD5E1" w:sz="4"/>
+              <w:left w:val="single" w:color="CBD5E1" w:sz="4"/>
+              <w:bottom w:val="single" w:color="CBD5E1" w:sz="4"/>
+              <w:right w:val="single" w:color="CBD5E1" w:sz="4"/>
+            </w:tcBorders>
+            <w:shd w:fill="F8FAFC" w:val="clear"/>
+            <w:tcMar>
+              <w:top w:type="dxa" w:w="100"/>
+              <w:left w:type="dxa" w:w="140"/>
+              <w:bottom w:type="dxa" w:w="100"/>
+              <w:right w:type="dxa" w:w="140"/>
+            </w:tcMar>
+          </w:tcPr>
+          <w:p>
+            <w:pPr>
+              <w:spacing w:after="25" w:before="25" w:line="240"/>
+              <w:jc w:val="left"/>
+            </w:pPr>
+            <w:r>
+              <w:rPr>
+                <w:rFonts w:ascii="Times New Roman" w:cs="Times New Roman" w:eastAsia="Times New Roman" w:hAnsi="Times New Roman"/>
+                <w:color w:val="1E293B"/>
+                <w:sz w:val="20"/>
+                <w:szCs w:val="20"/>
+              </w:rPr>
+              <w:t xml:space="preserve">Tên Chức Năng</w:t>
+            </w:r>
+          </w:p>
+        </w:tc>
+        <w:tc>
+          <w:tcPr>
+            <w:tcW w:type="dxa" w:w="6600"/>
+            <w:tcBorders>
+              <w:top w:val="single" w:color="CBD5E1" w:sz="4"/>
+              <w:left w:val="single" w:color="CBD5E1" w:sz="4"/>
+              <w:bottom w:val="single" w:color="CBD5E1" w:sz="4"/>
+              <w:right w:val="single" w:color="CBD5E1" w:sz="4"/>
+            </w:tcBorders>
+            <w:shd w:fill="F8FAFC" w:val="clear"/>
+            <w:tcMar>
+              <w:top w:type="dxa" w:w="100"/>
+              <w:left w:type="dxa" w:w="140"/>
+              <w:bottom w:type="dxa" w:w="100"/>
+              <w:right w:type="dxa" w:w="140"/>
+            </w:tcMar>
+          </w:tcPr>
+          <w:p>
+            <w:pPr>
+              <w:spacing w:after="25" w:before="25" w:line="240"/>
+              <w:jc w:val="left"/>
+            </w:pPr>
+            <w:r>
+              <w:rPr>
+                <w:rFonts w:ascii="Times New Roman" w:cs="Times New Roman" w:eastAsia="Times New Roman" w:hAnsi="Times New Roman"/>
+                <w:color w:val="1E293B"/>
+                <w:sz w:val="20"/>
+                <w:szCs w:val="20"/>
+              </w:rPr>
+              <w:t xml:space="preserve">Trợ Lý AI Giọng Nói Tiếng Việt &amp; Nắm Bắt Động Phiên Đăng Nhập (Live Context)</w:t>
+            </w:r>
+          </w:p>
+        </w:tc>
+      </w:tr>
+      <w:tr>
+        <w:trPr>
+          <w:cantSplit/>
+        </w:trPr>
+        <w:tc>
+          <w:tcPr>
+            <w:tcW w:type="dxa" w:w="2600"/>
+            <w:tcBorders>
+              <w:top w:val="single" w:color="CBD5E1" w:sz="4"/>
+              <w:left w:val="single" w:color="CBD5E1" w:sz="4"/>
+              <w:bottom w:val="single" w:color="CBD5E1" w:sz="4"/>
+              <w:right w:val="single" w:color="CBD5E1" w:sz="4"/>
+            </w:tcBorders>
+            <w:shd w:fill="FFFFFF" w:val="clear"/>
+            <w:tcMar>
+              <w:top w:type="dxa" w:w="100"/>
+              <w:left w:type="dxa" w:w="140"/>
+              <w:bottom w:type="dxa" w:w="100"/>
+              <w:right w:type="dxa" w:w="140"/>
+            </w:tcMar>
+          </w:tcPr>
+          <w:p>
+            <w:pPr>
+              <w:spacing w:after="25" w:before="25" w:line="240"/>
+              <w:jc w:val="left"/>
+            </w:pPr>
+            <w:r>
+              <w:rPr>
+                <w:rFonts w:ascii="Times New Roman" w:cs="Times New Roman" w:eastAsia="Times New Roman" w:hAnsi="Times New Roman"/>
+                <w:color w:val="1E293B"/>
+                <w:sz w:val="20"/>
+                <w:szCs w:val="20"/>
+              </w:rPr>
+              <w:t xml:space="preserve">Phân Hệ / Module</w:t>
+            </w:r>
+          </w:p>
+        </w:tc>
+        <w:tc>
+          <w:tcPr>
+            <w:tcW w:type="dxa" w:w="6600"/>
+            <w:tcBorders>
+              <w:top w:val="single" w:color="CBD5E1" w:sz="4"/>
+              <w:left w:val="single" w:color="CBD5E1" w:sz="4"/>
+              <w:bottom w:val="single" w:color="CBD5E1" w:sz="4"/>
+              <w:right w:val="single" w:color="CBD5E1" w:sz="4"/>
+            </w:tcBorders>
+            <w:shd w:fill="FFFFFF" w:val="clear"/>
+            <w:tcMar>
+              <w:top w:type="dxa" w:w="100"/>
+              <w:left w:type="dxa" w:w="140"/>
+              <w:bottom w:type="dxa" w:w="100"/>
+              <w:right w:type="dxa" w:w="140"/>
+            </w:tcMar>
+          </w:tcPr>
+          <w:p>
+            <w:pPr>
+              <w:spacing w:after="25" w:before="25" w:line="240"/>
+              <w:jc w:val="left"/>
+            </w:pPr>
+            <w:r>
+              <w:rPr>
+                <w:rFonts w:ascii="Times New Roman" w:cs="Times New Roman" w:eastAsia="Times New Roman" w:hAnsi="Times New Roman"/>
+                <w:color w:val="1E293B"/>
+                <w:sz w:val="20"/>
+                <w:szCs w:val="20"/>
+              </w:rPr>
+              <w:t xml:space="preserve">Phân hệ 3: Ứng Dụng Di Động Hội Viên CEO 1983</w:t>
+            </w:r>
+          </w:p>
+        </w:tc>
+      </w:tr>
+      <w:tr>
+        <w:trPr>
+          <w:cantSplit/>
+        </w:trPr>
+        <w:tc>
+          <w:tcPr>
+            <w:tcW w:type="dxa" w:w="2600"/>
+            <w:tcBorders>
+              <w:top w:val="single" w:color="CBD5E1" w:sz="4"/>
+              <w:left w:val="single" w:color="CBD5E1" w:sz="4"/>
+              <w:bottom w:val="single" w:color="CBD5E1" w:sz="4"/>
+              <w:right w:val="single" w:color="CBD5E1" w:sz="4"/>
+            </w:tcBorders>
+            <w:shd w:fill="F8FAFC" w:val="clear"/>
+            <w:tcMar>
+              <w:top w:type="dxa" w:w="100"/>
+              <w:left w:type="dxa" w:w="140"/>
+              <w:bottom w:type="dxa" w:w="100"/>
+              <w:right w:type="dxa" w:w="140"/>
+            </w:tcMar>
+          </w:tcPr>
+          <w:p>
+            <w:pPr>
+              <w:spacing w:after="25" w:before="25" w:line="240"/>
+              <w:jc w:val="left"/>
+            </w:pPr>
+            <w:r>
+              <w:rPr>
+                <w:rFonts w:ascii="Times New Roman" w:cs="Times New Roman" w:eastAsia="Times New Roman" w:hAnsi="Times New Roman"/>
+                <w:color w:val="1E293B"/>
+                <w:sz w:val="20"/>
+                <w:szCs w:val="20"/>
+              </w:rPr>
+              <w:t xml:space="preserve">Mục Tiêu Nghiệp Vụ</w:t>
+            </w:r>
+          </w:p>
+        </w:tc>
+        <w:tc>
+          <w:tcPr>
+            <w:tcW w:type="dxa" w:w="6600"/>
+            <w:tcBorders>
+              <w:top w:val="single" w:color="CBD5E1" w:sz="4"/>
+              <w:left w:val="single" w:color="CBD5E1" w:sz="4"/>
+              <w:bottom w:val="single" w:color="CBD5E1" w:sz="4"/>
+              <w:right w:val="single" w:color="CBD5E1" w:sz="4"/>
+            </w:tcBorders>
+            <w:shd w:fill="F8FAFC" w:val="clear"/>
+            <w:tcMar>
+              <w:top w:type="dxa" w:w="100"/>
+              <w:left w:type="dxa" w:w="140"/>
+              <w:bottom w:type="dxa" w:w="100"/>
+              <w:right w:type="dxa" w:w="140"/>
+            </w:tcMar>
+          </w:tcPr>
+          <w:p>
+            <w:pPr>
+              <w:spacing w:after="25" w:before="25" w:line="240"/>
+              <w:jc w:val="left"/>
+            </w:pPr>
+            <w:r>
+              <w:rPr>
+                <w:rFonts w:ascii="Times New Roman" w:cs="Times New Roman" w:eastAsia="Times New Roman" w:hAnsi="Times New Roman"/>
+                <w:color w:val="1E293B"/>
+                <w:sz w:val="20"/>
+                <w:szCs w:val="20"/>
+              </w:rPr>
+              <w:t xml:space="preserve">Trợ lý AI tự động nhận diện danh tính hội viên, tình trạng nợ hội phí VietQR, thông báo mới chưa đọc, vé sự kiện đã đặt và Top 5 sự kiện có số người đăng ký đông nhất; phản hồi ngôn ngữ tự nhiên bằng văn bản Markdown và giọng đọc tiếng Việt 100% miễn phí.</w:t>
+            </w:r>
+          </w:p>
+        </w:tc>
+      </w:tr>
+      <w:tr>
+        <w:trPr>
+          <w:cantSplit/>
+        </w:trPr>
+        <w:tc>
+          <w:tcPr>
+            <w:tcW w:type="dxa" w:w="2600"/>
+            <w:tcBorders>
+              <w:top w:val="single" w:color="CBD5E1" w:sz="4"/>
+              <w:left w:val="single" w:color="CBD5E1" w:sz="4"/>
+              <w:bottom w:val="single" w:color="CBD5E1" w:sz="4"/>
+              <w:right w:val="single" w:color="CBD5E1" w:sz="4"/>
+            </w:tcBorders>
+            <w:shd w:fill="FFFFFF" w:val="clear"/>
+            <w:tcMar>
+              <w:top w:type="dxa" w:w="100"/>
+              <w:left w:type="dxa" w:w="140"/>
+              <w:bottom w:type="dxa" w:w="100"/>
+              <w:right w:type="dxa" w:w="140"/>
+            </w:tcMar>
+          </w:tcPr>
+          <w:p>
+            <w:pPr>
+              <w:spacing w:after="25" w:before="25" w:line="240"/>
+              <w:jc w:val="left"/>
+            </w:pPr>
+            <w:r>
+              <w:rPr>
+                <w:rFonts w:ascii="Times New Roman" w:cs="Times New Roman" w:eastAsia="Times New Roman" w:hAnsi="Times New Roman"/>
+                <w:color w:val="1E293B"/>
+                <w:sz w:val="20"/>
+                <w:szCs w:val="20"/>
+              </w:rPr>
+              <w:t xml:space="preserve">Tác Nhân (Actors)</w:t>
+            </w:r>
+          </w:p>
+        </w:tc>
+        <w:tc>
+          <w:tcPr>
+            <w:tcW w:type="dxa" w:w="6600"/>
+            <w:tcBorders>
+              <w:top w:val="single" w:color="CBD5E1" w:sz="4"/>
+              <w:left w:val="single" w:color="CBD5E1" w:sz="4"/>
+              <w:bottom w:val="single" w:color="CBD5E1" w:sz="4"/>
+              <w:right w:val="single" w:color="CBD5E1" w:sz="4"/>
+            </w:tcBorders>
+            <w:shd w:fill="FFFFFF" w:val="clear"/>
+            <w:tcMar>
+              <w:top w:type="dxa" w:w="100"/>
+              <w:left w:type="dxa" w:w="140"/>
+              <w:bottom w:type="dxa" w:w="100"/>
+              <w:right w:type="dxa" w:w="140"/>
+            </w:tcMar>
+          </w:tcPr>
+          <w:p>
+            <w:pPr>
+              <w:spacing w:after="25" w:before="25" w:line="240"/>
+              <w:jc w:val="left"/>
+            </w:pPr>
+            <w:r>
+              <w:rPr>
+                <w:rFonts w:ascii="Times New Roman" w:cs="Times New Roman" w:eastAsia="Times New Roman" w:hAnsi="Times New Roman"/>
+                <w:color w:val="1E293B"/>
+                <w:sz w:val="20"/>
+                <w:szCs w:val="20"/>
+              </w:rPr>
+              <w:t xml:space="preserve">Hội viên chính thức, Ban Quản Trị, Cán bộ các Ban Chuyên Môn</w:t>
+            </w:r>
+          </w:p>
+        </w:tc>
+      </w:tr>
+      <w:tr>
+        <w:trPr>
+          <w:cantSplit/>
+        </w:trPr>
+        <w:tc>
+          <w:tcPr>
+            <w:tcW w:type="dxa" w:w="2600"/>
+            <w:tcBorders>
+              <w:top w:val="single" w:color="CBD5E1" w:sz="4"/>
+              <w:left w:val="single" w:color="CBD5E1" w:sz="4"/>
+              <w:bottom w:val="single" w:color="CBD5E1" w:sz="4"/>
+              <w:right w:val="single" w:color="CBD5E1" w:sz="4"/>
+            </w:tcBorders>
+            <w:shd w:fill="F8FAFC" w:val="clear"/>
+            <w:tcMar>
+              <w:top w:type="dxa" w:w="100"/>
+              <w:left w:type="dxa" w:w="140"/>
+              <w:bottom w:type="dxa" w:w="100"/>
+              <w:right w:type="dxa" w:w="140"/>
+            </w:tcMar>
+          </w:tcPr>
+          <w:p>
+            <w:pPr>
+              <w:spacing w:after="25" w:before="25" w:line="240"/>
+              <w:jc w:val="left"/>
+            </w:pPr>
+            <w:r>
+              <w:rPr>
+                <w:rFonts w:ascii="Times New Roman" w:cs="Times New Roman" w:eastAsia="Times New Roman" w:hAnsi="Times New Roman"/>
+                <w:color w:val="1E293B"/>
+                <w:sz w:val="20"/>
+                <w:szCs w:val="20"/>
+              </w:rPr>
+              <w:t xml:space="preserve">Tiền Điều Kiện (Pre-conditions)</w:t>
+            </w:r>
+          </w:p>
+        </w:tc>
+        <w:tc>
+          <w:tcPr>
+            <w:tcW w:type="dxa" w:w="6600"/>
+            <w:tcBorders>
+              <w:top w:val="single" w:color="CBD5E1" w:sz="4"/>
+              <w:left w:val="single" w:color="CBD5E1" w:sz="4"/>
+              <w:bottom w:val="single" w:color="CBD5E1" w:sz="4"/>
+              <w:right w:val="single" w:color="CBD5E1" w:sz="4"/>
+            </w:tcBorders>
+            <w:shd w:fill="F8FAFC" w:val="clear"/>
+            <w:tcMar>
+              <w:top w:type="dxa" w:w="100"/>
+              <w:left w:type="dxa" w:w="140"/>
+              <w:bottom w:type="dxa" w:w="100"/>
+              <w:right w:type="dxa" w:w="140"/>
+            </w:tcMar>
+          </w:tcPr>
+          <w:p>
+            <w:pPr>
+              <w:spacing w:after="25" w:before="25" w:line="240"/>
+              <w:jc w:val="left"/>
+            </w:pPr>
+            <w:r>
+              <w:rPr>
+                <w:rFonts w:ascii="Times New Roman" w:cs="Times New Roman" w:eastAsia="Times New Roman" w:hAnsi="Times New Roman"/>
+                <w:color w:val="1E293B"/>
+                <w:sz w:val="20"/>
+                <w:szCs w:val="20"/>
+              </w:rPr>
+              <w:t xml:space="preserve">Hội viên đã đăng nhập vào Ứng dụng Hiệp hội (`/association/*`) và thiết bị hỗ trợ Web Speech API.</w:t>
+            </w:r>
+          </w:p>
+        </w:tc>
+      </w:tr>
+      <w:tr>
+        <w:trPr>
+          <w:cantSplit/>
+        </w:trPr>
+        <w:tc>
+          <w:tcPr>
+            <w:tcW w:type="dxa" w:w="2600"/>
+            <w:tcBorders>
+              <w:top w:val="single" w:color="CBD5E1" w:sz="4"/>
+              <w:left w:val="single" w:color="CBD5E1" w:sz="4"/>
+              <w:bottom w:val="single" w:color="CBD5E1" w:sz="4"/>
+              <w:right w:val="single" w:color="CBD5E1" w:sz="4"/>
+            </w:tcBorders>
+            <w:shd w:fill="FFFFFF" w:val="clear"/>
+            <w:tcMar>
+              <w:top w:type="dxa" w:w="100"/>
+              <w:left w:type="dxa" w:w="140"/>
+              <w:bottom w:type="dxa" w:w="100"/>
+              <w:right w:type="dxa" w:w="140"/>
+            </w:tcMar>
+          </w:tcPr>
+          <w:p>
+            <w:pPr>
+              <w:spacing w:after="25" w:before="25" w:line="240"/>
+              <w:jc w:val="left"/>
+            </w:pPr>
+            <w:r>
+              <w:rPr>
+                <w:rFonts w:ascii="Times New Roman" w:cs="Times New Roman" w:eastAsia="Times New Roman" w:hAnsi="Times New Roman"/>
+                <w:color w:val="1E293B"/>
+                <w:sz w:val="20"/>
+                <w:szCs w:val="20"/>
+              </w:rPr>
+              <w:t xml:space="preserve">Hậu Điều Kiện (Post-conditions)</w:t>
+            </w:r>
+          </w:p>
+        </w:tc>
+        <w:tc>
+          <w:tcPr>
+            <w:tcW w:type="dxa" w:w="6600"/>
+            <w:tcBorders>
+              <w:top w:val="single" w:color="CBD5E1" w:sz="4"/>
+              <w:left w:val="single" w:color="CBD5E1" w:sz="4"/>
+              <w:bottom w:val="single" w:color="CBD5E1" w:sz="4"/>
+              <w:right w:val="single" w:color="CBD5E1" w:sz="4"/>
+            </w:tcBorders>
+            <w:shd w:fill="FFFFFF" w:val="clear"/>
+            <w:tcMar>
+              <w:top w:type="dxa" w:w="100"/>
+              <w:left w:type="dxa" w:w="140"/>
+              <w:bottom w:type="dxa" w:w="100"/>
+              <w:right w:type="dxa" w:w="140"/>
+            </w:tcMar>
+          </w:tcPr>
+          <w:p>
+            <w:pPr>
+              <w:spacing w:after="25" w:before="25" w:line="240"/>
+              <w:jc w:val="left"/>
+            </w:pPr>
+            <w:r>
+              <w:rPr>
+                <w:rFonts w:ascii="Times New Roman" w:cs="Times New Roman" w:eastAsia="Times New Roman" w:hAnsi="Times New Roman"/>
+                <w:color w:val="1E293B"/>
+                <w:sz w:val="20"/>
+                <w:szCs w:val="20"/>
+              </w:rPr>
+              <w:t xml:space="preserve">Hội viên nắm bắt tức thì mọi thông tin hoạt động hiệp hội mà không cần mở nhiều màn hình tra cứu.</w:t>
+            </w:r>
+          </w:p>
+        </w:tc>
+      </w:tr>
+      <w:tr>
+        <w:trPr>
+          <w:cantSplit/>
+        </w:trPr>
+        <w:tc>
+          <w:tcPr>
+            <w:tcW w:type="dxa" w:w="2600"/>
+            <w:tcBorders>
+              <w:top w:val="single" w:color="CBD5E1" w:sz="4"/>
+              <w:left w:val="single" w:color="CBD5E1" w:sz="4"/>
+              <w:bottom w:val="single" w:color="CBD5E1" w:sz="4"/>
+              <w:right w:val="single" w:color="CBD5E1" w:sz="4"/>
+            </w:tcBorders>
+            <w:shd w:fill="F8FAFC" w:val="clear"/>
+            <w:tcMar>
+              <w:top w:type="dxa" w:w="100"/>
+              <w:left w:type="dxa" w:w="140"/>
+              <w:bottom w:type="dxa" w:w="100"/>
+              <w:right w:type="dxa" w:w="140"/>
+            </w:tcMar>
+          </w:tcPr>
+          <w:p>
+            <w:pPr>
+              <w:spacing w:after="25" w:before="25" w:line="240"/>
+              <w:jc w:val="left"/>
+            </w:pPr>
+            <w:r>
+              <w:rPr>
+                <w:rFonts w:ascii="Times New Roman" w:cs="Times New Roman" w:eastAsia="Times New Roman" w:hAnsi="Times New Roman"/>
+                <w:color w:val="1E293B"/>
+                <w:sz w:val="20"/>
+                <w:szCs w:val="20"/>
+              </w:rPr>
+              <w:t xml:space="preserve">Quy Tắc Nghiệp Vụ (Business Rules)</w:t>
+            </w:r>
+          </w:p>
+        </w:tc>
+        <w:tc>
+          <w:tcPr>
+            <w:tcW w:type="dxa" w:w="6600"/>
+            <w:tcBorders>
+              <w:top w:val="single" w:color="CBD5E1" w:sz="4"/>
+              <w:left w:val="single" w:color="CBD5E1" w:sz="4"/>
+              <w:bottom w:val="single" w:color="CBD5E1" w:sz="4"/>
+              <w:right w:val="single" w:color="CBD5E1" w:sz="4"/>
+            </w:tcBorders>
+            <w:shd w:fill="F8FAFC" w:val="clear"/>
+            <w:tcMar>
+              <w:top w:type="dxa" w:w="100"/>
+              <w:left w:type="dxa" w:w="140"/>
+              <w:bottom w:type="dxa" w:w="100"/>
+              <w:right w:type="dxa" w:w="140"/>
+            </w:tcMar>
+          </w:tcPr>
+          <w:p>
+            <w:pPr>
+              <w:spacing w:after="25" w:before="25" w:line="240"/>
+              <w:jc w:val="left"/>
+            </w:pPr>
+            <w:r>
+              <w:rPr>
+                <w:rFonts w:ascii="Times New Roman" w:cs="Times New Roman" w:eastAsia="Times New Roman" w:hAnsi="Times New Roman"/>
+                <w:color w:val="1E293B"/>
+                <w:sz w:val="20"/>
+                <w:szCs w:val="20"/>
+              </w:rPr>
+              <w:t xml:space="preserve">RULE-AI-32-FEATURES-TWO-PHASE-GPS-GUIDE: Model AI 100% miễn phí; dữ liệu phiên đăng nhập luôn cập nhật thời gian thực.</w:t>
+            </w:r>
+          </w:p>
+        </w:tc>
+      </w:tr>
+      <w:tr>
+        <w:trPr>
+          <w:cantSplit/>
+        </w:trPr>
+        <w:tc>
+          <w:tcPr>
+            <w:tcW w:type="dxa" w:w="2600"/>
+            <w:tcBorders>
+              <w:top w:val="single" w:color="CBD5E1" w:sz="4"/>
+              <w:left w:val="single" w:color="CBD5E1" w:sz="4"/>
+              <w:bottom w:val="single" w:color="CBD5E1" w:sz="4"/>
+              <w:right w:val="single" w:color="CBD5E1" w:sz="4"/>
+            </w:tcBorders>
+            <w:shd w:fill="FFFFFF" w:val="clear"/>
+            <w:tcMar>
+              <w:top w:type="dxa" w:w="100"/>
+              <w:left w:type="dxa" w:w="140"/>
+              <w:bottom w:type="dxa" w:w="100"/>
+              <w:right w:type="dxa" w:w="140"/>
+            </w:tcMar>
+          </w:tcPr>
+          <w:p>
+            <w:pPr>
+              <w:spacing w:after="25" w:before="25" w:line="240"/>
+              <w:jc w:val="left"/>
+            </w:pPr>
+            <w:r>
+              <w:rPr>
+                <w:rFonts w:ascii="Times New Roman" w:cs="Times New Roman" w:eastAsia="Times New Roman" w:hAnsi="Times New Roman"/>
+                <w:color w:val="1E293B"/>
+                <w:sz w:val="20"/>
+                <w:szCs w:val="20"/>
+              </w:rPr>
+              <w:t xml:space="preserve">Ánh Xạ Kỹ Thuật (Tech Mapping)</w:t>
+            </w:r>
+          </w:p>
+        </w:tc>
+        <w:tc>
+          <w:tcPr>
+            <w:tcW w:type="dxa" w:w="6600"/>
+            <w:tcBorders>
+              <w:top w:val="single" w:color="CBD5E1" w:sz="4"/>
+              <w:left w:val="single" w:color="CBD5E1" w:sz="4"/>
+              <w:bottom w:val="single" w:color="CBD5E1" w:sz="4"/>
+              <w:right w:val="single" w:color="CBD5E1" w:sz="4"/>
+            </w:tcBorders>
+            <w:shd w:fill="FFFFFF" w:val="clear"/>
+            <w:tcMar>
+              <w:top w:type="dxa" w:w="100"/>
+              <w:left w:type="dxa" w:w="140"/>
+              <w:bottom w:type="dxa" w:w="100"/>
+              <w:right w:type="dxa" w:w="140"/>
+            </w:tcMar>
+          </w:tcPr>
+          <w:p>
+            <w:pPr>
+              <w:spacing w:after="25" w:before="25" w:line="240"/>
+              <w:jc w:val="left"/>
+            </w:pPr>
+            <w:r>
+              <w:rPr>
+                <w:rFonts w:ascii="Times New Roman" w:cs="Times New Roman" w:eastAsia="Times New Roman" w:hAnsi="Times New Roman"/>
+                <w:color w:val="1E293B"/>
+                <w:sz w:val="20"/>
+                <w:szCs w:val="20"/>
+              </w:rPr>
+              <w:t xml:space="preserve">API: `GET /api/ai/live-context`, `POST /api/ai/ask` | Component: `VoiceNavAssistant.tsx`</w:t>
+            </w:r>
+          </w:p>
+        </w:tc>
+      </w:tr>
+    </w:tbl>
+    <w:p>
+      <w:pPr>
+        <w:pStyle w:val="Heading3"/>
+        <w:spacing w:after="60" w:before="140"/>
+      </w:pPr>
+      <w:r>
+        <w:rPr>
+          <w:rFonts w:ascii="Times New Roman" w:cs="Times New Roman" w:eastAsia="Times New Roman" w:hAnsi="Times New Roman"/>
+          <w:b/>
+          <w:bCs/>
+          <w:color w:val="D97706"/>
+          <w:sz w:val="24"/>
+          <w:szCs w:val="24"/>
+        </w:rPr>
+        <w:t xml:space="preserve">Từ Điển Dữ Liệu Đầu Vào (Input Data Dictionary)</w:t>
+      </w:r>
+    </w:p>
+    <w:tbl>
+      <w:tblPr>
+        <w:tblW w:type="dxa" w:w="9200"/>
+        <w:tblBorders>
+          <w:top w:val="single" w:color="auto" w:sz="4"/>
+          <w:left w:val="single" w:color="auto" w:sz="4"/>
+          <w:bottom w:val="single" w:color="auto" w:sz="4"/>
+          <w:right w:val="single" w:color="auto" w:sz="4"/>
+          <w:insideH w:val="single" w:color="auto" w:sz="4"/>
+          <w:insideV w:val="single" w:color="auto" w:sz="4"/>
+        </w:tblBorders>
+        <w:tblLayout w:type="fixed"/>
+      </w:tblPr>
+      <w:tblGrid>
+        <w:gridCol w:w="2200"/>
+        <w:gridCol w:w="1800"/>
+        <w:gridCol w:w="1400"/>
+        <w:gridCol w:w="3800"/>
+      </w:tblGrid>
+      <w:tr>
+        <w:trPr>
+          <w:cantSplit/>
+          <w:tblHeader/>
+        </w:trPr>
+        <w:tc>
+          <w:tcPr>
+            <w:tcW w:type="dxa" w:w="2200"/>
+            <w:tcBorders>
+              <w:top w:val="single" w:color="CBD5E1" w:sz="4"/>
+              <w:left w:val="single" w:color="CBD5E1" w:sz="4"/>
+              <w:bottom w:val="single" w:color="CBD5E1" w:sz="4"/>
+              <w:right w:val="single" w:color="CBD5E1" w:sz="4"/>
+            </w:tcBorders>
+            <w:shd w:fill="003B95" w:val="clear"/>
+            <w:tcMar>
+              <w:top w:type="dxa" w:w="120"/>
+              <w:left w:type="dxa" w:w="140"/>
+              <w:bottom w:type="dxa" w:w="120"/>
+              <w:right w:type="dxa" w:w="140"/>
+            </w:tcMar>
+          </w:tcPr>
+          <w:p>
+            <w:pPr>
+              <w:jc w:val="center"/>
+            </w:pPr>
+            <w:r>
+              <w:rPr>
+                <w:rFonts w:ascii="Times New Roman" w:cs="Times New Roman" w:eastAsia="Times New Roman" w:hAnsi="Times New Roman"/>
+                <w:b/>
+                <w:bCs/>
+                <w:color w:val="FFFFFF"/>
+                <w:sz w:val="20"/>
+                <w:szCs w:val="20"/>
+              </w:rPr>
+              <w:t xml:space="preserve">Trường Dữ Liệu</w:t>
+            </w:r>
+          </w:p>
+        </w:tc>
+        <w:tc>
+          <w:tcPr>
+            <w:tcW w:type="dxa" w:w="1800"/>
+            <w:tcBorders>
+              <w:top w:val="single" w:color="CBD5E1" w:sz="4"/>
+              <w:left w:val="single" w:color="CBD5E1" w:sz="4"/>
+              <w:bottom w:val="single" w:color="CBD5E1" w:sz="4"/>
+              <w:right w:val="single" w:color="CBD5E1" w:sz="4"/>
+            </w:tcBorders>
+            <w:shd w:fill="003B95" w:val="clear"/>
+            <w:tcMar>
+              <w:top w:type="dxa" w:w="120"/>
+              <w:left w:type="dxa" w:w="140"/>
+              <w:bottom w:type="dxa" w:w="120"/>
+              <w:right w:type="dxa" w:w="140"/>
+            </w:tcMar>
+          </w:tcPr>
+          <w:p>
+            <w:pPr>
+              <w:jc w:val="center"/>
+            </w:pPr>
+            <w:r>
+              <w:rPr>
+                <w:rFonts w:ascii="Times New Roman" w:cs="Times New Roman" w:eastAsia="Times New Roman" w:hAnsi="Times New Roman"/>
+                <w:b/>
+                <w:bCs/>
+                <w:color w:val="FFFFFF"/>
+                <w:sz w:val="20"/>
+                <w:szCs w:val="20"/>
+              </w:rPr>
+              <w:t xml:space="preserve">Kiểu Dữ Liệu</w:t>
+            </w:r>
+          </w:p>
+        </w:tc>
+        <w:tc>
+          <w:tcPr>
+            <w:tcW w:type="dxa" w:w="1400"/>
+            <w:tcBorders>
+              <w:top w:val="single" w:color="CBD5E1" w:sz="4"/>
+              <w:left w:val="single" w:color="CBD5E1" w:sz="4"/>
+              <w:bottom w:val="single" w:color="CBD5E1" w:sz="4"/>
+              <w:right w:val="single" w:color="CBD5E1" w:sz="4"/>
+            </w:tcBorders>
+            <w:shd w:fill="003B95" w:val="clear"/>
+            <w:tcMar>
+              <w:top w:type="dxa" w:w="120"/>
+              <w:left w:type="dxa" w:w="140"/>
+              <w:bottom w:type="dxa" w:w="120"/>
+              <w:right w:type="dxa" w:w="140"/>
+            </w:tcMar>
+          </w:tcPr>
+          <w:p>
+            <w:pPr>
+              <w:jc w:val="center"/>
+            </w:pPr>
+            <w:r>
+              <w:rPr>
+                <w:rFonts w:ascii="Times New Roman" w:cs="Times New Roman" w:eastAsia="Times New Roman" w:hAnsi="Times New Roman"/>
+                <w:b/>
+                <w:bCs/>
+                <w:color w:val="FFFFFF"/>
+                <w:sz w:val="20"/>
+                <w:szCs w:val="20"/>
+              </w:rPr>
+              <w:t xml:space="preserve">Bắt Buộc</w:t>
+            </w:r>
+          </w:p>
+        </w:tc>
+        <w:tc>
+          <w:tcPr>
+            <w:tcW w:type="dxa" w:w="3800"/>
+            <w:tcBorders>
+              <w:top w:val="single" w:color="CBD5E1" w:sz="4"/>
+              <w:left w:val="single" w:color="CBD5E1" w:sz="4"/>
+              <w:bottom w:val="single" w:color="CBD5E1" w:sz="4"/>
+              <w:right w:val="single" w:color="CBD5E1" w:sz="4"/>
+            </w:tcBorders>
+            <w:shd w:fill="003B95" w:val="clear"/>
+            <w:tcMar>
+              <w:top w:type="dxa" w:w="120"/>
+              <w:left w:type="dxa" w:w="140"/>
+              <w:bottom w:type="dxa" w:w="120"/>
+              <w:right w:type="dxa" w:w="140"/>
+            </w:tcMar>
+          </w:tcPr>
+          <w:p>
+            <w:pPr>
+              <w:jc w:val="center"/>
+            </w:pPr>
+            <w:r>
+              <w:rPr>
+                <w:rFonts w:ascii="Times New Roman" w:cs="Times New Roman" w:eastAsia="Times New Roman" w:hAnsi="Times New Roman"/>
+                <w:b/>
+                <w:bCs/>
+                <w:color w:val="FFFFFF"/>
+                <w:sz w:val="20"/>
+                <w:szCs w:val="20"/>
+              </w:rPr>
+              <w:t xml:space="preserve">Quy Tắc Kiểm Tra &amp; Định Dạng (Validation)</w:t>
+            </w:r>
+          </w:p>
+        </w:tc>
+      </w:tr>
+      <w:tr>
+        <w:trPr>
+          <w:cantSplit/>
+        </w:trPr>
+        <w:tc>
+          <w:tcPr>
+            <w:tcW w:type="dxa" w:w="2200"/>
+            <w:tcBorders>
+              <w:top w:val="single" w:color="CBD5E1" w:sz="4"/>
+              <w:left w:val="single" w:color="CBD5E1" w:sz="4"/>
+              <w:bottom w:val="single" w:color="CBD5E1" w:sz="4"/>
+              <w:right w:val="single" w:color="CBD5E1" w:sz="4"/>
+            </w:tcBorders>
+            <w:shd w:fill="FFFFFF" w:val="clear"/>
+            <w:tcMar>
+              <w:top w:type="dxa" w:w="100"/>
+              <w:left w:type="dxa" w:w="140"/>
+              <w:bottom w:type="dxa" w:w="100"/>
+              <w:right w:type="dxa" w:w="140"/>
+            </w:tcMar>
+          </w:tcPr>
+          <w:p>
+            <w:pPr>
+              <w:spacing w:after="25" w:before="25" w:line="240"/>
+              <w:jc w:val="center"/>
+            </w:pPr>
+            <w:r>
+              <w:rPr>
+                <w:rFonts w:ascii="Times New Roman" w:cs="Times New Roman" w:eastAsia="Times New Roman" w:hAnsi="Times New Roman"/>
+                <w:color w:val="1E293B"/>
+                <w:sz w:val="20"/>
+                <w:szCs w:val="20"/>
+              </w:rPr>
+              <w:t xml:space="preserve">prompt</w:t>
+            </w:r>
+          </w:p>
+        </w:tc>
+        <w:tc>
+          <w:tcPr>
+            <w:tcW w:type="dxa" w:w="1800"/>
+            <w:tcBorders>
+              <w:top w:val="single" w:color="CBD5E1" w:sz="4"/>
+              <w:left w:val="single" w:color="CBD5E1" w:sz="4"/>
+              <w:bottom w:val="single" w:color="CBD5E1" w:sz="4"/>
+              <w:right w:val="single" w:color="CBD5E1" w:sz="4"/>
+            </w:tcBorders>
+            <w:shd w:fill="FFFFFF" w:val="clear"/>
+            <w:tcMar>
+              <w:top w:type="dxa" w:w="100"/>
+              <w:left w:type="dxa" w:w="140"/>
+              <w:bottom w:type="dxa" w:w="100"/>
+              <w:right w:type="dxa" w:w="140"/>
+            </w:tcMar>
+          </w:tcPr>
+          <w:p>
+            <w:pPr>
+              <w:spacing w:after="25" w:before="25" w:line="240"/>
+              <w:jc w:val="left"/>
+            </w:pPr>
+            <w:r>
+              <w:rPr>
+                <w:rFonts w:ascii="Times New Roman" w:cs="Times New Roman" w:eastAsia="Times New Roman" w:hAnsi="Times New Roman"/>
+                <w:color w:val="1E293B"/>
+                <w:sz w:val="20"/>
+                <w:szCs w:val="20"/>
+              </w:rPr>
+              <w:t xml:space="preserve">String</w:t>
+            </w:r>
+          </w:p>
+        </w:tc>
+        <w:tc>
+          <w:tcPr>
+            <w:tcW w:type="dxa" w:w="1400"/>
+            <w:tcBorders>
+              <w:top w:val="single" w:color="CBD5E1" w:sz="4"/>
+              <w:left w:val="single" w:color="CBD5E1" w:sz="4"/>
+              <w:bottom w:val="single" w:color="CBD5E1" w:sz="4"/>
+              <w:right w:val="single" w:color="CBD5E1" w:sz="4"/>
+            </w:tcBorders>
+            <w:shd w:fill="FFFFFF" w:val="clear"/>
+            <w:tcMar>
+              <w:top w:type="dxa" w:w="100"/>
+              <w:left w:type="dxa" w:w="140"/>
+              <w:bottom w:type="dxa" w:w="100"/>
+              <w:right w:type="dxa" w:w="140"/>
+            </w:tcMar>
+          </w:tcPr>
+          <w:p>
+            <w:pPr>
+              <w:spacing w:after="25" w:before="25" w:line="240"/>
+              <w:jc w:val="left"/>
+            </w:pPr>
+            <w:r>
+              <w:rPr>
+                <w:rFonts w:ascii="Times New Roman" w:cs="Times New Roman" w:eastAsia="Times New Roman" w:hAnsi="Times New Roman"/>
+                <w:color w:val="1E293B"/>
+                <w:sz w:val="20"/>
+                <w:szCs w:val="20"/>
+              </w:rPr>
+              <w:t xml:space="preserve">BẮT BUỘC</w:t>
+            </w:r>
+          </w:p>
+        </w:tc>
+        <w:tc>
+          <w:tcPr>
+            <w:tcW w:type="dxa" w:w="3800"/>
+            <w:tcBorders>
+              <w:top w:val="single" w:color="CBD5E1" w:sz="4"/>
+              <w:left w:val="single" w:color="CBD5E1" w:sz="4"/>
+              <w:bottom w:val="single" w:color="CBD5E1" w:sz="4"/>
+              <w:right w:val="single" w:color="CBD5E1" w:sz="4"/>
+            </w:tcBorders>
+            <w:shd w:fill="FFFFFF" w:val="clear"/>
+            <w:tcMar>
+              <w:top w:type="dxa" w:w="100"/>
+              <w:left w:type="dxa" w:w="140"/>
+              <w:bottom w:type="dxa" w:w="100"/>
+              <w:right w:type="dxa" w:w="140"/>
+            </w:tcMar>
+          </w:tcPr>
+          <w:p>
+            <w:pPr>
+              <w:spacing w:after="25" w:before="25" w:line="240"/>
+              <w:jc w:val="left"/>
+            </w:pPr>
+            <w:r>
+              <w:rPr>
+                <w:rFonts w:ascii="Times New Roman" w:cs="Times New Roman" w:eastAsia="Times New Roman" w:hAnsi="Times New Roman"/>
+                <w:color w:val="1E293B"/>
+                <w:sz w:val="20"/>
+                <w:szCs w:val="20"/>
+              </w:rPr>
+              <w:t xml:space="preserve">Câu hỏi dạng văn bản hoặc giọng nói thu âm từ Microphone</w:t>
+            </w:r>
+          </w:p>
+        </w:tc>
+      </w:tr>
+      <w:tr>
+        <w:trPr>
+          <w:cantSplit/>
+        </w:trPr>
+        <w:tc>
+          <w:tcPr>
+            <w:tcW w:type="dxa" w:w="2200"/>
+            <w:tcBorders>
+              <w:top w:val="single" w:color="CBD5E1" w:sz="4"/>
+              <w:left w:val="single" w:color="CBD5E1" w:sz="4"/>
+              <w:bottom w:val="single" w:color="CBD5E1" w:sz="4"/>
+              <w:right w:val="single" w:color="CBD5E1" w:sz="4"/>
+            </w:tcBorders>
+            <w:shd w:fill="F8FAFC" w:val="clear"/>
+            <w:tcMar>
+              <w:top w:type="dxa" w:w="100"/>
+              <w:left w:type="dxa" w:w="140"/>
+              <w:bottom w:type="dxa" w:w="100"/>
+              <w:right w:type="dxa" w:w="140"/>
+            </w:tcMar>
+          </w:tcPr>
+          <w:p>
+            <w:pPr>
+              <w:spacing w:after="25" w:before="25" w:line="240"/>
+              <w:jc w:val="center"/>
+            </w:pPr>
+            <w:r>
+              <w:rPr>
+                <w:rFonts w:ascii="Times New Roman" w:cs="Times New Roman" w:eastAsia="Times New Roman" w:hAnsi="Times New Roman"/>
+                <w:color w:val="1E293B"/>
+                <w:sz w:val="20"/>
+                <w:szCs w:val="20"/>
+              </w:rPr>
+              <w:t xml:space="preserve">liveContext</w:t>
+            </w:r>
+          </w:p>
+        </w:tc>
+        <w:tc>
+          <w:tcPr>
+            <w:tcW w:type="dxa" w:w="1800"/>
+            <w:tcBorders>
+              <w:top w:val="single" w:color="CBD5E1" w:sz="4"/>
+              <w:left w:val="single" w:color="CBD5E1" w:sz="4"/>
+              <w:bottom w:val="single" w:color="CBD5E1" w:sz="4"/>
+              <w:right w:val="single" w:color="CBD5E1" w:sz="4"/>
+            </w:tcBorders>
+            <w:shd w:fill="F8FAFC" w:val="clear"/>
+            <w:tcMar>
+              <w:top w:type="dxa" w:w="100"/>
+              <w:left w:type="dxa" w:w="140"/>
+              <w:bottom w:type="dxa" w:w="100"/>
+              <w:right w:type="dxa" w:w="140"/>
+            </w:tcMar>
+          </w:tcPr>
+          <w:p>
+            <w:pPr>
+              <w:spacing w:after="25" w:before="25" w:line="240"/>
+              <w:jc w:val="left"/>
+            </w:pPr>
+            <w:r>
+              <w:rPr>
+                <w:rFonts w:ascii="Times New Roman" w:cs="Times New Roman" w:eastAsia="Times New Roman" w:hAnsi="Times New Roman"/>
+                <w:color w:val="1E293B"/>
+                <w:sz w:val="20"/>
+                <w:szCs w:val="20"/>
+              </w:rPr>
+              <w:t xml:space="preserve">Object</w:t>
+            </w:r>
+          </w:p>
+        </w:tc>
+        <w:tc>
+          <w:tcPr>
+            <w:tcW w:type="dxa" w:w="1400"/>
+            <w:tcBorders>
+              <w:top w:val="single" w:color="CBD5E1" w:sz="4"/>
+              <w:left w:val="single" w:color="CBD5E1" w:sz="4"/>
+              <w:bottom w:val="single" w:color="CBD5E1" w:sz="4"/>
+              <w:right w:val="single" w:color="CBD5E1" w:sz="4"/>
+            </w:tcBorders>
+            <w:shd w:fill="F8FAFC" w:val="clear"/>
+            <w:tcMar>
+              <w:top w:type="dxa" w:w="100"/>
+              <w:left w:type="dxa" w:w="140"/>
+              <w:bottom w:type="dxa" w:w="100"/>
+              <w:right w:type="dxa" w:w="140"/>
+            </w:tcMar>
+          </w:tcPr>
+          <w:p>
+            <w:pPr>
+              <w:spacing w:after="25" w:before="25" w:line="240"/>
+              <w:jc w:val="left"/>
+            </w:pPr>
+            <w:r>
+              <w:rPr>
+                <w:rFonts w:ascii="Times New Roman" w:cs="Times New Roman" w:eastAsia="Times New Roman" w:hAnsi="Times New Roman"/>
+                <w:color w:val="1E293B"/>
+                <w:sz w:val="20"/>
+                <w:szCs w:val="20"/>
+              </w:rPr>
+              <w:t xml:space="preserve">Tùy chọn</w:t>
+            </w:r>
+          </w:p>
+        </w:tc>
+        <w:tc>
+          <w:tcPr>
+            <w:tcW w:type="dxa" w:w="3800"/>
+            <w:tcBorders>
+              <w:top w:val="single" w:color="CBD5E1" w:sz="4"/>
+              <w:left w:val="single" w:color="CBD5E1" w:sz="4"/>
+              <w:bottom w:val="single" w:color="CBD5E1" w:sz="4"/>
+              <w:right w:val="single" w:color="CBD5E1" w:sz="4"/>
+            </w:tcBorders>
+            <w:shd w:fill="F8FAFC" w:val="clear"/>
+            <w:tcMar>
+              <w:top w:type="dxa" w:w="100"/>
+              <w:left w:type="dxa" w:w="140"/>
+              <w:bottom w:type="dxa" w:w="100"/>
+              <w:right w:type="dxa" w:w="140"/>
+            </w:tcMar>
+          </w:tcPr>
+          <w:p>
+            <w:pPr>
+              <w:spacing w:after="25" w:before="25" w:line="240"/>
+              <w:jc w:val="left"/>
+            </w:pPr>
+            <w:r>
+              <w:rPr>
+                <w:rFonts w:ascii="Times New Roman" w:cs="Times New Roman" w:eastAsia="Times New Roman" w:hAnsi="Times New Roman"/>
+                <w:color w:val="1E293B"/>
+                <w:sz w:val="20"/>
+                <w:szCs w:val="20"/>
+              </w:rPr>
+              <w:t xml:space="preserve">Ngữ cảnh phiên: memberCode, feeStatus, unreadNotifs, registeredEvents</w:t>
+            </w:r>
+          </w:p>
+        </w:tc>
+      </w:tr>
+    </w:tbl>
+    <w:p>
+      <w:pPr>
+        <w:pStyle w:val="Heading3"/>
+        <w:spacing w:after="60" w:before="140"/>
+      </w:pPr>
+      <w:r>
+        <w:rPr>
+          <w:rFonts w:ascii="Times New Roman" w:cs="Times New Roman" w:eastAsia="Times New Roman" w:hAnsi="Times New Roman"/>
+          <w:b/>
+          <w:bCs/>
+          <w:color w:val="D97706"/>
+          <w:sz w:val="24"/>
+          <w:szCs w:val="24"/>
+        </w:rPr>
+        <w:t xml:space="preserve">Luồng Sự Kiện Chính (Step-by-step Main Flow)</w:t>
+      </w:r>
+    </w:p>
+    <w:p>
+      <w:pPr>
+        <w:spacing w:after="60" w:before="50" w:line="260"/>
+        <w:ind w:left="360"/>
+        <w:jc w:val="left"/>
+      </w:pPr>
+      <w:r>
+        <w:rPr>
+          <w:rFonts w:ascii="Times New Roman" w:cs="Times New Roman" w:eastAsia="Times New Roman" w:hAnsi="Times New Roman"/>
+          <w:b/>
+          <w:bCs/>
+          <w:color w:val="003B95"/>
+          <w:sz w:val="22"/>
+          <w:szCs w:val="22"/>
+        </w:rPr>
+        <w:t xml:space="preserve">Bước 1: </w:t>
+      </w:r>
+      <w:r>
+        <w:rPr>
+          <w:rFonts w:ascii="Times New Roman" w:cs="Times New Roman" w:eastAsia="Times New Roman" w:hAnsi="Times New Roman"/>
+          <w:color w:val="1E293B"/>
+          <w:sz w:val="22"/>
+          <w:szCs w:val="22"/>
+        </w:rPr>
+        <w:t xml:space="preserve">Hội viên chạm vào biểu tượng Robot Trợ lý AI ở góc màn hình hoặc dùng phím tắt nổi.</w:t>
+      </w:r>
+    </w:p>
+    <w:p>
+      <w:pPr>
+        <w:spacing w:after="60" w:before="50" w:line="260"/>
+        <w:ind w:left="360"/>
+        <w:jc w:val="left"/>
+      </w:pPr>
+      <w:r>
+        <w:rPr>
+          <w:rFonts w:ascii="Times New Roman" w:cs="Times New Roman" w:eastAsia="Times New Roman" w:hAnsi="Times New Roman"/>
+          <w:b/>
+          <w:bCs/>
+          <w:color w:val="003B95"/>
+          <w:sz w:val="22"/>
+          <w:szCs w:val="22"/>
+        </w:rPr>
+        <w:t xml:space="preserve">Bước 2: </w:t>
+      </w:r>
+      <w:r>
+        <w:rPr>
+          <w:rFonts w:ascii="Times New Roman" w:cs="Times New Roman" w:eastAsia="Times New Roman" w:hAnsi="Times New Roman"/>
+          <w:color w:val="1E293B"/>
+          <w:sz w:val="22"/>
+          <w:szCs w:val="22"/>
+        </w:rPr>
+        <w:t xml:space="preserve">Hệ thống tự động kích hoạt API `GET /api/ai/live-context`, trích xuất thông tin phiên đăng nhập theo thời gian thực.</w:t>
+      </w:r>
+    </w:p>
+    <w:p>
+      <w:pPr>
+        <w:spacing w:after="60" w:before="50" w:line="260"/>
+        <w:ind w:left="360"/>
+        <w:jc w:val="left"/>
+      </w:pPr>
+      <w:r>
+        <w:rPr>
+          <w:rFonts w:ascii="Times New Roman" w:cs="Times New Roman" w:eastAsia="Times New Roman" w:hAnsi="Times New Roman"/>
+          <w:b/>
+          <w:bCs/>
+          <w:color w:val="003B95"/>
+          <w:sz w:val="22"/>
+          <w:szCs w:val="22"/>
+        </w:rPr>
+        <w:t xml:space="preserve">Bước 3: </w:t>
+      </w:r>
+      <w:r>
+        <w:rPr>
+          <w:rFonts w:ascii="Times New Roman" w:cs="Times New Roman" w:eastAsia="Times New Roman" w:hAnsi="Times New Roman"/>
+          <w:color w:val="1E293B"/>
+          <w:sz w:val="22"/>
+          <w:szCs w:val="22"/>
+        </w:rPr>
+        <w:t xml:space="preserve">Hội viên bấm Micro và nói câu hỏi (Ví dụ: 'Sự kiện nào đang được nhiều người đăng ký nhất?', 'Tôi có thông báo nào chưa đọc không?', 'Hội phí của tôi thế nào?').</w:t>
+      </w:r>
+    </w:p>
+    <w:p>
+      <w:pPr>
+        <w:spacing w:after="60" w:before="50" w:line="260"/>
+        <w:ind w:left="360"/>
+        <w:jc w:val="left"/>
+      </w:pPr>
+      <w:r>
+        <w:rPr>
+          <w:rFonts w:ascii="Times New Roman" w:cs="Times New Roman" w:eastAsia="Times New Roman" w:hAnsi="Times New Roman"/>
+          <w:b/>
+          <w:bCs/>
+          <w:color w:val="003B95"/>
+          <w:sz w:val="22"/>
+          <w:szCs w:val="22"/>
+        </w:rPr>
+        <w:t xml:space="preserve">Bước 4: </w:t>
+      </w:r>
+      <w:r>
+        <w:rPr>
+          <w:rFonts w:ascii="Times New Roman" w:cs="Times New Roman" w:eastAsia="Times New Roman" w:hAnsi="Times New Roman"/>
+          <w:color w:val="1E293B"/>
+          <w:sz w:val="22"/>
+          <w:szCs w:val="22"/>
+        </w:rPr>
+        <w:t xml:space="preserve">Trình duyệt chuyển giọng nói thành văn bản qua Web Speech Recognition (`lang = vi-VN`).</w:t>
+      </w:r>
+    </w:p>
+    <w:p>
+      <w:pPr>
+        <w:spacing w:after="60" w:before="50" w:line="260"/>
+        <w:ind w:left="360"/>
+        <w:jc w:val="left"/>
+      </w:pPr>
+      <w:r>
+        <w:rPr>
+          <w:rFonts w:ascii="Times New Roman" w:cs="Times New Roman" w:eastAsia="Times New Roman" w:hAnsi="Times New Roman"/>
+          <w:b/>
+          <w:bCs/>
+          <w:color w:val="003B95"/>
+          <w:sz w:val="22"/>
+          <w:szCs w:val="22"/>
+        </w:rPr>
+        <w:t xml:space="preserve">Bước 5: </w:t>
+      </w:r>
+      <w:r>
+        <w:rPr>
+          <w:rFonts w:ascii="Times New Roman" w:cs="Times New Roman" w:eastAsia="Times New Roman" w:hAnsi="Times New Roman"/>
+          <w:color w:val="1E293B"/>
+          <w:sz w:val="22"/>
+          <w:szCs w:val="22"/>
+        </w:rPr>
+        <w:t xml:space="preserve">Gửi truy vấn đến Backend `POST /api/ai/ask`. Bộ máy Smart Hybrid Engine kết hợp Google Gemini 2.0 Flash xử lý dữ liệu động.</w:t>
+      </w:r>
+    </w:p>
+    <w:p>
+      <w:pPr>
+        <w:spacing w:after="60" w:before="50" w:line="260"/>
+        <w:ind w:left="360"/>
+        <w:jc w:val="left"/>
+      </w:pPr>
+      <w:r>
+        <w:rPr>
+          <w:rFonts w:ascii="Times New Roman" w:cs="Times New Roman" w:eastAsia="Times New Roman" w:hAnsi="Times New Roman"/>
+          <w:b/>
+          <w:bCs/>
+          <w:color w:val="003B95"/>
+          <w:sz w:val="22"/>
+          <w:szCs w:val="22"/>
+        </w:rPr>
+        <w:t xml:space="preserve">Bước 6: </w:t>
+      </w:r>
+      <w:r>
+        <w:rPr>
+          <w:rFonts w:ascii="Times New Roman" w:cs="Times New Roman" w:eastAsia="Times New Roman" w:hAnsi="Times New Roman"/>
+          <w:color w:val="1E293B"/>
+          <w:sz w:val="22"/>
+          <w:szCs w:val="22"/>
+        </w:rPr>
+        <w:t xml:space="preserve">Trả về câu trả lời định dạng Markdown và kịch bản phát âm tiếng Việt ngắn gọn `speechText`.</w:t>
+      </w:r>
+    </w:p>
+    <w:p>
+      <w:pPr>
+        <w:spacing w:after="60" w:before="50" w:line="260"/>
+        <w:ind w:left="360"/>
+        <w:jc w:val="left"/>
+      </w:pPr>
+      <w:r>
+        <w:rPr>
+          <w:rFonts w:ascii="Times New Roman" w:cs="Times New Roman" w:eastAsia="Times New Roman" w:hAnsi="Times New Roman"/>
+          <w:b/>
+          <w:bCs/>
+          <w:color w:val="003B95"/>
+          <w:sz w:val="22"/>
+          <w:szCs w:val="22"/>
+        </w:rPr>
+        <w:t xml:space="preserve">Bước 7: </w:t>
+      </w:r>
+      <w:r>
+        <w:rPr>
+          <w:rFonts w:ascii="Times New Roman" w:cs="Times New Roman" w:eastAsia="Times New Roman" w:hAnsi="Times New Roman"/>
+          <w:color w:val="1E293B"/>
+          <w:sz w:val="22"/>
+          <w:szCs w:val="22"/>
+        </w:rPr>
+        <w:t xml:space="preserve">Ứng dụng hiển thị bong bóng chat sinh động và Web Speech Synthesis phát âm thanh thuyết minh tiếng Việt chuẩn mực với độ trễ 0ms.</w:t>
+      </w:r>
+    </w:p>
+    <w:p>
+      <w:pPr>
+        <w:pStyle w:val="Heading3"/>
+        <w:spacing w:after="60" w:before="140"/>
+      </w:pPr>
+      <w:r>
+        <w:rPr>
+          <w:rFonts w:ascii="Times New Roman" w:cs="Times New Roman" w:eastAsia="Times New Roman" w:hAnsi="Times New Roman"/>
+          <w:b/>
+          <w:bCs/>
+          <w:color w:val="D97706"/>
+          <w:sz w:val="24"/>
+          <w:szCs w:val="24"/>
+        </w:rPr>
+        <w:t xml:space="preserve">Luồng Rẽ Nhánh / Thay Thế (Alternative Flows)</w:t>
+      </w:r>
+    </w:p>
+    <w:p>
+      <w:pPr>
+        <w:spacing w:after="60" w:before="50" w:line="260"/>
+        <w:ind w:left="360"/>
+        <w:jc w:val="left"/>
+      </w:pPr>
+      <w:r>
+        <w:rPr>
+          <w:rFonts w:ascii="Times New Roman" w:cs="Times New Roman" w:eastAsia="Times New Roman" w:hAnsi="Times New Roman"/>
+          <w:color w:val="1E293B"/>
+          <w:sz w:val="22"/>
+          <w:szCs w:val="22"/>
+        </w:rPr>
+        <w:t xml:space="preserve">Bước A1: Hội viên nhập câu hỏi bằng bàn phím thay vì nói qua Micro.</w:t>
+      </w:r>
+    </w:p>
+    <w:p>
+      <w:pPr>
+        <w:spacing w:after="60" w:before="50" w:line="260"/>
+        <w:ind w:left="360"/>
+        <w:jc w:val="left"/>
+      </w:pPr>
+      <w:r>
+        <w:rPr>
+          <w:rFonts w:ascii="Times New Roman" w:cs="Times New Roman" w:eastAsia="Times New Roman" w:hAnsi="Times New Roman"/>
+          <w:color w:val="1E293B"/>
+          <w:sz w:val="22"/>
+          <w:szCs w:val="22"/>
+        </w:rPr>
+        <w:t xml:space="preserve">Bước A2: Hội viên chạm vào các chip hỏi nhanh (Quick Prompts) được đề xuất sẵn ở đầu giao diện chat.</w:t>
+      </w:r>
+    </w:p>
+    <w:p>
+      <w:pPr>
+        <w:pStyle w:val="Heading3"/>
+        <w:spacing w:after="60" w:before="140"/>
+      </w:pPr>
+      <w:r>
+        <w:rPr>
+          <w:rFonts w:ascii="Times New Roman" w:cs="Times New Roman" w:eastAsia="Times New Roman" w:hAnsi="Times New Roman"/>
+          <w:b/>
+          <w:bCs/>
+          <w:color w:val="D97706"/>
+          <w:sz w:val="24"/>
+          <w:szCs w:val="24"/>
+        </w:rPr>
+        <w:t xml:space="preserve">Luồng Ngoại Lệ &amp; Xử Lý Lỗi (Exception Flows)</w:t>
+      </w:r>
+    </w:p>
+    <w:p>
+      <w:pPr>
+        <w:spacing w:after="60" w:before="50" w:line="260"/>
+        <w:ind w:left="360"/>
+        <w:jc w:val="left"/>
+      </w:pPr>
+      <w:r>
+        <w:rPr>
+          <w:rFonts w:ascii="Times New Roman" w:cs="Times New Roman" w:eastAsia="Times New Roman" w:hAnsi="Times New Roman"/>
+          <w:color w:val="991B1B"/>
+          <w:sz w:val="22"/>
+          <w:szCs w:val="22"/>
+        </w:rPr>
+        <w:t xml:space="preserve">Bước E1: Trình duyệt chưa cấp quyền truy cập Microphone -&gt; Hệ thống hiển thị Toast hướng dẫn cấp quyền và cho phép gõ phím.</w:t>
+      </w:r>
+    </w:p>
+    <w:p>
+      <w:pPr>
+        <w:spacing w:after="60" w:before="50" w:line="260"/>
+        <w:ind w:left="360"/>
+        <w:jc w:val="left"/>
+      </w:pPr>
+      <w:r>
+        <w:rPr>
+          <w:rFonts w:ascii="Times New Roman" w:cs="Times New Roman" w:eastAsia="Times New Roman" w:hAnsi="Times New Roman"/>
+          <w:color w:val="991B1B"/>
+          <w:sz w:val="22"/>
+          <w:szCs w:val="22"/>
+        </w:rPr>
+        <w:t xml:space="preserve">Bước E2: Mất kết nối API ngoài -&gt; Smart Hybrid Engine nội bộ tự động chuyển sang chế độ tra cứu dữ liệu CSDL offline đảm bảo 100% không gián đoạn.</w:t>
+      </w:r>
+    </w:p>
+    <w:p>
+      <w:pPr>
+        <w:pStyle w:val="Heading2"/>
+        <w:spacing w:after="80" w:before="180"/>
+      </w:pPr>
+      <w:r>
+        <w:rPr>
+          <w:rFonts w:ascii="Times New Roman" w:cs="Times New Roman" w:eastAsia="Times New Roman" w:hAnsi="Times New Roman"/>
+          <w:b/>
+          <w:bCs/>
+          <w:color w:val="0084FF"/>
+          <w:sz w:val="26"/>
+          <w:szCs w:val="26"/>
+        </w:rPr>
+        <w:t xml:space="preserve">[UC-APP-AI-02] Bộ Máy Hướng Dẫn 32 Tính Năng &amp; Cơ Chế 2 Pha Chỉ Dẫn Trực Tiếp (Turn-by-Turn Voice GPS HUD)</w:t>
+      </w:r>
+    </w:p>
+    <w:tbl>
+      <w:tblPr>
+        <w:tblW w:type="dxa" w:w="9200"/>
+        <w:tblBorders>
+          <w:top w:val="single" w:color="auto" w:sz="4"/>
+          <w:left w:val="single" w:color="auto" w:sz="4"/>
+          <w:bottom w:val="single" w:color="auto" w:sz="4"/>
+          <w:right w:val="single" w:color="auto" w:sz="4"/>
+          <w:insideH w:val="single" w:color="auto" w:sz="4"/>
+          <w:insideV w:val="single" w:color="auto" w:sz="4"/>
+        </w:tblBorders>
+        <w:tblLayout w:type="fixed"/>
+      </w:tblPr>
+      <w:tblGrid>
+        <w:gridCol w:w="2600"/>
+        <w:gridCol w:w="6600"/>
+      </w:tblGrid>
+      <w:tr>
+        <w:trPr>
+          <w:cantSplit/>
+          <w:tblHeader/>
+        </w:trPr>
+        <w:tc>
+          <w:tcPr>
+            <w:tcW w:type="dxa" w:w="2600"/>
+            <w:tcBorders>
+              <w:top w:val="single" w:color="CBD5E1" w:sz="4"/>
+              <w:left w:val="single" w:color="CBD5E1" w:sz="4"/>
+              <w:bottom w:val="single" w:color="CBD5E1" w:sz="4"/>
+              <w:right w:val="single" w:color="CBD5E1" w:sz="4"/>
+            </w:tcBorders>
+            <w:shd w:fill="003B95" w:val="clear"/>
+            <w:tcMar>
+              <w:top w:type="dxa" w:w="120"/>
+              <w:left w:type="dxa" w:w="140"/>
+              <w:bottom w:type="dxa" w:w="120"/>
+              <w:right w:type="dxa" w:w="140"/>
+            </w:tcMar>
+          </w:tcPr>
+          <w:p>
+            <w:pPr>
+              <w:jc w:val="center"/>
+            </w:pPr>
+            <w:r>
+              <w:rPr>
+                <w:rFonts w:ascii="Times New Roman" w:cs="Times New Roman" w:eastAsia="Times New Roman" w:hAnsi="Times New Roman"/>
+                <w:b/>
+                <w:bCs/>
+                <w:color w:val="FFFFFF"/>
+                <w:sz w:val="20"/>
+                <w:szCs w:val="20"/>
+              </w:rPr>
+              <w:t xml:space="preserve">Thuộc Tính</w:t>
+            </w:r>
+          </w:p>
+        </w:tc>
+        <w:tc>
+          <w:tcPr>
+            <w:tcW w:type="dxa" w:w="6600"/>
+            <w:tcBorders>
+              <w:top w:val="single" w:color="CBD5E1" w:sz="4"/>
+              <w:left w:val="single" w:color="CBD5E1" w:sz="4"/>
+              <w:bottom w:val="single" w:color="CBD5E1" w:sz="4"/>
+              <w:right w:val="single" w:color="CBD5E1" w:sz="4"/>
+            </w:tcBorders>
+            <w:shd w:fill="003B95" w:val="clear"/>
+            <w:tcMar>
+              <w:top w:type="dxa" w:w="120"/>
+              <w:left w:type="dxa" w:w="140"/>
+              <w:bottom w:type="dxa" w:w="120"/>
+              <w:right w:type="dxa" w:w="140"/>
+            </w:tcMar>
+          </w:tcPr>
+          <w:p>
+            <w:pPr>
+              <w:jc w:val="center"/>
+            </w:pPr>
+            <w:r>
+              <w:rPr>
+                <w:rFonts w:ascii="Times New Roman" w:cs="Times New Roman" w:eastAsia="Times New Roman" w:hAnsi="Times New Roman"/>
+                <w:b/>
+                <w:bCs/>
+                <w:color w:val="FFFFFF"/>
+                <w:sz w:val="20"/>
+                <w:szCs w:val="20"/>
+              </w:rPr>
+              <w:t xml:space="preserve">Đặc Tả Kỹ Thuật Chi Tiết</w:t>
+            </w:r>
+          </w:p>
+        </w:tc>
+      </w:tr>
+      <w:tr>
+        <w:trPr>
+          <w:cantSplit/>
+        </w:trPr>
+        <w:tc>
+          <w:tcPr>
+            <w:tcW w:type="dxa" w:w="2600"/>
+            <w:tcBorders>
+              <w:top w:val="single" w:color="CBD5E1" w:sz="4"/>
+              <w:left w:val="single" w:color="CBD5E1" w:sz="4"/>
+              <w:bottom w:val="single" w:color="CBD5E1" w:sz="4"/>
+              <w:right w:val="single" w:color="CBD5E1" w:sz="4"/>
+            </w:tcBorders>
+            <w:shd w:fill="FFFFFF" w:val="clear"/>
+            <w:tcMar>
+              <w:top w:type="dxa" w:w="100"/>
+              <w:left w:type="dxa" w:w="140"/>
+              <w:bottom w:type="dxa" w:w="100"/>
+              <w:right w:type="dxa" w:w="140"/>
+            </w:tcMar>
+          </w:tcPr>
+          <w:p>
+            <w:pPr>
+              <w:spacing w:after="25" w:before="25" w:line="240"/>
+              <w:jc w:val="left"/>
+            </w:pPr>
+            <w:r>
+              <w:rPr>
+                <w:rFonts w:ascii="Times New Roman" w:cs="Times New Roman" w:eastAsia="Times New Roman" w:hAnsi="Times New Roman"/>
+                <w:color w:val="1E293B"/>
+                <w:sz w:val="20"/>
+                <w:szCs w:val="20"/>
+              </w:rPr>
+              <w:t xml:space="preserve">Mã Use Case</w:t>
+            </w:r>
+          </w:p>
+        </w:tc>
+        <w:tc>
+          <w:tcPr>
+            <w:tcW w:type="dxa" w:w="6600"/>
+            <w:tcBorders>
+              <w:top w:val="single" w:color="CBD5E1" w:sz="4"/>
+              <w:left w:val="single" w:color="CBD5E1" w:sz="4"/>
+              <w:bottom w:val="single" w:color="CBD5E1" w:sz="4"/>
+              <w:right w:val="single" w:color="CBD5E1" w:sz="4"/>
+            </w:tcBorders>
+            <w:shd w:fill="FFFFFF" w:val="clear"/>
+            <w:tcMar>
+              <w:top w:type="dxa" w:w="100"/>
+              <w:left w:type="dxa" w:w="140"/>
+              <w:bottom w:type="dxa" w:w="100"/>
+              <w:right w:type="dxa" w:w="140"/>
+            </w:tcMar>
+          </w:tcPr>
+          <w:p>
+            <w:pPr>
+              <w:spacing w:after="25" w:before="25" w:line="240"/>
+              <w:jc w:val="left"/>
+            </w:pPr>
+            <w:r>
+              <w:rPr>
+                <w:rFonts w:ascii="Times New Roman" w:cs="Times New Roman" w:eastAsia="Times New Roman" w:hAnsi="Times New Roman"/>
+                <w:color w:val="1E293B"/>
+                <w:sz w:val="20"/>
+                <w:szCs w:val="20"/>
+              </w:rPr>
+              <w:t xml:space="preserve">UC-APP-AI-02</w:t>
+            </w:r>
+          </w:p>
+        </w:tc>
+      </w:tr>
+      <w:tr>
+        <w:trPr>
+          <w:cantSplit/>
+        </w:trPr>
+        <w:tc>
+          <w:tcPr>
+            <w:tcW w:type="dxa" w:w="2600"/>
+            <w:tcBorders>
+              <w:top w:val="single" w:color="CBD5E1" w:sz="4"/>
+              <w:left w:val="single" w:color="CBD5E1" w:sz="4"/>
+              <w:bottom w:val="single" w:color="CBD5E1" w:sz="4"/>
+              <w:right w:val="single" w:color="CBD5E1" w:sz="4"/>
+            </w:tcBorders>
+            <w:shd w:fill="F8FAFC" w:val="clear"/>
+            <w:tcMar>
+              <w:top w:type="dxa" w:w="100"/>
+              <w:left w:type="dxa" w:w="140"/>
+              <w:bottom w:type="dxa" w:w="100"/>
+              <w:right w:type="dxa" w:w="140"/>
+            </w:tcMar>
+          </w:tcPr>
+          <w:p>
+            <w:pPr>
+              <w:spacing w:after="25" w:before="25" w:line="240"/>
+              <w:jc w:val="left"/>
+            </w:pPr>
+            <w:r>
+              <w:rPr>
+                <w:rFonts w:ascii="Times New Roman" w:cs="Times New Roman" w:eastAsia="Times New Roman" w:hAnsi="Times New Roman"/>
+                <w:color w:val="1E293B"/>
+                <w:sz w:val="20"/>
+                <w:szCs w:val="20"/>
+              </w:rPr>
+              <w:t xml:space="preserve">Tên Chức Năng</w:t>
+            </w:r>
+          </w:p>
+        </w:tc>
+        <w:tc>
+          <w:tcPr>
+            <w:tcW w:type="dxa" w:w="6600"/>
+            <w:tcBorders>
+              <w:top w:val="single" w:color="CBD5E1" w:sz="4"/>
+              <w:left w:val="single" w:color="CBD5E1" w:sz="4"/>
+              <w:bottom w:val="single" w:color="CBD5E1" w:sz="4"/>
+              <w:right w:val="single" w:color="CBD5E1" w:sz="4"/>
+            </w:tcBorders>
+            <w:shd w:fill="F8FAFC" w:val="clear"/>
+            <w:tcMar>
+              <w:top w:type="dxa" w:w="100"/>
+              <w:left w:type="dxa" w:w="140"/>
+              <w:bottom w:type="dxa" w:w="100"/>
+              <w:right w:type="dxa" w:w="140"/>
+            </w:tcMar>
+          </w:tcPr>
+          <w:p>
+            <w:pPr>
+              <w:spacing w:after="25" w:before="25" w:line="240"/>
+              <w:jc w:val="left"/>
+            </w:pPr>
+            <w:r>
+              <w:rPr>
+                <w:rFonts w:ascii="Times New Roman" w:cs="Times New Roman" w:eastAsia="Times New Roman" w:hAnsi="Times New Roman"/>
+                <w:color w:val="1E293B"/>
+                <w:sz w:val="20"/>
+                <w:szCs w:val="20"/>
+              </w:rPr>
+              <w:t xml:space="preserve">Bộ Máy Hướng Dẫn 32 Tính Năng &amp; Cơ Chế 2 Pha Chỉ Dẫn Trực Tiếp (Turn-by-Turn Voice GPS HUD)</w:t>
+            </w:r>
+          </w:p>
+        </w:tc>
+      </w:tr>
+      <w:tr>
+        <w:trPr>
+          <w:cantSplit/>
+        </w:trPr>
+        <w:tc>
+          <w:tcPr>
+            <w:tcW w:type="dxa" w:w="2600"/>
+            <w:tcBorders>
+              <w:top w:val="single" w:color="CBD5E1" w:sz="4"/>
+              <w:left w:val="single" w:color="CBD5E1" w:sz="4"/>
+              <w:bottom w:val="single" w:color="CBD5E1" w:sz="4"/>
+              <w:right w:val="single" w:color="CBD5E1" w:sz="4"/>
+            </w:tcBorders>
+            <w:shd w:fill="FFFFFF" w:val="clear"/>
+            <w:tcMar>
+              <w:top w:type="dxa" w:w="100"/>
+              <w:left w:type="dxa" w:w="140"/>
+              <w:bottom w:type="dxa" w:w="100"/>
+              <w:right w:type="dxa" w:w="140"/>
+            </w:tcMar>
+          </w:tcPr>
+          <w:p>
+            <w:pPr>
+              <w:spacing w:after="25" w:before="25" w:line="240"/>
+              <w:jc w:val="left"/>
+            </w:pPr>
+            <w:r>
+              <w:rPr>
+                <w:rFonts w:ascii="Times New Roman" w:cs="Times New Roman" w:eastAsia="Times New Roman" w:hAnsi="Times New Roman"/>
+                <w:color w:val="1E293B"/>
+                <w:sz w:val="20"/>
+                <w:szCs w:val="20"/>
+              </w:rPr>
+              <w:t xml:space="preserve">Phân Hệ / Module</w:t>
+            </w:r>
+          </w:p>
+        </w:tc>
+        <w:tc>
+          <w:tcPr>
+            <w:tcW w:type="dxa" w:w="6600"/>
+            <w:tcBorders>
+              <w:top w:val="single" w:color="CBD5E1" w:sz="4"/>
+              <w:left w:val="single" w:color="CBD5E1" w:sz="4"/>
+              <w:bottom w:val="single" w:color="CBD5E1" w:sz="4"/>
+              <w:right w:val="single" w:color="CBD5E1" w:sz="4"/>
+            </w:tcBorders>
+            <w:shd w:fill="FFFFFF" w:val="clear"/>
+            <w:tcMar>
+              <w:top w:type="dxa" w:w="100"/>
+              <w:left w:type="dxa" w:w="140"/>
+              <w:bottom w:type="dxa" w:w="100"/>
+              <w:right w:type="dxa" w:w="140"/>
+            </w:tcMar>
+          </w:tcPr>
+          <w:p>
+            <w:pPr>
+              <w:spacing w:after="25" w:before="25" w:line="240"/>
+              <w:jc w:val="left"/>
+            </w:pPr>
+            <w:r>
+              <w:rPr>
+                <w:rFonts w:ascii="Times New Roman" w:cs="Times New Roman" w:eastAsia="Times New Roman" w:hAnsi="Times New Roman"/>
+                <w:color w:val="1E293B"/>
+                <w:sz w:val="20"/>
+                <w:szCs w:val="20"/>
+              </w:rPr>
+              <w:t xml:space="preserve">Phân hệ 3: Ứng Dụng Di Động Hội Viên CEO 1983</w:t>
+            </w:r>
+          </w:p>
+        </w:tc>
+      </w:tr>
+      <w:tr>
+        <w:trPr>
+          <w:cantSplit/>
+        </w:trPr>
+        <w:tc>
+          <w:tcPr>
+            <w:tcW w:type="dxa" w:w="2600"/>
+            <w:tcBorders>
+              <w:top w:val="single" w:color="CBD5E1" w:sz="4"/>
+              <w:left w:val="single" w:color="CBD5E1" w:sz="4"/>
+              <w:bottom w:val="single" w:color="CBD5E1" w:sz="4"/>
+              <w:right w:val="single" w:color="CBD5E1" w:sz="4"/>
+            </w:tcBorders>
+            <w:shd w:fill="F8FAFC" w:val="clear"/>
+            <w:tcMar>
+              <w:top w:type="dxa" w:w="100"/>
+              <w:left w:type="dxa" w:w="140"/>
+              <w:bottom w:type="dxa" w:w="100"/>
+              <w:right w:type="dxa" w:w="140"/>
+            </w:tcMar>
+          </w:tcPr>
+          <w:p>
+            <w:pPr>
+              <w:spacing w:after="25" w:before="25" w:line="240"/>
+              <w:jc w:val="left"/>
+            </w:pPr>
+            <w:r>
+              <w:rPr>
+                <w:rFonts w:ascii="Times New Roman" w:cs="Times New Roman" w:eastAsia="Times New Roman" w:hAnsi="Times New Roman"/>
+                <w:color w:val="1E293B"/>
+                <w:sz w:val="20"/>
+                <w:szCs w:val="20"/>
+              </w:rPr>
+              <w:t xml:space="preserve">Mục Tiêu Nghiệp Vụ</w:t>
+            </w:r>
+          </w:p>
+        </w:tc>
+        <w:tc>
+          <w:tcPr>
+            <w:tcW w:type="dxa" w:w="6600"/>
+            <w:tcBorders>
+              <w:top w:val="single" w:color="CBD5E1" w:sz="4"/>
+              <w:left w:val="single" w:color="CBD5E1" w:sz="4"/>
+              <w:bottom w:val="single" w:color="CBD5E1" w:sz="4"/>
+              <w:right w:val="single" w:color="CBD5E1" w:sz="4"/>
+            </w:tcBorders>
+            <w:shd w:fill="F8FAFC" w:val="clear"/>
+            <w:tcMar>
+              <w:top w:type="dxa" w:w="100"/>
+              <w:left w:type="dxa" w:w="140"/>
+              <w:bottom w:type="dxa" w:w="100"/>
+              <w:right w:type="dxa" w:w="140"/>
+            </w:tcMar>
+          </w:tcPr>
+          <w:p>
+            <w:pPr>
+              <w:spacing w:after="25" w:before="25" w:line="240"/>
+              <w:jc w:val="left"/>
+            </w:pPr>
+            <w:r>
+              <w:rPr>
+                <w:rFonts w:ascii="Times New Roman" w:cs="Times New Roman" w:eastAsia="Times New Roman" w:hAnsi="Times New Roman"/>
+                <w:color w:val="1E293B"/>
+                <w:sz w:val="20"/>
+                <w:szCs w:val="20"/>
+              </w:rPr>
+              <w:t xml:space="preserve">Bộ máy điều hướng thông minh giải thích cặn kẽ thao tác của 32 tính năng trong/ngoài và tự động lái màn hình, chiếu Spotlight viền vàng nhấp nháy dẫn đường từng bước như Google Maps khi người dùng đồng ý.</w:t>
+            </w:r>
+          </w:p>
+        </w:tc>
+      </w:tr>
+      <w:tr>
+        <w:trPr>
+          <w:cantSplit/>
+        </w:trPr>
+        <w:tc>
+          <w:tcPr>
+            <w:tcW w:type="dxa" w:w="2600"/>
+            <w:tcBorders>
+              <w:top w:val="single" w:color="CBD5E1" w:sz="4"/>
+              <w:left w:val="single" w:color="CBD5E1" w:sz="4"/>
+              <w:bottom w:val="single" w:color="CBD5E1" w:sz="4"/>
+              <w:right w:val="single" w:color="CBD5E1" w:sz="4"/>
+            </w:tcBorders>
+            <w:shd w:fill="FFFFFF" w:val="clear"/>
+            <w:tcMar>
+              <w:top w:type="dxa" w:w="100"/>
+              <w:left w:type="dxa" w:w="140"/>
+              <w:bottom w:type="dxa" w:w="100"/>
+              <w:right w:type="dxa" w:w="140"/>
+            </w:tcMar>
+          </w:tcPr>
+          <w:p>
+            <w:pPr>
+              <w:spacing w:after="25" w:before="25" w:line="240"/>
+              <w:jc w:val="left"/>
+            </w:pPr>
+            <w:r>
+              <w:rPr>
+                <w:rFonts w:ascii="Times New Roman" w:cs="Times New Roman" w:eastAsia="Times New Roman" w:hAnsi="Times New Roman"/>
+                <w:color w:val="1E293B"/>
+                <w:sz w:val="20"/>
+                <w:szCs w:val="20"/>
+              </w:rPr>
+              <w:t xml:space="preserve">Tác Nhân (Actors)</w:t>
+            </w:r>
+          </w:p>
+        </w:tc>
+        <w:tc>
+          <w:tcPr>
+            <w:tcW w:type="dxa" w:w="6600"/>
+            <w:tcBorders>
+              <w:top w:val="single" w:color="CBD5E1" w:sz="4"/>
+              <w:left w:val="single" w:color="CBD5E1" w:sz="4"/>
+              <w:bottom w:val="single" w:color="CBD5E1" w:sz="4"/>
+              <w:right w:val="single" w:color="CBD5E1" w:sz="4"/>
+            </w:tcBorders>
+            <w:shd w:fill="FFFFFF" w:val="clear"/>
+            <w:tcMar>
+              <w:top w:type="dxa" w:w="100"/>
+              <w:left w:type="dxa" w:w="140"/>
+              <w:bottom w:type="dxa" w:w="100"/>
+              <w:right w:type="dxa" w:w="140"/>
+            </w:tcMar>
+          </w:tcPr>
+          <w:p>
+            <w:pPr>
+              <w:spacing w:after="25" w:before="25" w:line="240"/>
+              <w:jc w:val="left"/>
+            </w:pPr>
+            <w:r>
+              <w:rPr>
+                <w:rFonts w:ascii="Times New Roman" w:cs="Times New Roman" w:eastAsia="Times New Roman" w:hAnsi="Times New Roman"/>
+                <w:color w:val="1E293B"/>
+                <w:sz w:val="20"/>
+                <w:szCs w:val="20"/>
+              </w:rPr>
+              <w:t xml:space="preserve">Hội viên chính thức, Doanh nhân CEO 1983, Cán bộ tác nghiệp</w:t>
+            </w:r>
+          </w:p>
+        </w:tc>
+      </w:tr>
+      <w:tr>
+        <w:trPr>
+          <w:cantSplit/>
+        </w:trPr>
+        <w:tc>
+          <w:tcPr>
+            <w:tcW w:type="dxa" w:w="2600"/>
+            <w:tcBorders>
+              <w:top w:val="single" w:color="CBD5E1" w:sz="4"/>
+              <w:left w:val="single" w:color="CBD5E1" w:sz="4"/>
+              <w:bottom w:val="single" w:color="CBD5E1" w:sz="4"/>
+              <w:right w:val="single" w:color="CBD5E1" w:sz="4"/>
+            </w:tcBorders>
+            <w:shd w:fill="F8FAFC" w:val="clear"/>
+            <w:tcMar>
+              <w:top w:type="dxa" w:w="100"/>
+              <w:left w:type="dxa" w:w="140"/>
+              <w:bottom w:type="dxa" w:w="100"/>
+              <w:right w:type="dxa" w:w="140"/>
+            </w:tcMar>
+          </w:tcPr>
+          <w:p>
+            <w:pPr>
+              <w:spacing w:after="25" w:before="25" w:line="240"/>
+              <w:jc w:val="left"/>
+            </w:pPr>
+            <w:r>
+              <w:rPr>
+                <w:rFonts w:ascii="Times New Roman" w:cs="Times New Roman" w:eastAsia="Times New Roman" w:hAnsi="Times New Roman"/>
+                <w:color w:val="1E293B"/>
+                <w:sz w:val="20"/>
+                <w:szCs w:val="20"/>
+              </w:rPr>
+              <w:t xml:space="preserve">Tiền Điều Kiện (Pre-conditions)</w:t>
+            </w:r>
+          </w:p>
+        </w:tc>
+        <w:tc>
+          <w:tcPr>
+            <w:tcW w:type="dxa" w:w="6600"/>
+            <w:tcBorders>
+              <w:top w:val="single" w:color="CBD5E1" w:sz="4"/>
+              <w:left w:val="single" w:color="CBD5E1" w:sz="4"/>
+              <w:bottom w:val="single" w:color="CBD5E1" w:sz="4"/>
+              <w:right w:val="single" w:color="CBD5E1" w:sz="4"/>
+            </w:tcBorders>
+            <w:shd w:fill="F8FAFC" w:val="clear"/>
+            <w:tcMar>
+              <w:top w:type="dxa" w:w="100"/>
+              <w:left w:type="dxa" w:w="140"/>
+              <w:bottom w:type="dxa" w:w="100"/>
+              <w:right w:type="dxa" w:w="140"/>
+            </w:tcMar>
+          </w:tcPr>
+          <w:p>
+            <w:pPr>
+              <w:spacing w:after="25" w:before="25" w:line="240"/>
+              <w:jc w:val="left"/>
+            </w:pPr>
+            <w:r>
+              <w:rPr>
+                <w:rFonts w:ascii="Times New Roman" w:cs="Times New Roman" w:eastAsia="Times New Roman" w:hAnsi="Times New Roman"/>
+                <w:color w:val="1E293B"/>
+                <w:sz w:val="20"/>
+                <w:szCs w:val="20"/>
+              </w:rPr>
+              <w:t xml:space="preserve">Người dùng mở Trợ lý AI và hỏi về cách thao tác một chức năng bất kỳ (Ví dụ: 'Đăng ký sự kiện như nào', 'Ghi thẻ NFC ra sao', 'Cách quét card visit AI').</w:t>
+            </w:r>
+          </w:p>
+        </w:tc>
+      </w:tr>
+      <w:tr>
+        <w:trPr>
+          <w:cantSplit/>
+        </w:trPr>
+        <w:tc>
+          <w:tcPr>
+            <w:tcW w:type="dxa" w:w="2600"/>
+            <w:tcBorders>
+              <w:top w:val="single" w:color="CBD5E1" w:sz="4"/>
+              <w:left w:val="single" w:color="CBD5E1" w:sz="4"/>
+              <w:bottom w:val="single" w:color="CBD5E1" w:sz="4"/>
+              <w:right w:val="single" w:color="CBD5E1" w:sz="4"/>
+            </w:tcBorders>
+            <w:shd w:fill="FFFFFF" w:val="clear"/>
+            <w:tcMar>
+              <w:top w:type="dxa" w:w="100"/>
+              <w:left w:type="dxa" w:w="140"/>
+              <w:bottom w:type="dxa" w:w="100"/>
+              <w:right w:type="dxa" w:w="140"/>
+            </w:tcMar>
+          </w:tcPr>
+          <w:p>
+            <w:pPr>
+              <w:spacing w:after="25" w:before="25" w:line="240"/>
+              <w:jc w:val="left"/>
+            </w:pPr>
+            <w:r>
+              <w:rPr>
+                <w:rFonts w:ascii="Times New Roman" w:cs="Times New Roman" w:eastAsia="Times New Roman" w:hAnsi="Times New Roman"/>
+                <w:color w:val="1E293B"/>
+                <w:sz w:val="20"/>
+                <w:szCs w:val="20"/>
+              </w:rPr>
+              <w:t xml:space="preserve">Hậu Điều Kiện (Post-conditions)</w:t>
+            </w:r>
+          </w:p>
+        </w:tc>
+        <w:tc>
+          <w:tcPr>
+            <w:tcW w:type="dxa" w:w="6600"/>
+            <w:tcBorders>
+              <w:top w:val="single" w:color="CBD5E1" w:sz="4"/>
+              <w:left w:val="single" w:color="CBD5E1" w:sz="4"/>
+              <w:bottom w:val="single" w:color="CBD5E1" w:sz="4"/>
+              <w:right w:val="single" w:color="CBD5E1" w:sz="4"/>
+            </w:tcBorders>
+            <w:shd w:fill="FFFFFF" w:val="clear"/>
+            <w:tcMar>
+              <w:top w:type="dxa" w:w="100"/>
+              <w:left w:type="dxa" w:w="140"/>
+              <w:bottom w:type="dxa" w:w="100"/>
+              <w:right w:type="dxa" w:w="140"/>
+            </w:tcMar>
+          </w:tcPr>
+          <w:p>
+            <w:pPr>
+              <w:spacing w:after="25" w:before="25" w:line="240"/>
+              <w:jc w:val="left"/>
+            </w:pPr>
+            <w:r>
+              <w:rPr>
+                <w:rFonts w:ascii="Times New Roman" w:cs="Times New Roman" w:eastAsia="Times New Roman" w:hAnsi="Times New Roman"/>
+                <w:color w:val="1E293B"/>
+                <w:sz w:val="20"/>
+                <w:szCs w:val="20"/>
+              </w:rPr>
+              <w:t xml:space="preserve">Người dùng thao tác thành công tính năng trên thực tế mà không cần ghi nhớ tài liệu hướng dẫn phức tạp.</w:t>
+            </w:r>
+          </w:p>
+        </w:tc>
+      </w:tr>
+      <w:tr>
+        <w:trPr>
+          <w:cantSplit/>
+        </w:trPr>
+        <w:tc>
+          <w:tcPr>
+            <w:tcW w:type="dxa" w:w="2600"/>
+            <w:tcBorders>
+              <w:top w:val="single" w:color="CBD5E1" w:sz="4"/>
+              <w:left w:val="single" w:color="CBD5E1" w:sz="4"/>
+              <w:bottom w:val="single" w:color="CBD5E1" w:sz="4"/>
+              <w:right w:val="single" w:color="CBD5E1" w:sz="4"/>
+            </w:tcBorders>
+            <w:shd w:fill="F8FAFC" w:val="clear"/>
+            <w:tcMar>
+              <w:top w:type="dxa" w:w="100"/>
+              <w:left w:type="dxa" w:w="140"/>
+              <w:bottom w:type="dxa" w:w="100"/>
+              <w:right w:type="dxa" w:w="140"/>
+            </w:tcMar>
+          </w:tcPr>
+          <w:p>
+            <w:pPr>
+              <w:spacing w:after="25" w:before="25" w:line="240"/>
+              <w:jc w:val="left"/>
+            </w:pPr>
+            <w:r>
+              <w:rPr>
+                <w:rFonts w:ascii="Times New Roman" w:cs="Times New Roman" w:eastAsia="Times New Roman" w:hAnsi="Times New Roman"/>
+                <w:color w:val="1E293B"/>
+                <w:sz w:val="20"/>
+                <w:szCs w:val="20"/>
+              </w:rPr>
+              <w:t xml:space="preserve">Quy Tắc Nghiệp Vụ (Business Rules)</w:t>
+            </w:r>
+          </w:p>
+        </w:tc>
+        <w:tc>
+          <w:tcPr>
+            <w:tcW w:type="dxa" w:w="6600"/>
+            <w:tcBorders>
+              <w:top w:val="single" w:color="CBD5E1" w:sz="4"/>
+              <w:left w:val="single" w:color="CBD5E1" w:sz="4"/>
+              <w:bottom w:val="single" w:color="CBD5E1" w:sz="4"/>
+              <w:right w:val="single" w:color="CBD5E1" w:sz="4"/>
+            </w:tcBorders>
+            <w:shd w:fill="F8FAFC" w:val="clear"/>
+            <w:tcMar>
+              <w:top w:type="dxa" w:w="100"/>
+              <w:left w:type="dxa" w:w="140"/>
+              <w:bottom w:type="dxa" w:w="100"/>
+              <w:right w:type="dxa" w:w="140"/>
+            </w:tcMar>
+          </w:tcPr>
+          <w:p>
+            <w:pPr>
+              <w:spacing w:after="25" w:before="25" w:line="240"/>
+              <w:jc w:val="left"/>
+            </w:pPr>
+            <w:r>
+              <w:rPr>
+                <w:rFonts w:ascii="Times New Roman" w:cs="Times New Roman" w:eastAsia="Times New Roman" w:hAnsi="Times New Roman"/>
+                <w:color w:val="1E293B"/>
+                <w:sz w:val="20"/>
+                <w:szCs w:val="20"/>
+              </w:rPr>
+              <w:t xml:space="preserve">RULE-AI-32-FEATURES-TWO-PHASE-GPS-GUIDE: Bắt buộc áp dụng cơ chế 2 pha (Giải thích -&gt; Hỏi ý kiến -&gt; Lái màn hình khi Đồng ý); bao phủ trọn vẹn 32 tính năng.</w:t>
+            </w:r>
+          </w:p>
+        </w:tc>
+      </w:tr>
+      <w:tr>
+        <w:trPr>
+          <w:cantSplit/>
+        </w:trPr>
+        <w:tc>
+          <w:tcPr>
+            <w:tcW w:type="dxa" w:w="2600"/>
+            <w:tcBorders>
+              <w:top w:val="single" w:color="CBD5E1" w:sz="4"/>
+              <w:left w:val="single" w:color="CBD5E1" w:sz="4"/>
+              <w:bottom w:val="single" w:color="CBD5E1" w:sz="4"/>
+              <w:right w:val="single" w:color="CBD5E1" w:sz="4"/>
+            </w:tcBorders>
+            <w:shd w:fill="FFFFFF" w:val="clear"/>
+            <w:tcMar>
+              <w:top w:type="dxa" w:w="100"/>
+              <w:left w:type="dxa" w:w="140"/>
+              <w:bottom w:type="dxa" w:w="100"/>
+              <w:right w:type="dxa" w:w="140"/>
+            </w:tcMar>
+          </w:tcPr>
+          <w:p>
+            <w:pPr>
+              <w:spacing w:after="25" w:before="25" w:line="240"/>
+              <w:jc w:val="left"/>
+            </w:pPr>
+            <w:r>
+              <w:rPr>
+                <w:rFonts w:ascii="Times New Roman" w:cs="Times New Roman" w:eastAsia="Times New Roman" w:hAnsi="Times New Roman"/>
+                <w:color w:val="1E293B"/>
+                <w:sz w:val="20"/>
+                <w:szCs w:val="20"/>
+              </w:rPr>
+              <w:t xml:space="preserve">Ánh Xạ Kỹ Thuật (Tech Mapping)</w:t>
+            </w:r>
+          </w:p>
+        </w:tc>
+        <w:tc>
+          <w:tcPr>
+            <w:tcW w:type="dxa" w:w="6600"/>
+            <w:tcBorders>
+              <w:top w:val="single" w:color="CBD5E1" w:sz="4"/>
+              <w:left w:val="single" w:color="CBD5E1" w:sz="4"/>
+              <w:bottom w:val="single" w:color="CBD5E1" w:sz="4"/>
+              <w:right w:val="single" w:color="CBD5E1" w:sz="4"/>
+            </w:tcBorders>
+            <w:shd w:fill="FFFFFF" w:val="clear"/>
+            <w:tcMar>
+              <w:top w:type="dxa" w:w="100"/>
+              <w:left w:type="dxa" w:w="140"/>
+              <w:bottom w:type="dxa" w:w="100"/>
+              <w:right w:type="dxa" w:w="140"/>
+            </w:tcMar>
+          </w:tcPr>
+          <w:p>
+            <w:pPr>
+              <w:spacing w:after="25" w:before="25" w:line="240"/>
+              <w:jc w:val="left"/>
+            </w:pPr>
+            <w:r>
+              <w:rPr>
+                <w:rFonts w:ascii="Times New Roman" w:cs="Times New Roman" w:eastAsia="Times New Roman" w:hAnsi="Times New Roman"/>
+                <w:color w:val="1E293B"/>
+                <w:sz w:val="20"/>
+                <w:szCs w:val="20"/>
+              </w:rPr>
+              <w:t xml:space="preserve">Component: `VoiceNavAssistant.tsx`, `VoiceGpsHudOverlay.tsx` | Controller: `voice-gps-controller.ts` | Registry: `appTourRegistry.ts`</w:t>
+            </w:r>
+          </w:p>
+        </w:tc>
+      </w:tr>
+    </w:tbl>
+    <w:p>
+      <w:pPr>
+        <w:pStyle w:val="Heading3"/>
+        <w:spacing w:after="60" w:before="140"/>
+      </w:pPr>
+      <w:r>
+        <w:rPr>
+          <w:rFonts w:ascii="Times New Roman" w:cs="Times New Roman" w:eastAsia="Times New Roman" w:hAnsi="Times New Roman"/>
+          <w:b/>
+          <w:bCs/>
+          <w:color w:val="D97706"/>
+          <w:sz w:val="24"/>
+          <w:szCs w:val="24"/>
+        </w:rPr>
+        <w:t xml:space="preserve">Từ Điển Dữ Liệu Đầu Vào (Input Data Dictionary)</w:t>
+      </w:r>
+    </w:p>
+    <w:tbl>
+      <w:tblPr>
+        <w:tblW w:type="dxa" w:w="9200"/>
+        <w:tblBorders>
+          <w:top w:val="single" w:color="auto" w:sz="4"/>
+          <w:left w:val="single" w:color="auto" w:sz="4"/>
+          <w:bottom w:val="single" w:color="auto" w:sz="4"/>
+          <w:right w:val="single" w:color="auto" w:sz="4"/>
+          <w:insideH w:val="single" w:color="auto" w:sz="4"/>
+          <w:insideV w:val="single" w:color="auto" w:sz="4"/>
+        </w:tblBorders>
+        <w:tblLayout w:type="fixed"/>
+      </w:tblPr>
+      <w:tblGrid>
+        <w:gridCol w:w="2200"/>
+        <w:gridCol w:w="1800"/>
+        <w:gridCol w:w="1400"/>
+        <w:gridCol w:w="3800"/>
+      </w:tblGrid>
+      <w:tr>
+        <w:trPr>
+          <w:cantSplit/>
+          <w:tblHeader/>
+        </w:trPr>
+        <w:tc>
+          <w:tcPr>
+            <w:tcW w:type="dxa" w:w="2200"/>
+            <w:tcBorders>
+              <w:top w:val="single" w:color="CBD5E1" w:sz="4"/>
+              <w:left w:val="single" w:color="CBD5E1" w:sz="4"/>
+              <w:bottom w:val="single" w:color="CBD5E1" w:sz="4"/>
+              <w:right w:val="single" w:color="CBD5E1" w:sz="4"/>
+            </w:tcBorders>
+            <w:shd w:fill="003B95" w:val="clear"/>
+            <w:tcMar>
+              <w:top w:type="dxa" w:w="120"/>
+              <w:left w:type="dxa" w:w="140"/>
+              <w:bottom w:type="dxa" w:w="120"/>
+              <w:right w:type="dxa" w:w="140"/>
+            </w:tcMar>
+          </w:tcPr>
+          <w:p>
+            <w:pPr>
+              <w:jc w:val="center"/>
+            </w:pPr>
+            <w:r>
+              <w:rPr>
+                <w:rFonts w:ascii="Times New Roman" w:cs="Times New Roman" w:eastAsia="Times New Roman" w:hAnsi="Times New Roman"/>
+                <w:b/>
+                <w:bCs/>
+                <w:color w:val="FFFFFF"/>
+                <w:sz w:val="20"/>
+                <w:szCs w:val="20"/>
+              </w:rPr>
+              <w:t xml:space="preserve">Trường Dữ Liệu</w:t>
+            </w:r>
+          </w:p>
+        </w:tc>
+        <w:tc>
+          <w:tcPr>
+            <w:tcW w:type="dxa" w:w="1800"/>
+            <w:tcBorders>
+              <w:top w:val="single" w:color="CBD5E1" w:sz="4"/>
+              <w:left w:val="single" w:color="CBD5E1" w:sz="4"/>
+              <w:bottom w:val="single" w:color="CBD5E1" w:sz="4"/>
+              <w:right w:val="single" w:color="CBD5E1" w:sz="4"/>
+            </w:tcBorders>
+            <w:shd w:fill="003B95" w:val="clear"/>
+            <w:tcMar>
+              <w:top w:type="dxa" w:w="120"/>
+              <w:left w:type="dxa" w:w="140"/>
+              <w:bottom w:type="dxa" w:w="120"/>
+              <w:right w:type="dxa" w:w="140"/>
+            </w:tcMar>
+          </w:tcPr>
+          <w:p>
+            <w:pPr>
+              <w:jc w:val="center"/>
+            </w:pPr>
+            <w:r>
+              <w:rPr>
+                <w:rFonts w:ascii="Times New Roman" w:cs="Times New Roman" w:eastAsia="Times New Roman" w:hAnsi="Times New Roman"/>
+                <w:b/>
+                <w:bCs/>
+                <w:color w:val="FFFFFF"/>
+                <w:sz w:val="20"/>
+                <w:szCs w:val="20"/>
+              </w:rPr>
+              <w:t xml:space="preserve">Kiểu Dữ Liệu</w:t>
+            </w:r>
+          </w:p>
+        </w:tc>
+        <w:tc>
+          <w:tcPr>
+            <w:tcW w:type="dxa" w:w="1400"/>
+            <w:tcBorders>
+              <w:top w:val="single" w:color="CBD5E1" w:sz="4"/>
+              <w:left w:val="single" w:color="CBD5E1" w:sz="4"/>
+              <w:bottom w:val="single" w:color="CBD5E1" w:sz="4"/>
+              <w:right w:val="single" w:color="CBD5E1" w:sz="4"/>
+            </w:tcBorders>
+            <w:shd w:fill="003B95" w:val="clear"/>
+            <w:tcMar>
+              <w:top w:type="dxa" w:w="120"/>
+              <w:left w:type="dxa" w:w="140"/>
+              <w:bottom w:type="dxa" w:w="120"/>
+              <w:right w:type="dxa" w:w="140"/>
+            </w:tcMar>
+          </w:tcPr>
+          <w:p>
+            <w:pPr>
+              <w:jc w:val="center"/>
+            </w:pPr>
+            <w:r>
+              <w:rPr>
+                <w:rFonts w:ascii="Times New Roman" w:cs="Times New Roman" w:eastAsia="Times New Roman" w:hAnsi="Times New Roman"/>
+                <w:b/>
+                <w:bCs/>
+                <w:color w:val="FFFFFF"/>
+                <w:sz w:val="20"/>
+                <w:szCs w:val="20"/>
+              </w:rPr>
+              <w:t xml:space="preserve">Bắt Buộc</w:t>
+            </w:r>
+          </w:p>
+        </w:tc>
+        <w:tc>
+          <w:tcPr>
+            <w:tcW w:type="dxa" w:w="3800"/>
+            <w:tcBorders>
+              <w:top w:val="single" w:color="CBD5E1" w:sz="4"/>
+              <w:left w:val="single" w:color="CBD5E1" w:sz="4"/>
+              <w:bottom w:val="single" w:color="CBD5E1" w:sz="4"/>
+              <w:right w:val="single" w:color="CBD5E1" w:sz="4"/>
+            </w:tcBorders>
+            <w:shd w:fill="003B95" w:val="clear"/>
+            <w:tcMar>
+              <w:top w:type="dxa" w:w="120"/>
+              <w:left w:type="dxa" w:w="140"/>
+              <w:bottom w:type="dxa" w:w="120"/>
+              <w:right w:type="dxa" w:w="140"/>
+            </w:tcMar>
+          </w:tcPr>
+          <w:p>
+            <w:pPr>
+              <w:jc w:val="center"/>
+            </w:pPr>
+            <w:r>
+              <w:rPr>
+                <w:rFonts w:ascii="Times New Roman" w:cs="Times New Roman" w:eastAsia="Times New Roman" w:hAnsi="Times New Roman"/>
+                <w:b/>
+                <w:bCs/>
+                <w:color w:val="FFFFFF"/>
+                <w:sz w:val="20"/>
+                <w:szCs w:val="20"/>
+              </w:rPr>
+              <w:t xml:space="preserve">Quy Tắc Kiểm Tra &amp; Định Dạng (Validation)</w:t>
+            </w:r>
+          </w:p>
+        </w:tc>
+      </w:tr>
+      <w:tr>
+        <w:trPr>
+          <w:cantSplit/>
+        </w:trPr>
+        <w:tc>
+          <w:tcPr>
+            <w:tcW w:type="dxa" w:w="2200"/>
+            <w:tcBorders>
+              <w:top w:val="single" w:color="CBD5E1" w:sz="4"/>
+              <w:left w:val="single" w:color="CBD5E1" w:sz="4"/>
+              <w:bottom w:val="single" w:color="CBD5E1" w:sz="4"/>
+              <w:right w:val="single" w:color="CBD5E1" w:sz="4"/>
+            </w:tcBorders>
+            <w:shd w:fill="FFFFFF" w:val="clear"/>
+            <w:tcMar>
+              <w:top w:type="dxa" w:w="100"/>
+              <w:left w:type="dxa" w:w="140"/>
+              <w:bottom w:type="dxa" w:w="100"/>
+              <w:right w:type="dxa" w:w="140"/>
+            </w:tcMar>
+          </w:tcPr>
+          <w:p>
+            <w:pPr>
+              <w:spacing w:after="25" w:before="25" w:line="240"/>
+              <w:jc w:val="center"/>
+            </w:pPr>
+            <w:r>
+              <w:rPr>
+                <w:rFonts w:ascii="Times New Roman" w:cs="Times New Roman" w:eastAsia="Times New Roman" w:hAnsi="Times New Roman"/>
+                <w:color w:val="1E293B"/>
+                <w:sz w:val="20"/>
+                <w:szCs w:val="20"/>
+              </w:rPr>
+              <w:t xml:space="preserve">featureQuery</w:t>
+            </w:r>
+          </w:p>
+        </w:tc>
+        <w:tc>
+          <w:tcPr>
+            <w:tcW w:type="dxa" w:w="1800"/>
+            <w:tcBorders>
+              <w:top w:val="single" w:color="CBD5E1" w:sz="4"/>
+              <w:left w:val="single" w:color="CBD5E1" w:sz="4"/>
+              <w:bottom w:val="single" w:color="CBD5E1" w:sz="4"/>
+              <w:right w:val="single" w:color="CBD5E1" w:sz="4"/>
+            </w:tcBorders>
+            <w:shd w:fill="FFFFFF" w:val="clear"/>
+            <w:tcMar>
+              <w:top w:type="dxa" w:w="100"/>
+              <w:left w:type="dxa" w:w="140"/>
+              <w:bottom w:type="dxa" w:w="100"/>
+              <w:right w:type="dxa" w:w="140"/>
+            </w:tcMar>
+          </w:tcPr>
+          <w:p>
+            <w:pPr>
+              <w:spacing w:after="25" w:before="25" w:line="240"/>
+              <w:jc w:val="left"/>
+            </w:pPr>
+            <w:r>
+              <w:rPr>
+                <w:rFonts w:ascii="Times New Roman" w:cs="Times New Roman" w:eastAsia="Times New Roman" w:hAnsi="Times New Roman"/>
+                <w:color w:val="1E293B"/>
+                <w:sz w:val="20"/>
+                <w:szCs w:val="20"/>
+              </w:rPr>
+              <w:t xml:space="preserve">String</w:t>
+            </w:r>
+          </w:p>
+        </w:tc>
+        <w:tc>
+          <w:tcPr>
+            <w:tcW w:type="dxa" w:w="1400"/>
+            <w:tcBorders>
+              <w:top w:val="single" w:color="CBD5E1" w:sz="4"/>
+              <w:left w:val="single" w:color="CBD5E1" w:sz="4"/>
+              <w:bottom w:val="single" w:color="CBD5E1" w:sz="4"/>
+              <w:right w:val="single" w:color="CBD5E1" w:sz="4"/>
+            </w:tcBorders>
+            <w:shd w:fill="FFFFFF" w:val="clear"/>
+            <w:tcMar>
+              <w:top w:type="dxa" w:w="100"/>
+              <w:left w:type="dxa" w:w="140"/>
+              <w:bottom w:type="dxa" w:w="100"/>
+              <w:right w:type="dxa" w:w="140"/>
+            </w:tcMar>
+          </w:tcPr>
+          <w:p>
+            <w:pPr>
+              <w:spacing w:after="25" w:before="25" w:line="240"/>
+              <w:jc w:val="left"/>
+            </w:pPr>
+            <w:r>
+              <w:rPr>
+                <w:rFonts w:ascii="Times New Roman" w:cs="Times New Roman" w:eastAsia="Times New Roman" w:hAnsi="Times New Roman"/>
+                <w:color w:val="1E293B"/>
+                <w:sz w:val="20"/>
+                <w:szCs w:val="20"/>
+              </w:rPr>
+              <w:t xml:space="preserve">BẮT BUỘC</w:t>
+            </w:r>
+          </w:p>
+        </w:tc>
+        <w:tc>
+          <w:tcPr>
+            <w:tcW w:type="dxa" w:w="3800"/>
+            <w:tcBorders>
+              <w:top w:val="single" w:color="CBD5E1" w:sz="4"/>
+              <w:left w:val="single" w:color="CBD5E1" w:sz="4"/>
+              <w:bottom w:val="single" w:color="CBD5E1" w:sz="4"/>
+              <w:right w:val="single" w:color="CBD5E1" w:sz="4"/>
+            </w:tcBorders>
+            <w:shd w:fill="FFFFFF" w:val="clear"/>
+            <w:tcMar>
+              <w:top w:type="dxa" w:w="100"/>
+              <w:left w:type="dxa" w:w="140"/>
+              <w:bottom w:type="dxa" w:w="100"/>
+              <w:right w:type="dxa" w:w="140"/>
+            </w:tcMar>
+          </w:tcPr>
+          <w:p>
+            <w:pPr>
+              <w:spacing w:after="25" w:before="25" w:line="240"/>
+              <w:jc w:val="left"/>
+            </w:pPr>
+            <w:r>
+              <w:rPr>
+                <w:rFonts w:ascii="Times New Roman" w:cs="Times New Roman" w:eastAsia="Times New Roman" w:hAnsi="Times New Roman"/>
+                <w:color w:val="1E293B"/>
+                <w:sz w:val="20"/>
+                <w:szCs w:val="20"/>
+              </w:rPr>
+              <w:t xml:space="preserve">Câu hỏi yêu cầu hướng dẫn chức năng</w:t>
+            </w:r>
+          </w:p>
+        </w:tc>
+      </w:tr>
+      <w:tr>
+        <w:trPr>
+          <w:cantSplit/>
+        </w:trPr>
+        <w:tc>
+          <w:tcPr>
+            <w:tcW w:type="dxa" w:w="2200"/>
+            <w:tcBorders>
+              <w:top w:val="single" w:color="CBD5E1" w:sz="4"/>
+              <w:left w:val="single" w:color="CBD5E1" w:sz="4"/>
+              <w:bottom w:val="single" w:color="CBD5E1" w:sz="4"/>
+              <w:right w:val="single" w:color="CBD5E1" w:sz="4"/>
+            </w:tcBorders>
+            <w:shd w:fill="F8FAFC" w:val="clear"/>
+            <w:tcMar>
+              <w:top w:type="dxa" w:w="100"/>
+              <w:left w:type="dxa" w:w="140"/>
+              <w:bottom w:type="dxa" w:w="100"/>
+              <w:right w:type="dxa" w:w="140"/>
+            </w:tcMar>
+          </w:tcPr>
+          <w:p>
+            <w:pPr>
+              <w:spacing w:after="25" w:before="25" w:line="240"/>
+              <w:jc w:val="center"/>
+            </w:pPr>
+            <w:r>
+              <w:rPr>
+                <w:rFonts w:ascii="Times New Roman" w:cs="Times New Roman" w:eastAsia="Times New Roman" w:hAnsi="Times New Roman"/>
+                <w:color w:val="1E293B"/>
+                <w:sz w:val="20"/>
+                <w:szCs w:val="20"/>
+              </w:rPr>
+              <w:t xml:space="preserve">confirmation</w:t>
+            </w:r>
+          </w:p>
+        </w:tc>
+        <w:tc>
+          <w:tcPr>
+            <w:tcW w:type="dxa" w:w="1800"/>
+            <w:tcBorders>
+              <w:top w:val="single" w:color="CBD5E1" w:sz="4"/>
+              <w:left w:val="single" w:color="CBD5E1" w:sz="4"/>
+              <w:bottom w:val="single" w:color="CBD5E1" w:sz="4"/>
+              <w:right w:val="single" w:color="CBD5E1" w:sz="4"/>
+            </w:tcBorders>
+            <w:shd w:fill="F8FAFC" w:val="clear"/>
+            <w:tcMar>
+              <w:top w:type="dxa" w:w="100"/>
+              <w:left w:type="dxa" w:w="140"/>
+              <w:bottom w:type="dxa" w:w="100"/>
+              <w:right w:type="dxa" w:w="140"/>
+            </w:tcMar>
+          </w:tcPr>
+          <w:p>
+            <w:pPr>
+              <w:spacing w:after="25" w:before="25" w:line="240"/>
+              <w:jc w:val="left"/>
+            </w:pPr>
+            <w:r>
+              <w:rPr>
+                <w:rFonts w:ascii="Times New Roman" w:cs="Times New Roman" w:eastAsia="Times New Roman" w:hAnsi="Times New Roman"/>
+                <w:color w:val="1E293B"/>
+                <w:sz w:val="20"/>
+                <w:szCs w:val="20"/>
+              </w:rPr>
+              <w:t xml:space="preserve">String / Click</w:t>
+            </w:r>
+          </w:p>
+        </w:tc>
+        <w:tc>
+          <w:tcPr>
+            <w:tcW w:type="dxa" w:w="1400"/>
+            <w:tcBorders>
+              <w:top w:val="single" w:color="CBD5E1" w:sz="4"/>
+              <w:left w:val="single" w:color="CBD5E1" w:sz="4"/>
+              <w:bottom w:val="single" w:color="CBD5E1" w:sz="4"/>
+              <w:right w:val="single" w:color="CBD5E1" w:sz="4"/>
+            </w:tcBorders>
+            <w:shd w:fill="F8FAFC" w:val="clear"/>
+            <w:tcMar>
+              <w:top w:type="dxa" w:w="100"/>
+              <w:left w:type="dxa" w:w="140"/>
+              <w:bottom w:type="dxa" w:w="100"/>
+              <w:right w:type="dxa" w:w="140"/>
+            </w:tcMar>
+          </w:tcPr>
+          <w:p>
+            <w:pPr>
+              <w:spacing w:after="25" w:before="25" w:line="240"/>
+              <w:jc w:val="left"/>
+            </w:pPr>
+            <w:r>
+              <w:rPr>
+                <w:rFonts w:ascii="Times New Roman" w:cs="Times New Roman" w:eastAsia="Times New Roman" w:hAnsi="Times New Roman"/>
+                <w:color w:val="1E293B"/>
+                <w:sz w:val="20"/>
+                <w:szCs w:val="20"/>
+              </w:rPr>
+              <w:t xml:space="preserve">BẮT BUỘC</w:t>
+            </w:r>
+          </w:p>
+        </w:tc>
+        <w:tc>
+          <w:tcPr>
+            <w:tcW w:type="dxa" w:w="3800"/>
+            <w:tcBorders>
+              <w:top w:val="single" w:color="CBD5E1" w:sz="4"/>
+              <w:left w:val="single" w:color="CBD5E1" w:sz="4"/>
+              <w:bottom w:val="single" w:color="CBD5E1" w:sz="4"/>
+              <w:right w:val="single" w:color="CBD5E1" w:sz="4"/>
+            </w:tcBorders>
+            <w:shd w:fill="F8FAFC" w:val="clear"/>
+            <w:tcMar>
+              <w:top w:type="dxa" w:w="100"/>
+              <w:left w:type="dxa" w:w="140"/>
+              <w:bottom w:type="dxa" w:w="100"/>
+              <w:right w:type="dxa" w:w="140"/>
+            </w:tcMar>
+          </w:tcPr>
+          <w:p>
+            <w:pPr>
+              <w:spacing w:after="25" w:before="25" w:line="240"/>
+              <w:jc w:val="left"/>
+            </w:pPr>
+            <w:r>
+              <w:rPr>
+                <w:rFonts w:ascii="Times New Roman" w:cs="Times New Roman" w:eastAsia="Times New Roman" w:hAnsi="Times New Roman"/>
+                <w:color w:val="1E293B"/>
+                <w:sz w:val="20"/>
+                <w:szCs w:val="20"/>
+              </w:rPr>
+              <w:t xml:space="preserve">Bấm nút 'Có' hoặc nói 'Có', 'Đồng ý', 'Bắt đầu', 'OK', 'Yes'</w:t>
+            </w:r>
+          </w:p>
+        </w:tc>
+      </w:tr>
+    </w:tbl>
+    <w:p>
+      <w:pPr>
+        <w:pStyle w:val="Heading3"/>
+        <w:spacing w:after="60" w:before="140"/>
+      </w:pPr>
+      <w:r>
+        <w:rPr>
+          <w:rFonts w:ascii="Times New Roman" w:cs="Times New Roman" w:eastAsia="Times New Roman" w:hAnsi="Times New Roman"/>
+          <w:b/>
+          <w:bCs/>
+          <w:color w:val="D97706"/>
+          <w:sz w:val="24"/>
+          <w:szCs w:val="24"/>
+        </w:rPr>
+        <w:t xml:space="preserve">Luồng Sự Kiện Chính (Step-by-step Main Flow)</w:t>
+      </w:r>
+    </w:p>
+    <w:p>
+      <w:pPr>
+        <w:spacing w:after="60" w:before="50" w:line="260"/>
+        <w:ind w:left="360"/>
+        <w:jc w:val="left"/>
+      </w:pPr>
+      <w:r>
+        <w:rPr>
+          <w:rFonts w:ascii="Times New Roman" w:cs="Times New Roman" w:eastAsia="Times New Roman" w:hAnsi="Times New Roman"/>
+          <w:b/>
+          <w:bCs/>
+          <w:color w:val="003B95"/>
+          <w:sz w:val="22"/>
+          <w:szCs w:val="22"/>
+        </w:rPr>
+        <w:t xml:space="preserve">Bước 1: </w:t>
+      </w:r>
+      <w:r>
+        <w:rPr>
+          <w:rFonts w:ascii="Times New Roman" w:cs="Times New Roman" w:eastAsia="Times New Roman" w:hAnsi="Times New Roman"/>
+          <w:color w:val="1E293B"/>
+          <w:sz w:val="22"/>
+          <w:szCs w:val="22"/>
+        </w:rPr>
+        <w:t xml:space="preserve">Khi nhận câu hỏi về thao tác tính năng, AI giải thích tường tận các bước 1, 2, 3 bằng văn bản Markdown và phát giọng nói tiếng Việt.</w:t>
+      </w:r>
+    </w:p>
+    <w:p>
+      <w:pPr>
+        <w:spacing w:after="60" w:before="50" w:line="260"/>
+        <w:ind w:left="360"/>
+        <w:jc w:val="left"/>
+      </w:pPr>
+      <w:r>
+        <w:rPr>
+          <w:rFonts w:ascii="Times New Roman" w:cs="Times New Roman" w:eastAsia="Times New Roman" w:hAnsi="Times New Roman"/>
+          <w:b/>
+          <w:bCs/>
+          <w:color w:val="003B95"/>
+          <w:sz w:val="22"/>
+          <w:szCs w:val="22"/>
+        </w:rPr>
+        <w:t xml:space="preserve">Bước 2: </w:t>
+      </w:r>
+      <w:r>
+        <w:rPr>
+          <w:rFonts w:ascii="Times New Roman" w:cs="Times New Roman" w:eastAsia="Times New Roman" w:hAnsi="Times New Roman"/>
+          <w:color w:val="1E293B"/>
+          <w:sz w:val="22"/>
+          <w:szCs w:val="22"/>
+        </w:rPr>
+        <w:t xml:space="preserve">Cuối câu trả lời, AI chủ động hỏi: 'Quý Anh/Chị có muốn tôi hướng dẫn thao tác trực tiếp trên màn hình không? Tôi sẽ dẫn đường từng bước cho Anh/Chị.'</w:t>
+      </w:r>
+    </w:p>
+    <w:p>
+      <w:pPr>
+        <w:spacing w:after="60" w:before="50" w:line="260"/>
+        <w:ind w:left="360"/>
+        <w:jc w:val="left"/>
+      </w:pPr>
+      <w:r>
+        <w:rPr>
+          <w:rFonts w:ascii="Times New Roman" w:cs="Times New Roman" w:eastAsia="Times New Roman" w:hAnsi="Times New Roman"/>
+          <w:b/>
+          <w:bCs/>
+          <w:color w:val="003B95"/>
+          <w:sz w:val="22"/>
+          <w:szCs w:val="22"/>
+        </w:rPr>
+        <w:t xml:space="preserve">Bước 3: </w:t>
+      </w:r>
+      <w:r>
+        <w:rPr>
+          <w:rFonts w:ascii="Times New Roman" w:cs="Times New Roman" w:eastAsia="Times New Roman" w:hAnsi="Times New Roman"/>
+          <w:color w:val="1E293B"/>
+          <w:sz w:val="22"/>
+          <w:szCs w:val="22"/>
+        </w:rPr>
+        <w:t xml:space="preserve">Bong bóng chat hiển thị khung Callout vàng hoàng gia với 2 nút hành động: `[👉 Có, hướng dẫn trực tiếp ngay]` và `[Để sau]`.</w:t>
+      </w:r>
+    </w:p>
+    <w:p>
+      <w:pPr>
+        <w:spacing w:after="60" w:before="50" w:line="260"/>
+        <w:ind w:left="360"/>
+        <w:jc w:val="left"/>
+      </w:pPr>
+      <w:r>
+        <w:rPr>
+          <w:rFonts w:ascii="Times New Roman" w:cs="Times New Roman" w:eastAsia="Times New Roman" w:hAnsi="Times New Roman"/>
+          <w:b/>
+          <w:bCs/>
+          <w:color w:val="003B95"/>
+          <w:sz w:val="22"/>
+          <w:szCs w:val="22"/>
+        </w:rPr>
+        <w:t xml:space="preserve">Bước 4: </w:t>
+      </w:r>
+      <w:r>
+        <w:rPr>
+          <w:rFonts w:ascii="Times New Roman" w:cs="Times New Roman" w:eastAsia="Times New Roman" w:hAnsi="Times New Roman"/>
+          <w:color w:val="1E293B"/>
+          <w:sz w:val="22"/>
+          <w:szCs w:val="22"/>
+        </w:rPr>
+        <w:t xml:space="preserve">Người dùng bấm nút 'Có' HOẶC nói khẩu lệnh khẳng định vào Micro ('Có', 'Đồng ý', 'Bắt đầu', 'OK', 'Yes', 'Lái màn hình đi').</w:t>
+      </w:r>
+    </w:p>
+    <w:p>
+      <w:pPr>
+        <w:spacing w:after="60" w:before="50" w:line="260"/>
+        <w:ind w:left="360"/>
+        <w:jc w:val="left"/>
+      </w:pPr>
+      <w:r>
+        <w:rPr>
+          <w:rFonts w:ascii="Times New Roman" w:cs="Times New Roman" w:eastAsia="Times New Roman" w:hAnsi="Times New Roman"/>
+          <w:b/>
+          <w:bCs/>
+          <w:color w:val="003B95"/>
+          <w:sz w:val="22"/>
+          <w:szCs w:val="22"/>
+        </w:rPr>
+        <w:t xml:space="preserve">Bước 5: </w:t>
+      </w:r>
+      <w:r>
+        <w:rPr>
+          <w:rFonts w:ascii="Times New Roman" w:cs="Times New Roman" w:eastAsia="Times New Roman" w:hAnsi="Times New Roman"/>
+          <w:color w:val="1E293B"/>
+          <w:sz w:val="22"/>
+          <w:szCs w:val="22"/>
+        </w:rPr>
+        <w:t xml:space="preserve">Trợ lý AI ghi nhận xác nhận, đóng modal chat, phát câu mở đầu: 'Vâng! Tôi sẽ dẫn đường cho Quý anh/chị... Hãy quan sát màn hình và làm theo giọng nói nhé!'.</w:t>
+      </w:r>
+    </w:p>
+    <w:p>
+      <w:pPr>
+        <w:spacing w:after="60" w:before="50" w:line="260"/>
+        <w:ind w:left="360"/>
+        <w:jc w:val="left"/>
+      </w:pPr>
+      <w:r>
+        <w:rPr>
+          <w:rFonts w:ascii="Times New Roman" w:cs="Times New Roman" w:eastAsia="Times New Roman" w:hAnsi="Times New Roman"/>
+          <w:b/>
+          <w:bCs/>
+          <w:color w:val="003B95"/>
+          <w:sz w:val="22"/>
+          <w:szCs w:val="22"/>
+        </w:rPr>
+        <w:t xml:space="preserve">Bước 6: </w:t>
+      </w:r>
+      <w:r>
+        <w:rPr>
+          <w:rFonts w:ascii="Times New Roman" w:cs="Times New Roman" w:eastAsia="Times New Roman" w:hAnsi="Times New Roman"/>
+          <w:color w:val="1E293B"/>
+          <w:sz w:val="22"/>
+          <w:szCs w:val="22"/>
+        </w:rPr>
+        <w:t xml:space="preserve">Trình duyệt tự động chuyển hướng URL đến đúng trang đích (`navigate({ to: route })`).</w:t>
+      </w:r>
+    </w:p>
+    <w:p>
+      <w:pPr>
+        <w:spacing w:after="60" w:before="50" w:line="260"/>
+        <w:ind w:left="360"/>
+        <w:jc w:val="left"/>
+      </w:pPr>
+      <w:r>
+        <w:rPr>
+          <w:rFonts w:ascii="Times New Roman" w:cs="Times New Roman" w:eastAsia="Times New Roman" w:hAnsi="Times New Roman"/>
+          <w:b/>
+          <w:bCs/>
+          <w:color w:val="003B95"/>
+          <w:sz w:val="22"/>
+          <w:szCs w:val="22"/>
+        </w:rPr>
+        <w:t xml:space="preserve">Bước 7: </w:t>
+      </w:r>
+      <w:r>
+        <w:rPr>
+          <w:rFonts w:ascii="Times New Roman" w:cs="Times New Roman" w:eastAsia="Times New Roman" w:hAnsi="Times New Roman"/>
+          <w:color w:val="1E293B"/>
+          <w:sz w:val="22"/>
+          <w:szCs w:val="22"/>
+        </w:rPr>
+        <w:t xml:space="preserve">Kích hoạt lớp phủ Voice GPS HUD Overlay: Toàn màn hình tối mờ, chiếu Spotlight viền vàng nhấp nháy khoanh vùng chính xác nút bấm cần chạm.</w:t>
+      </w:r>
+    </w:p>
+    <w:p>
+      <w:pPr>
+        <w:spacing w:after="60" w:before="50" w:line="260"/>
+        <w:ind w:left="360"/>
+        <w:jc w:val="left"/>
+      </w:pPr>
+      <w:r>
+        <w:rPr>
+          <w:rFonts w:ascii="Times New Roman" w:cs="Times New Roman" w:eastAsia="Times New Roman" w:hAnsi="Times New Roman"/>
+          <w:b/>
+          <w:bCs/>
+          <w:color w:val="003B95"/>
+          <w:sz w:val="22"/>
+          <w:szCs w:val="22"/>
+        </w:rPr>
+        <w:t xml:space="preserve">Bước 8: </w:t>
+      </w:r>
+      <w:r>
+        <w:rPr>
+          <w:rFonts w:ascii="Times New Roman" w:cs="Times New Roman" w:eastAsia="Times New Roman" w:hAnsi="Times New Roman"/>
+          <w:color w:val="1E293B"/>
+          <w:sz w:val="22"/>
+          <w:szCs w:val="22"/>
+        </w:rPr>
+        <w:t xml:space="preserve">Thanh chỉ dẫn HUD nổi hiển thị biểu tượng cử chỉ (👆 Chạm, 📸 Quét, ↔️ Vuốt), Vị trí chạm, Mô tả hành động và phát âm thanh thuyết minh từng bước cho đến khi hoàn thành toàn bộ lộ trình.</w:t>
+      </w:r>
+    </w:p>
+    <w:p>
+      <w:pPr>
+        <w:pStyle w:val="Heading3"/>
+        <w:spacing w:after="60" w:before="140"/>
+      </w:pPr>
+      <w:r>
+        <w:rPr>
+          <w:rFonts w:ascii="Times New Roman" w:cs="Times New Roman" w:eastAsia="Times New Roman" w:hAnsi="Times New Roman"/>
+          <w:b/>
+          <w:bCs/>
+          <w:color w:val="D97706"/>
+          <w:sz w:val="24"/>
+          <w:szCs w:val="24"/>
+        </w:rPr>
+        <w:t xml:space="preserve">Luồng Rẽ Nhánh / Thay Thế (Alternative Flows)</w:t>
+      </w:r>
+    </w:p>
+    <w:p>
+      <w:pPr>
+        <w:spacing w:after="60" w:before="50" w:line="260"/>
+        <w:ind w:left="360"/>
+        <w:jc w:val="left"/>
+      </w:pPr>
+      <w:r>
+        <w:rPr>
+          <w:rFonts w:ascii="Times New Roman" w:cs="Times New Roman" w:eastAsia="Times New Roman" w:hAnsi="Times New Roman"/>
+          <w:color w:val="1E293B"/>
+          <w:sz w:val="22"/>
+          <w:szCs w:val="22"/>
+        </w:rPr>
+        <w:t xml:space="preserve">Bước A1: Người dùng bấm '[Để sau]' hoặc nói 'Không' -&gt; Giữ nguyên màn hình hiện tại, không chuyển trang đột ngột.</w:t>
+      </w:r>
+    </w:p>
+    <w:p>
+      <w:pPr>
+        <w:pStyle w:val="Heading3"/>
+        <w:spacing w:after="60" w:before="140"/>
+      </w:pPr>
+      <w:r>
+        <w:rPr>
+          <w:rFonts w:ascii="Times New Roman" w:cs="Times New Roman" w:eastAsia="Times New Roman" w:hAnsi="Times New Roman"/>
+          <w:b/>
+          <w:bCs/>
+          <w:color w:val="D97706"/>
+          <w:sz w:val="24"/>
+          <w:szCs w:val="24"/>
+        </w:rPr>
+        <w:t xml:space="preserve">Luồng Ngoại Lệ &amp; Xử Lý Lỗi (Exception Flows)</w:t>
+      </w:r>
+    </w:p>
+    <w:p>
+      <w:pPr>
+        <w:spacing w:after="60" w:before="50" w:line="260"/>
+        <w:ind w:left="360"/>
+        <w:jc w:val="left"/>
+      </w:pPr>
+      <w:r>
+        <w:rPr>
+          <w:rFonts w:ascii="Times New Roman" w:cs="Times New Roman" w:eastAsia="Times New Roman" w:hAnsi="Times New Roman"/>
+          <w:color w:val="991B1B"/>
+          <w:sz w:val="22"/>
+          <w:szCs w:val="22"/>
+        </w:rPr>
+        <w:t xml:space="preserve">Bước E1: Phần tử đích trên màn hình chưa kịp tải xong -&gt; Bộ điều khiển tự động quan sát DOM qua MutationObserver, gắn Spotlight ngay khi phần tử xuất hiện.</w:t>
       </w:r>
     </w:p>
     <w:p>
